--- a/_manuscript/index.docx
+++ b/_manuscript/index.docx
@@ -158,30 +158,7 @@
         <w:t xml:space="preserve"> </w:t>
       </w:r>
       <w:r>
-        <w:t xml:space="preserve">(</w:t>
-      </w:r>
-      <w:r>
-        <w:rPr>
-          <w:b/>
-          <w:bCs/>
-        </w:rPr>
-        <w:t xml:space="preserve">deborahdowellTreatmentOpioidUse2024?</w:t>
-      </w:r>
-      <w:r>
-        <w:t xml:space="preserve">;</w:t>
-      </w:r>
-      <w:r>
-        <w:t xml:space="preserve"> </w:t>
-      </w:r>
-      <w:r>
-        <w:rPr>
-          <w:b/>
-          <w:bCs/>
-        </w:rPr>
-        <w:t xml:space="preserve">novakBehavioralHealthTreatment2019?</w:t>
-      </w:r>
-      <w:r>
-        <w:t xml:space="preserve">)</w:t>
+        <w:t xml:space="preserve">(Dowell et al., 2024; Novak et al., 2019)</w:t>
       </w:r>
       <w:r>
         <w:t xml:space="preserve">.</w:t>
@@ -210,17 +187,7 @@
         <w:t xml:space="preserve"> </w:t>
       </w:r>
       <w:r>
-        <w:t xml:space="preserve">(</w:t>
-      </w:r>
-      <w:r>
-        <w:rPr>
-          <w:b/>
-          <w:bCs/>
-        </w:rPr>
-        <w:t xml:space="preserve">gryczynskiLeavingBuprenorphineTreatment2014a?</w:t>
-      </w:r>
-      <w:r>
-        <w:t xml:space="preserve">)</w:t>
+        <w:t xml:space="preserve">(Gryczynski et al., 2014)</w:t>
       </w:r>
       <w:r>
         <w:t xml:space="preserve">. Lapses back to substance use and relapse (i.e., a full return to problematic use) are common, particularly in the absence of continued treatment engagement and recovery support. Importantly, relapse rates for OUD are comparable to symptom recurrence rates in other chronic conditions (e.g., type I diabetes, hypertension, asthma) when medication adherence and follow-up care are inconsistent. Thus, the recurrence of symptoms is not unique to OUD but instead reflects the challenges of managing any chronic condition without adequate continuing care.</w:t>
@@ -273,30 +240,7 @@
         <w:t xml:space="preserve"> </w:t>
       </w:r>
       <w:r>
-        <w:t xml:space="preserve">(</w:t>
-      </w:r>
-      <w:r>
-        <w:rPr>
-          <w:b/>
-          <w:bCs/>
-        </w:rPr>
-        <w:t xml:space="preserve">skolnickSyntheticOpioidsHave2024?</w:t>
-      </w:r>
-      <w:r>
-        <w:t xml:space="preserve">;</w:t>
-      </w:r>
-      <w:r>
-        <w:t xml:space="preserve"> </w:t>
-      </w:r>
-      <w:r>
-        <w:rPr>
-          <w:b/>
-          <w:bCs/>
-        </w:rPr>
-        <w:t xml:space="preserve">strangLossToleranceOverdose2003?</w:t>
-      </w:r>
-      <w:r>
-        <w:t xml:space="preserve">)</w:t>
+        <w:t xml:space="preserve">(Skolnick et al., 2024; Strang et al., 2003)</w:t>
       </w:r>
       <w:r>
         <w:t xml:space="preserve">. Identifying vulnerable periods of high lapse risk and contextualizing that risk (i.e.,</w:t>
@@ -434,17 +378,7 @@
         <w:t xml:space="preserve"> </w:t>
       </w:r>
       <w:r>
-        <w:t xml:space="preserve">(</w:t>
-      </w:r>
-      <w:r>
-        <w:rPr>
-          <w:b/>
-          <w:bCs/>
-        </w:rPr>
-        <w:t xml:space="preserve">rajkomarEnsuringFairnessMachine2018a?</w:t>
-      </w:r>
-      <w:r>
-        <w:t xml:space="preserve">)</w:t>
+        <w:t xml:space="preserve">Rajkomar et al. (2018)</w:t>
       </w:r>
       <w:r>
         <w:t xml:space="preserve">) could help mitigate pervasive discrepancies in the negative outcomes from OUD across certain subgroups. Because the system is automated, it could be implemented at relatively low‑cost and high scalability. Stigma‑related barriers may be reduced through delivery via a smartphone app that individuals can choose to use privately (e.g., without the awareness of family members or medical providers). Similarly, individuals living in geographically underserved areas or experiencing mobility constraints could independently monitor their risk from home.</w:t>
@@ -1174,17 +1108,7 @@
         <w:t xml:space="preserve"> </w:t>
       </w:r>
       <w:r>
-        <w:t xml:space="preserve">(</w:t>
-      </w:r>
-      <w:r>
-        <w:rPr>
-          <w:b/>
-          <w:bCs/>
-        </w:rPr>
-        <w:t xml:space="preserve">dormannCalibrationProbabilityPredictions2020?</w:t>
-      </w:r>
-      <w:r>
-        <w:t xml:space="preserve">)</w:t>
+        <w:t xml:space="preserve">(Dormann, 2020)</w:t>
       </w:r>
       <w:r>
         <w:t xml:space="preserve">. For example, a well-calibrated model that assigns a 30% lapse risk prediction should observe lapses in approximately 30% of such cases. We used Platt scaling to calibrate our final full model’s raw probabilities from the 5 held-out folds</w:t>
@@ -6191,17 +6115,7 @@
         <w:t xml:space="preserve"> </w:t>
       </w:r>
       <w:r>
-        <w:t xml:space="preserve">(</w:t>
-      </w:r>
-      <w:r>
-        <w:rPr>
-          <w:b/>
-          <w:bCs/>
-        </w:rPr>
-        <w:t xml:space="preserve">bolivarContingencyManagementPatients2021?</w:t>
-      </w:r>
-      <w:r>
-        <w:t xml:space="preserve">)</w:t>
+        <w:t xml:space="preserve">(Bolívar et al., 2021)</w:t>
       </w:r>
       <w:r>
         <w:t xml:space="preserve">. However, participants received no additional direct benefit beyond financial compensation. In real-world implementations, individuals may be more motivated to share data if doing so enables personalized recovery support as providing ongoing compensation, regardless of proven benefits seen in clinical practice, would likely be prohibitive at-scale.</w:t>
@@ -6272,7 +6186,7 @@
     </w:p>
     <w:bookmarkEnd w:id="74"/>
     <w:bookmarkEnd w:id="75"/>
-    <w:bookmarkStart w:id="169" w:name="references"/>
+    <w:bookmarkStart w:id="185" w:name="references"/>
     <w:p>
       <w:pPr>
         <w:pStyle w:val="Heading1"/>
@@ -6281,7 +6195,7 @@
         <w:t xml:space="preserve">References</w:t>
       </w:r>
     </w:p>
-    <w:bookmarkStart w:id="168" w:name="refs"/>
+    <w:bookmarkStart w:id="184" w:name="refs"/>
     <w:bookmarkStart w:id="76" w:name="Xa6cc3d705527cff91ec886314240e7a8b04e8dd"/>
     <w:p>
       <w:pPr>
@@ -6319,12 +6233,113 @@
       </w:r>
     </w:p>
     <w:bookmarkEnd w:id="76"/>
-    <w:bookmarkStart w:id="78" w:name="ref-chtc"/>
+    <w:bookmarkStart w:id="78" w:name="Xa2783e01b74cc82fbd64a60d68d8867046112c3"/>
     <w:p>
       <w:pPr>
         <w:pStyle w:val="Bibliography"/>
       </w:pPr>
       <w:r>
+        <w:t xml:space="preserve">Bolívar, H. A., Klemperer, E. M., Coleman, S. R. M., DeSarno, M., Skelly, J. M., &amp; Higgins, S. T. (2021). Contingency</w:t>
+      </w:r>
+      <w:r>
+        <w:t xml:space="preserve"> </w:t>
+      </w:r>
+      <w:r>
+        <w:t xml:space="preserve">Management</w:t>
+      </w:r>
+      <w:r>
+        <w:t xml:space="preserve"> </w:t>
+      </w:r>
+      <w:r>
+        <w:t xml:space="preserve">for</w:t>
+      </w:r>
+      <w:r>
+        <w:t xml:space="preserve"> </w:t>
+      </w:r>
+      <w:r>
+        <w:t xml:space="preserve">Patients Receiving Medication</w:t>
+      </w:r>
+      <w:r>
+        <w:t xml:space="preserve"> </w:t>
+      </w:r>
+      <w:r>
+        <w:t xml:space="preserve">for</w:t>
+      </w:r>
+      <w:r>
+        <w:t xml:space="preserve"> </w:t>
+      </w:r>
+      <w:r>
+        <w:t xml:space="preserve">Opioid Use Disorder</w:t>
+      </w:r>
+      <w:r>
+        <w:t xml:space="preserve">:</w:t>
+      </w:r>
+      <w:r>
+        <w:t xml:space="preserve"> </w:t>
+      </w:r>
+      <w:r>
+        <w:t xml:space="preserve">A Systematic Review</w:t>
+      </w:r>
+      <w:r>
+        <w:t xml:space="preserve"> </w:t>
+      </w:r>
+      <w:r>
+        <w:t xml:space="preserve">and</w:t>
+      </w:r>
+      <w:r>
+        <w:t xml:space="preserve"> </w:t>
+      </w:r>
+      <w:r>
+        <w:t xml:space="preserve">Meta-analysis</w:t>
+      </w:r>
+      <w:r>
+        <w:t xml:space="preserve">.</w:t>
+      </w:r>
+      <w:r>
+        <w:t xml:space="preserve"> </w:t>
+      </w:r>
+      <w:r>
+        <w:rPr>
+          <w:i/>
+          <w:iCs/>
+        </w:rPr>
+        <w:t xml:space="preserve">JAMA Psychiatry</w:t>
+      </w:r>
+      <w:r>
+        <w:t xml:space="preserve">,</w:t>
+      </w:r>
+      <w:r>
+        <w:t xml:space="preserve"> </w:t>
+      </w:r>
+      <w:r>
+        <w:rPr>
+          <w:i/>
+          <w:iCs/>
+        </w:rPr>
+        <w:t xml:space="preserve">78</w:t>
+      </w:r>
+      <w:r>
+        <w:t xml:space="preserve">(10), 1092–1102.</w:t>
+      </w:r>
+      <w:r>
+        <w:t xml:space="preserve"> </w:t>
+      </w:r>
+      <w:hyperlink r:id="rId77">
+        <w:r>
+          <w:rPr>
+            <w:rStyle w:val="Hyperlink"/>
+          </w:rPr>
+          <w:t xml:space="preserve">https://doi.org/10.1001/jamapsychiatry.2021.1969</w:t>
+        </w:r>
+      </w:hyperlink>
+    </w:p>
+    <w:bookmarkEnd w:id="78"/>
+    <w:bookmarkStart w:id="80" w:name="ref-chtc"/>
+    <w:p>
+      <w:pPr>
+        <w:pStyle w:val="Bibliography"/>
+      </w:pPr>
+      <w:r>
         <w:t xml:space="preserve">Center for High Throughput Computing. (2006).</w:t>
       </w:r>
       <w:r>
@@ -6343,7 +6358,7 @@
       <w:r>
         <w:t xml:space="preserve"> </w:t>
       </w:r>
-      <w:hyperlink r:id="rId77">
+      <w:hyperlink r:id="rId79">
         <w:r>
           <w:rPr>
             <w:rStyle w:val="Hyperlink"/>
@@ -6352,8 +6367,8 @@
         </w:r>
       </w:hyperlink>
     </w:p>
-    <w:bookmarkEnd w:id="78"/>
-    <w:bookmarkStart w:id="80" w:name="ref-choiTreatmentUsePerceived2014"/>
+    <w:bookmarkEnd w:id="80"/>
+    <w:bookmarkStart w:id="82" w:name="ref-choiTreatmentUsePerceived2014"/>
     <w:p>
       <w:pPr>
         <w:pStyle w:val="Bibliography"/>
@@ -6390,7 +6405,7 @@
       <w:r>
         <w:t xml:space="preserve"> </w:t>
       </w:r>
-      <w:hyperlink r:id="rId79">
+      <w:hyperlink r:id="rId81">
         <w:r>
           <w:rPr>
             <w:rStyle w:val="Hyperlink"/>
@@ -6399,8 +6414,8 @@
         </w:r>
       </w:hyperlink>
     </w:p>
-    <w:bookmarkEnd w:id="80"/>
-    <w:bookmarkStart w:id="82" w:name="ref-collinsTRIPODAIStatementUpdated2024"/>
+    <w:bookmarkEnd w:id="82"/>
+    <w:bookmarkStart w:id="84" w:name="ref-collinsTRIPODAIStatementUpdated2024"/>
     <w:p>
       <w:pPr>
         <w:pStyle w:val="Bibliography"/>
@@ -6455,7 +6470,7 @@
       <w:r>
         <w:t xml:space="preserve"> </w:t>
       </w:r>
-      <w:hyperlink r:id="rId81">
+      <w:hyperlink r:id="rId83">
         <w:r>
           <w:rPr>
             <w:rStyle w:val="Hyperlink"/>
@@ -6464,8 +6479,8 @@
         </w:r>
       </w:hyperlink>
     </w:p>
-    <w:bookmarkEnd w:id="82"/>
-    <w:bookmarkStart w:id="84" w:name="ref-dennisManagingAddictionChronic2007"/>
+    <w:bookmarkEnd w:id="84"/>
+    <w:bookmarkStart w:id="86" w:name="ref-dennisManagingAddictionChronic2007"/>
     <w:p>
       <w:pPr>
         <w:pStyle w:val="Bibliography"/>
@@ -6476,7 +6491,7 @@
       <w:r>
         <w:t xml:space="preserve"> </w:t>
       </w:r>
-      <w:hyperlink r:id="rId83">
+      <w:hyperlink r:id="rId85">
         <w:r>
           <w:rPr>
             <w:rStyle w:val="Hyperlink"/>
@@ -6550,13 +6565,137 @@
         <w:t xml:space="preserve">(1), 45–55.</w:t>
       </w:r>
     </w:p>
-    <w:bookmarkEnd w:id="84"/>
-    <w:bookmarkStart w:id="85" w:name="X5df69cab398edda98b0028d1d2ef3313da2d6d1"/>
+    <w:bookmarkEnd w:id="86"/>
+    <w:bookmarkStart w:id="88" w:name="Xd9666037eeab86394cda3df1ab243232c191db9"/>
     <w:p>
       <w:pPr>
         <w:pStyle w:val="Bibliography"/>
       </w:pPr>
       <w:r>
+        <w:t xml:space="preserve">Dormann, C. (2020). Calibration of probability predictions from machine-learning and statistical models.</w:t>
+      </w:r>
+      <w:r>
+        <w:t xml:space="preserve"> </w:t>
+      </w:r>
+      <w:r>
+        <w:rPr>
+          <w:i/>
+          <w:iCs/>
+        </w:rPr>
+        <w:t xml:space="preserve">Global Ecology and Biogeography</w:t>
+      </w:r>
+      <w:r>
+        <w:t xml:space="preserve">,</w:t>
+      </w:r>
+      <w:r>
+        <w:t xml:space="preserve"> </w:t>
+      </w:r>
+      <w:r>
+        <w:rPr>
+          <w:i/>
+          <w:iCs/>
+        </w:rPr>
+        <w:t xml:space="preserve">29</w:t>
+      </w:r>
+      <w:r>
+        <w:t xml:space="preserve">, 760–765.</w:t>
+      </w:r>
+      <w:r>
+        <w:t xml:space="preserve"> </w:t>
+      </w:r>
+      <w:hyperlink r:id="rId87">
+        <w:r>
+          <w:rPr>
+            <w:rStyle w:val="Hyperlink"/>
+          </w:rPr>
+          <w:t xml:space="preserve">https://doi.org/10.1111/geb.13070</w:t>
+        </w:r>
+      </w:hyperlink>
+    </w:p>
+    <w:bookmarkEnd w:id="88"/>
+    <w:bookmarkStart w:id="90" w:name="ref-dowellTreatmentOpioidUse2024"/>
+    <w:p>
+      <w:pPr>
+        <w:pStyle w:val="Bibliography"/>
+      </w:pPr>
+      <w:r>
+        <w:t xml:space="preserve">Dowell, D., Brown, S., Gyawali, S., Hoenig, J., Ko, J., Mikosz, C., Ussery, E., Baldwin, G., Jones, C. M., Olsen, Y., Tomoyasu, N., Han, B., Compton, W. M., &amp; Volkow, N. D. (2024). Treatment for</w:t>
+      </w:r>
+      <w:r>
+        <w:t xml:space="preserve"> </w:t>
+      </w:r>
+      <w:r>
+        <w:t xml:space="preserve">Opioid Use Disorder</w:t>
+      </w:r>
+      <w:r>
+        <w:t xml:space="preserve">:</w:t>
+      </w:r>
+      <w:r>
+        <w:t xml:space="preserve"> </w:t>
+      </w:r>
+      <w:r>
+        <w:t xml:space="preserve">Population Estimates</w:t>
+      </w:r>
+      <w:r>
+        <w:t xml:space="preserve"> </w:t>
+      </w:r>
+      <w:r>
+        <w:t xml:space="preserve">-</w:t>
+      </w:r>
+      <w:r>
+        <w:t xml:space="preserve"> </w:t>
+      </w:r>
+      <w:r>
+        <w:t xml:space="preserve">United States</w:t>
+      </w:r>
+      <w:r>
+        <w:t xml:space="preserve">, 2022.</w:t>
+      </w:r>
+      <w:r>
+        <w:t xml:space="preserve"> </w:t>
+      </w:r>
+      <w:r>
+        <w:rPr>
+          <w:i/>
+          <w:iCs/>
+        </w:rPr>
+        <w:t xml:space="preserve">MMWR. Morbidity and Mortality Weekly Report</w:t>
+      </w:r>
+      <w:r>
+        <w:t xml:space="preserve">,</w:t>
+      </w:r>
+      <w:r>
+        <w:t xml:space="preserve"> </w:t>
+      </w:r>
+      <w:r>
+        <w:rPr>
+          <w:i/>
+          <w:iCs/>
+        </w:rPr>
+        <w:t xml:space="preserve">73</w:t>
+      </w:r>
+      <w:r>
+        <w:t xml:space="preserve">(25), 567–574.</w:t>
+      </w:r>
+      <w:r>
+        <w:t xml:space="preserve"> </w:t>
+      </w:r>
+      <w:hyperlink r:id="rId89">
+        <w:r>
+          <w:rPr>
+            <w:rStyle w:val="Hyperlink"/>
+          </w:rPr>
+          <w:t xml:space="preserve">https://doi.org/10.15585/mmwr.mm7325a1</w:t>
+        </w:r>
+      </w:hyperlink>
+    </w:p>
+    <w:bookmarkEnd w:id="90"/>
+    <w:bookmarkStart w:id="91" w:name="X5df69cab398edda98b0028d1d2ef3313da2d6d1"/>
+    <w:p>
+      <w:pPr>
+        <w:pStyle w:val="Bibliography"/>
+      </w:pPr>
+      <w:r>
         <w:t xml:space="preserve">Economic Research Service US Department of Agriculture. (n.d.).</w:t>
       </w:r>
       <w:r>
@@ -6629,8 +6768,8 @@
         <w:t xml:space="preserve">. https://www.ers.usda.gov/data-products/rural-urban-commuting-area-codes/users-guide.</w:t>
       </w:r>
     </w:p>
-    <w:bookmarkEnd w:id="85"/>
-    <w:bookmarkStart w:id="87" w:name="ref-epsteinPredictionStressDrug2020"/>
+    <w:bookmarkEnd w:id="91"/>
+    <w:bookmarkStart w:id="93" w:name="ref-epsteinPredictionStressDrug2020"/>
     <w:p>
       <w:pPr>
         <w:pStyle w:val="Bibliography"/>
@@ -6679,7 +6818,7 @@
       <w:r>
         <w:t xml:space="preserve"> </w:t>
       </w:r>
-      <w:hyperlink r:id="rId86">
+      <w:hyperlink r:id="rId92">
         <w:r>
           <w:rPr>
             <w:rStyle w:val="Hyperlink"/>
@@ -6688,8 +6827,8 @@
         </w:r>
       </w:hyperlink>
     </w:p>
-    <w:bookmarkEnd w:id="87"/>
-    <w:bookmarkStart w:id="89" w:name="ref-florenceEconomicBurdenOpioid2021"/>
+    <w:bookmarkEnd w:id="93"/>
+    <w:bookmarkStart w:id="95" w:name="ref-florenceEconomicBurdenOpioid2021"/>
     <w:p>
       <w:pPr>
         <w:pStyle w:val="Bibliography"/>
@@ -6735,7 +6874,7 @@
       <w:r>
         <w:t xml:space="preserve"> </w:t>
       </w:r>
-      <w:hyperlink r:id="rId88">
+      <w:hyperlink r:id="rId94">
         <w:r>
           <w:rPr>
             <w:rStyle w:val="Hyperlink"/>
@@ -6744,8 +6883,8 @@
         </w:r>
       </w:hyperlink>
     </w:p>
-    <w:bookmarkEnd w:id="89"/>
-    <w:bookmarkStart w:id="91" w:name="ref-freitagVariationsSubstanceUse2021"/>
+    <w:bookmarkEnd w:id="95"/>
+    <w:bookmarkStart w:id="97" w:name="ref-freitagVariationsSubstanceUse2021"/>
     <w:p>
       <w:pPr>
         <w:pStyle w:val="Bibliography"/>
@@ -6821,7 +6960,7 @@
       <w:r>
         <w:t xml:space="preserve"> </w:t>
       </w:r>
-      <w:hyperlink r:id="rId90">
+      <w:hyperlink r:id="rId96">
         <w:r>
           <w:rPr>
             <w:rStyle w:val="Hyperlink"/>
@@ -6830,8 +6969,8 @@
         </w:r>
       </w:hyperlink>
     </w:p>
-    <w:bookmarkEnd w:id="91"/>
-    <w:bookmarkStart w:id="92" w:name="ref-goodrichRstanarmBayesianApplied2023"/>
+    <w:bookmarkEnd w:id="97"/>
+    <w:bookmarkStart w:id="98" w:name="ref-goodrichRstanarmBayesianApplied2023"/>
     <w:p>
       <w:pPr>
         <w:pStyle w:val="Bibliography"/>
@@ -6895,8 +7034,8 @@
         <w:t xml:space="preserve">.</w:t>
       </w:r>
     </w:p>
-    <w:bookmarkEnd w:id="92"/>
-    <w:bookmarkStart w:id="94" w:name="Xa203ab3abd150ead1a7854a9fa5726c8a273f52"/>
+    <w:bookmarkEnd w:id="98"/>
+    <w:bookmarkStart w:id="100" w:name="Xa203ab3abd150ead1a7854a9fa5726c8a273f52"/>
     <w:p>
       <w:pPr>
         <w:pStyle w:val="Bibliography"/>
@@ -6945,7 +7084,7 @@
       <w:r>
         <w:t xml:space="preserve"> </w:t>
       </w:r>
-      <w:hyperlink r:id="rId93">
+      <w:hyperlink r:id="rId99">
         <w:r>
           <w:rPr>
             <w:rStyle w:val="Hyperlink"/>
@@ -6954,8 +7093,8 @@
         </w:r>
       </w:hyperlink>
     </w:p>
-    <w:bookmarkEnd w:id="94"/>
-    <w:bookmarkStart w:id="95" w:name="ref-grovesPrinciplesGNSSInertial2013"/>
+    <w:bookmarkEnd w:id="100"/>
+    <w:bookmarkStart w:id="101" w:name="ref-grovesPrinciplesGNSSInertial2013"/>
     <w:p>
       <w:pPr>
         <w:pStyle w:val="Bibliography"/>
@@ -7054,13 +7193,111 @@
         <w:t xml:space="preserve">.</w:t>
       </w:r>
     </w:p>
-    <w:bookmarkEnd w:id="95"/>
-    <w:bookmarkStart w:id="97" w:name="X6b4ed3beef40dcba9764db2c38b474dc4669eb8"/>
+    <w:bookmarkEnd w:id="101"/>
+    <w:bookmarkStart w:id="103" w:name="Xab8b1e00fc4d375f9004b963a8a1337eeee06ab"/>
     <w:p>
       <w:pPr>
         <w:pStyle w:val="Bibliography"/>
       </w:pPr>
       <w:r>
+        <w:t xml:space="preserve">Gryczynski, J., Mitchell, S. G., Jaffe, J. H., O’Grady, K. E., Olsen, Y. K., &amp; Schwartz, R. P. (2014). Leaving</w:t>
+      </w:r>
+      <w:r>
+        <w:t xml:space="preserve"> </w:t>
+      </w:r>
+      <w:r>
+        <w:t xml:space="preserve">Buprenorphine Treatment</w:t>
+      </w:r>
+      <w:r>
+        <w:t xml:space="preserve">:</w:t>
+      </w:r>
+      <w:r>
+        <w:t xml:space="preserve"> </w:t>
+      </w:r>
+      <w:r>
+        <w:t xml:space="preserve">Patients</w:t>
+      </w:r>
+      <w:r>
+        <w:t xml:space="preserve">’</w:t>
+      </w:r>
+      <w:r>
+        <w:t xml:space="preserve"> </w:t>
+      </w:r>
+      <w:r>
+        <w:t xml:space="preserve">Reasons</w:t>
+      </w:r>
+      <w:r>
+        <w:t xml:space="preserve"> </w:t>
+      </w:r>
+      <w:r>
+        <w:t xml:space="preserve">for</w:t>
+      </w:r>
+      <w:r>
+        <w:t xml:space="preserve"> </w:t>
+      </w:r>
+      <w:r>
+        <w:t xml:space="preserve">Cessation</w:t>
+      </w:r>
+      <w:r>
+        <w:t xml:space="preserve"> </w:t>
+      </w:r>
+      <w:r>
+        <w:t xml:space="preserve">of</w:t>
+      </w:r>
+      <w:r>
+        <w:t xml:space="preserve"> </w:t>
+      </w:r>
+      <w:r>
+        <w:t xml:space="preserve">Care</w:t>
+      </w:r>
+      <w:r>
+        <w:t xml:space="preserve">.</w:t>
+      </w:r>
+      <w:r>
+        <w:t xml:space="preserve"> </w:t>
+      </w:r>
+      <w:r>
+        <w:rPr>
+          <w:i/>
+          <w:iCs/>
+        </w:rPr>
+        <w:t xml:space="preserve">Journal of Substance Abuse Treatment</w:t>
+      </w:r>
+      <w:r>
+        <w:t xml:space="preserve">,</w:t>
+      </w:r>
+      <w:r>
+        <w:t xml:space="preserve"> </w:t>
+      </w:r>
+      <w:r>
+        <w:rPr>
+          <w:i/>
+          <w:iCs/>
+        </w:rPr>
+        <w:t xml:space="preserve">46</w:t>
+      </w:r>
+      <w:r>
+        <w:t xml:space="preserve">(3), 356–361.</w:t>
+      </w:r>
+      <w:r>
+        <w:t xml:space="preserve"> </w:t>
+      </w:r>
+      <w:hyperlink r:id="rId102">
+        <w:r>
+          <w:rPr>
+            <w:rStyle w:val="Hyperlink"/>
+          </w:rPr>
+          <w:t xml:space="preserve">https://doi.org/10.1016/j.jsat.2013.10.004</w:t>
+        </w:r>
+      </w:hyperlink>
+    </w:p>
+    <w:bookmarkEnd w:id="103"/>
+    <w:bookmarkStart w:id="105" w:name="X6b4ed3beef40dcba9764db2c38b474dc4669eb8"/>
+    <w:p>
+      <w:pPr>
+        <w:pStyle w:val="Bibliography"/>
+      </w:pPr>
+      <w:r>
         <w:t xml:space="preserve">Guerrero, E. G., Marsh, J. C., Khachikian, T., Amaro, H., &amp; Vega, W. A. (2013). Disparities in</w:t>
       </w:r>
       <w:r>
@@ -7116,7 +7353,7 @@
       <w:r>
         <w:t xml:space="preserve"> </w:t>
       </w:r>
-      <w:hyperlink r:id="rId96">
+      <w:hyperlink r:id="rId104">
         <w:r>
           <w:rPr>
             <w:rStyle w:val="Hyperlink"/>
@@ -7125,8 +7362,8 @@
         </w:r>
       </w:hyperlink>
     </w:p>
-    <w:bookmarkEnd w:id="97"/>
-    <w:bookmarkStart w:id="99" w:name="X805b64c6cb0e2e29672f0738918e5324c4e18a1"/>
+    <w:bookmarkEnd w:id="105"/>
+    <w:bookmarkStart w:id="107" w:name="X805b64c6cb0e2e29672f0738918e5324c4e18a1"/>
     <w:p>
       <w:pPr>
         <w:pStyle w:val="Bibliography"/>
@@ -7163,7 +7400,7 @@
       <w:r>
         <w:t xml:space="preserve"> </w:t>
       </w:r>
-      <w:hyperlink r:id="rId98">
+      <w:hyperlink r:id="rId106">
         <w:r>
           <w:rPr>
             <w:rStyle w:val="Hyperlink"/>
@@ -7172,8 +7409,8 @@
         </w:r>
       </w:hyperlink>
     </w:p>
-    <w:bookmarkEnd w:id="99"/>
-    <w:bookmarkStart w:id="100" w:name="X8b12ef138ca23b48f269e0b446537ae876fd725"/>
+    <w:bookmarkEnd w:id="107"/>
+    <w:bookmarkStart w:id="108" w:name="X8b12ef138ca23b48f269e0b446537ae876fd725"/>
     <w:p>
       <w:pPr>
         <w:pStyle w:val="Bibliography"/>
@@ -7209,8 +7446,8 @@
         <w:t xml:space="preserve">. https://www.hrsa.gov/rural-health/about-us/what-is-rural.</w:t>
       </w:r>
     </w:p>
-    <w:bookmarkEnd w:id="100"/>
-    <w:bookmarkStart w:id="102" w:name="X124ba946b4d19c4d3454f7989a2955eb824b98a"/>
+    <w:bookmarkEnd w:id="108"/>
+    <w:bookmarkStart w:id="110" w:name="X124ba946b4d19c4d3454f7989a2955eb824b98a"/>
     <w:p>
       <w:pPr>
         <w:pStyle w:val="Bibliography"/>
@@ -7247,7 +7484,7 @@
       <w:r>
         <w:t xml:space="preserve"> </w:t>
       </w:r>
-      <w:hyperlink r:id="rId101">
+      <w:hyperlink r:id="rId109">
         <w:r>
           <w:rPr>
             <w:rStyle w:val="Hyperlink"/>
@@ -7256,8 +7493,8 @@
         </w:r>
       </w:hyperlink>
     </w:p>
-    <w:bookmarkEnd w:id="102"/>
-    <w:bookmarkStart w:id="104" w:name="ref-hserHighMortalityPatients2017"/>
+    <w:bookmarkEnd w:id="110"/>
+    <w:bookmarkStart w:id="112" w:name="ref-hserHighMortalityPatients2017"/>
     <w:p>
       <w:pPr>
         <w:pStyle w:val="Bibliography"/>
@@ -7315,7 +7552,7 @@
       <w:r>
         <w:t xml:space="preserve"> </w:t>
       </w:r>
-      <w:hyperlink r:id="rId103">
+      <w:hyperlink r:id="rId111">
         <w:r>
           <w:rPr>
             <w:rStyle w:val="Hyperlink"/>
@@ -7324,8 +7561,8 @@
         </w:r>
       </w:hyperlink>
     </w:p>
-    <w:bookmarkEnd w:id="104"/>
-    <w:bookmarkStart w:id="106" w:name="X9dfa929848d202736296032659cec14e42606bb"/>
+    <w:bookmarkEnd w:id="112"/>
+    <w:bookmarkStart w:id="114" w:name="X9dfa929848d202736296032659cec14e42606bb"/>
     <w:p>
       <w:pPr>
         <w:pStyle w:val="Bibliography"/>
@@ -7362,7 +7599,7 @@
       <w:r>
         <w:t xml:space="preserve"> </w:t>
       </w:r>
-      <w:hyperlink r:id="rId105">
+      <w:hyperlink r:id="rId113">
         <w:r>
           <w:rPr>
             <w:rStyle w:val="Hyperlink"/>
@@ -7371,8 +7608,8 @@
         </w:r>
       </w:hyperlink>
     </w:p>
-    <w:bookmarkEnd w:id="106"/>
-    <w:bookmarkStart w:id="108" w:name="ref-kilaruIncidenceTreatmentOpioid2020"/>
+    <w:bookmarkEnd w:id="114"/>
+    <w:bookmarkStart w:id="116" w:name="ref-kilaruIncidenceTreatmentOpioid2020"/>
     <w:p>
       <w:pPr>
         <w:pStyle w:val="Bibliography"/>
@@ -7442,7 +7679,7 @@
       <w:r>
         <w:t xml:space="preserve"> </w:t>
       </w:r>
-      <w:hyperlink r:id="rId107">
+      <w:hyperlink r:id="rId115">
         <w:r>
           <w:rPr>
             <w:rStyle w:val="Hyperlink"/>
@@ -7451,8 +7688,8 @@
         </w:r>
       </w:hyperlink>
     </w:p>
-    <w:bookmarkEnd w:id="108"/>
-    <w:bookmarkStart w:id="109" w:name="Xa93a98d1ce255982a5ea923c39451c32053b2a2"/>
+    <w:bookmarkEnd w:id="116"/>
+    <w:bookmarkStart w:id="117" w:name="Xa93a98d1ce255982a5ea923c39451c32053b2a2"/>
     <w:p>
       <w:pPr>
         <w:pStyle w:val="Bibliography"/>
@@ -7544,8 +7781,8 @@
         <w:t xml:space="preserve">.</w:t>
       </w:r>
     </w:p>
-    <w:bookmarkEnd w:id="109"/>
-    <w:bookmarkStart w:id="110" w:name="ref-kuhnTidymodelsCollectionPackages2020"/>
+    <w:bookmarkEnd w:id="117"/>
+    <w:bookmarkStart w:id="118" w:name="ref-kuhnTidymodelsCollectionPackages2020"/>
     <w:p>
       <w:pPr>
         <w:pStyle w:val="Bibliography"/>
@@ -7567,8 +7804,8 @@
         <w:t xml:space="preserve">.</w:t>
       </w:r>
     </w:p>
-    <w:bookmarkEnd w:id="110"/>
-    <w:bookmarkStart w:id="112" w:name="X3767008d16a8293168c856ccfc7bd4044275213"/>
+    <w:bookmarkEnd w:id="118"/>
+    <w:bookmarkStart w:id="120" w:name="X3767008d16a8293168c856ccfc7bd4044275213"/>
     <w:p>
       <w:pPr>
         <w:pStyle w:val="Bibliography"/>
@@ -7605,7 +7842,7 @@
       <w:r>
         <w:t xml:space="preserve"> </w:t>
       </w:r>
-      <w:hyperlink r:id="rId111">
+      <w:hyperlink r:id="rId119">
         <w:r>
           <w:rPr>
             <w:rStyle w:val="Hyperlink"/>
@@ -7614,8 +7851,8 @@
         </w:r>
       </w:hyperlink>
     </w:p>
-    <w:bookmarkEnd w:id="112"/>
-    <w:bookmarkStart w:id="114" w:name="Xaa720cc9c8d959b428cd2035783815a9cba15e0"/>
+    <w:bookmarkEnd w:id="120"/>
+    <w:bookmarkStart w:id="122" w:name="Xaa720cc9c8d959b428cd2035783815a9cba15e0"/>
     <w:p>
       <w:pPr>
         <w:pStyle w:val="Bibliography"/>
@@ -7661,7 +7898,7 @@
       <w:r>
         <w:t xml:space="preserve"> </w:t>
       </w:r>
-      <w:hyperlink r:id="rId113">
+      <w:hyperlink r:id="rId121">
         <w:r>
           <w:rPr>
             <w:rStyle w:val="Hyperlink"/>
@@ -7670,8 +7907,8 @@
         </w:r>
       </w:hyperlink>
     </w:p>
-    <w:bookmarkEnd w:id="114"/>
-    <w:bookmarkStart w:id="116" w:name="ref-lofaroRuralUrbanDifferences2025"/>
+    <w:bookmarkEnd w:id="122"/>
+    <w:bookmarkStart w:id="124" w:name="ref-lofaroRuralUrbanDifferences2025"/>
     <w:p>
       <w:pPr>
         <w:pStyle w:val="Bibliography"/>
@@ -7708,7 +7945,7 @@
       <w:r>
         <w:t xml:space="preserve"> </w:t>
       </w:r>
-      <w:hyperlink r:id="rId115">
+      <w:hyperlink r:id="rId123">
         <w:r>
           <w:rPr>
             <w:rStyle w:val="Hyperlink"/>
@@ -7717,8 +7954,8 @@
         </w:r>
       </w:hyperlink>
     </w:p>
-    <w:bookmarkEnd w:id="116"/>
-    <w:bookmarkStart w:id="117" w:name="X34be55f2a2ff67a14e7206627bb93b426490c87"/>
+    <w:bookmarkEnd w:id="124"/>
+    <w:bookmarkStart w:id="125" w:name="X34be55f2a2ff67a14e7206627bb93b426490c87"/>
     <w:p>
       <w:pPr>
         <w:pStyle w:val="Bibliography"/>
@@ -7810,8 +8047,8 @@
         <w:t xml:space="preserve">, 4768–4777.</w:t>
       </w:r>
     </w:p>
-    <w:bookmarkEnd w:id="117"/>
-    <w:bookmarkStart w:id="119" w:name="Xcd5b1eed29ae982ceb2faccc95458d58289f03d"/>
+    <w:bookmarkEnd w:id="125"/>
+    <w:bookmarkStart w:id="127" w:name="Xcd5b1eed29ae982ceb2faccc95458d58289f03d"/>
     <w:p>
       <w:pPr>
         <w:pStyle w:val="Bibliography"/>
@@ -7848,7 +8085,7 @@
       <w:r>
         <w:t xml:space="preserve"> </w:t>
       </w:r>
-      <w:hyperlink r:id="rId118">
+      <w:hyperlink r:id="rId126">
         <w:r>
           <w:rPr>
             <w:rStyle w:val="Hyperlink"/>
@@ -7857,8 +8094,8 @@
         </w:r>
       </w:hyperlink>
     </w:p>
-    <w:bookmarkEnd w:id="119"/>
-    <w:bookmarkStart w:id="121" w:name="X4d20b0be6ebc81777412f3b2cdfafe4bd20f4d6"/>
+    <w:bookmarkEnd w:id="127"/>
+    <w:bookmarkStart w:id="129" w:name="X4d20b0be6ebc81777412f3b2cdfafe4bd20f4d6"/>
     <w:p>
       <w:pPr>
         <w:pStyle w:val="Bibliography"/>
@@ -7895,7 +8132,7 @@
       <w:r>
         <w:t xml:space="preserve"> </w:t>
       </w:r>
-      <w:hyperlink r:id="rId120">
+      <w:hyperlink r:id="rId128">
         <w:r>
           <w:rPr>
             <w:rStyle w:val="Hyperlink"/>
@@ -7904,8 +8141,8 @@
         </w:r>
       </w:hyperlink>
     </w:p>
-    <w:bookmarkEnd w:id="121"/>
-    <w:bookmarkStart w:id="122" w:name="ref-marlattRelapsePreventionSecond2007"/>
+    <w:bookmarkEnd w:id="129"/>
+    <w:bookmarkStart w:id="130" w:name="ref-marlattRelapsePreventionSecond2007"/>
     <w:p>
       <w:pPr>
         <w:pStyle w:val="Bibliography"/>
@@ -8042,8 +8279,8 @@
         <w:t xml:space="preserve">(2nd edition). The Guilford Press.</w:t>
       </w:r>
     </w:p>
-    <w:bookmarkEnd w:id="122"/>
-    <w:bookmarkStart w:id="124" w:name="ref-martinNeedReceiptSubstance2022"/>
+    <w:bookmarkEnd w:id="130"/>
+    <w:bookmarkStart w:id="132" w:name="ref-martinNeedReceiptSubstance2022"/>
     <w:p>
       <w:pPr>
         <w:pStyle w:val="Bibliography"/>
@@ -8126,7 +8363,7 @@
       <w:r>
         <w:t xml:space="preserve"> </w:t>
       </w:r>
-      <w:hyperlink r:id="rId123">
+      <w:hyperlink r:id="rId131">
         <w:r>
           <w:rPr>
             <w:rStyle w:val="Hyperlink"/>
@@ -8135,8 +8372,8 @@
         </w:r>
       </w:hyperlink>
     </w:p>
-    <w:bookmarkEnd w:id="124"/>
-    <w:bookmarkStart w:id="126" w:name="ref-mchughSexGenderDifferences2018"/>
+    <w:bookmarkEnd w:id="132"/>
+    <w:bookmarkStart w:id="134" w:name="ref-mchughSexGenderDifferences2018"/>
     <w:p>
       <w:pPr>
         <w:pStyle w:val="Bibliography"/>
@@ -8173,7 +8410,7 @@
       <w:r>
         <w:t xml:space="preserve"> </w:t>
       </w:r>
-      <w:hyperlink r:id="rId125">
+      <w:hyperlink r:id="rId133">
         <w:r>
           <w:rPr>
             <w:rStyle w:val="Hyperlink"/>
@@ -8182,8 +8419,8 @@
         </w:r>
       </w:hyperlink>
     </w:p>
-    <w:bookmarkEnd w:id="126"/>
-    <w:bookmarkStart w:id="128" w:name="ref-mclellanDrugDependenceChronic2000"/>
+    <w:bookmarkEnd w:id="134"/>
+    <w:bookmarkStart w:id="136" w:name="ref-mclellanDrugDependenceChronic2000"/>
     <w:p>
       <w:pPr>
         <w:pStyle w:val="Bibliography"/>
@@ -8220,7 +8457,7 @@
       <w:r>
         <w:t xml:space="preserve"> </w:t>
       </w:r>
-      <w:hyperlink r:id="rId127">
+      <w:hyperlink r:id="rId135">
         <w:r>
           <w:rPr>
             <w:rStyle w:val="Hyperlink"/>
@@ -8229,8 +8466,8 @@
         </w:r>
       </w:hyperlink>
     </w:p>
-    <w:bookmarkEnd w:id="128"/>
-    <w:bookmarkStart w:id="130" w:name="ref-mohrPersonalSensingUnderstanding2017"/>
+    <w:bookmarkEnd w:id="136"/>
+    <w:bookmarkStart w:id="138" w:name="ref-mohrPersonalSensingUnderstanding2017"/>
     <w:p>
       <w:pPr>
         <w:pStyle w:val="Bibliography"/>
@@ -8297,7 +8534,7 @@
       <w:r>
         <w:t xml:space="preserve"> </w:t>
       </w:r>
-      <w:hyperlink r:id="rId129">
+      <w:hyperlink r:id="rId137">
         <w:r>
           <w:rPr>
             <w:rStyle w:val="Hyperlink"/>
@@ -8306,8 +8543,8 @@
         </w:r>
       </w:hyperlink>
     </w:p>
-    <w:bookmarkEnd w:id="130"/>
-    <w:bookmarkStart w:id="132" w:name="X1f44e09282148d362bdacfce67d6a56b1cf06db"/>
+    <w:bookmarkEnd w:id="138"/>
+    <w:bookmarkStart w:id="140" w:name="X1f44e09282148d362bdacfce67d6a56b1cf06db"/>
     <w:p>
       <w:pPr>
         <w:pStyle w:val="Bibliography"/>
@@ -8398,7 +8635,7 @@
       <w:r>
         <w:t xml:space="preserve"> </w:t>
       </w:r>
-      <w:hyperlink r:id="rId131">
+      <w:hyperlink r:id="rId139">
         <w:r>
           <w:rPr>
             <w:rStyle w:val="Hyperlink"/>
@@ -8407,13 +8644,72 @@
         </w:r>
       </w:hyperlink>
     </w:p>
-    <w:bookmarkEnd w:id="132"/>
-    <w:bookmarkStart w:id="134" w:name="ref-olfsonHealthcareCoverageService2022"/>
+    <w:bookmarkEnd w:id="140"/>
+    <w:bookmarkStart w:id="142" w:name="ref-novakBehavioralHealthTreatment2019"/>
     <w:p>
       <w:pPr>
         <w:pStyle w:val="Bibliography"/>
       </w:pPr>
       <w:r>
+        <w:t xml:space="preserve">Novak, P., Feder, K. A., Ali, M. M., &amp; Chen, J. (2019). Behavioral health treatment utilization among individuals with co-occurring opioid use disorder and mental illness:</w:t>
+      </w:r>
+      <w:r>
+        <w:t xml:space="preserve"> </w:t>
+      </w:r>
+      <w:r>
+        <w:t xml:space="preserve">Evidence</w:t>
+      </w:r>
+      <w:r>
+        <w:t xml:space="preserve"> </w:t>
+      </w:r>
+      <w:r>
+        <w:t xml:space="preserve">from a national survey.</w:t>
+      </w:r>
+      <w:r>
+        <w:t xml:space="preserve"> </w:t>
+      </w:r>
+      <w:r>
+        <w:rPr>
+          <w:i/>
+          <w:iCs/>
+        </w:rPr>
+        <w:t xml:space="preserve">Journal of Substance Abuse Treatment</w:t>
+      </w:r>
+      <w:r>
+        <w:t xml:space="preserve">,</w:t>
+      </w:r>
+      <w:r>
+        <w:t xml:space="preserve"> </w:t>
+      </w:r>
+      <w:r>
+        <w:rPr>
+          <w:i/>
+          <w:iCs/>
+        </w:rPr>
+        <w:t xml:space="preserve">98</w:t>
+      </w:r>
+      <w:r>
+        <w:t xml:space="preserve">, 47–52.</w:t>
+      </w:r>
+      <w:r>
+        <w:t xml:space="preserve"> </w:t>
+      </w:r>
+      <w:hyperlink r:id="rId141">
+        <w:r>
+          <w:rPr>
+            <w:rStyle w:val="Hyperlink"/>
+          </w:rPr>
+          <w:t xml:space="preserve">https://doi.org/10.1016/j.jsat.2018.12.006</w:t>
+        </w:r>
+      </w:hyperlink>
+    </w:p>
+    <w:bookmarkEnd w:id="142"/>
+    <w:bookmarkStart w:id="144" w:name="ref-olfsonHealthcareCoverageService2022"/>
+    <w:p>
+      <w:pPr>
+        <w:pStyle w:val="Bibliography"/>
+      </w:pPr>
+      <w:r>
         <w:t xml:space="preserve">Olfson, M., Mauro, C., Wall, M. M., Choi, C. J., Barry, C. L., &amp; Mojtabai, R. (2022). Healthcare coverage and service access for low-income adults with substance use disorders.</w:t>
       </w:r>
       <w:r>
@@ -8445,7 +8741,7 @@
       <w:r>
         <w:t xml:space="preserve"> </w:t>
       </w:r>
-      <w:hyperlink r:id="rId133">
+      <w:hyperlink r:id="rId143">
         <w:r>
           <w:rPr>
             <w:rStyle w:val="Hyperlink"/>
@@ -8454,8 +8750,8 @@
         </w:r>
       </w:hyperlink>
     </w:p>
-    <w:bookmarkEnd w:id="134"/>
-    <w:bookmarkStart w:id="136" w:name="ref-parlier-ahmadExploratoryStudySex2021"/>
+    <w:bookmarkEnd w:id="144"/>
+    <w:bookmarkStart w:id="146" w:name="ref-parlier-ahmadExploratoryStudySex2021"/>
     <w:p>
       <w:pPr>
         <w:pStyle w:val="Bibliography"/>
@@ -8492,7 +8788,7 @@
       <w:r>
         <w:t xml:space="preserve"> </w:t>
       </w:r>
-      <w:hyperlink r:id="rId135">
+      <w:hyperlink r:id="rId145">
         <w:r>
           <w:rPr>
             <w:rStyle w:val="Hyperlink"/>
@@ -8501,8 +8797,8 @@
         </w:r>
       </w:hyperlink>
     </w:p>
-    <w:bookmarkEnd w:id="136"/>
-    <w:bookmarkStart w:id="138" w:name="ref-pinedoCurrentReexaminationRacial2019"/>
+    <w:bookmarkEnd w:id="146"/>
+    <w:bookmarkStart w:id="148" w:name="ref-pinedoCurrentReexaminationRacial2019"/>
     <w:p>
       <w:pPr>
         <w:pStyle w:val="Bibliography"/>
@@ -8551,7 +8847,7 @@
       <w:r>
         <w:t xml:space="preserve"> </w:t>
       </w:r>
-      <w:hyperlink r:id="rId137">
+      <w:hyperlink r:id="rId147">
         <w:r>
           <w:rPr>
             <w:rStyle w:val="Hyperlink"/>
@@ -8560,8 +8856,8 @@
         </w:r>
       </w:hyperlink>
     </w:p>
-    <w:bookmarkEnd w:id="138"/>
-    <w:bookmarkStart w:id="139" w:name="ref-plattProbabilisticOutputsSupport1999"/>
+    <w:bookmarkEnd w:id="148"/>
+    <w:bookmarkStart w:id="149" w:name="ref-plattProbabilisticOutputsSupport1999"/>
     <w:p>
       <w:pPr>
         <w:pStyle w:val="Bibliography"/>
@@ -8586,8 +8882,8 @@
         <w:t xml:space="preserve">(pp. 61–74). MIT Press.</w:t>
       </w:r>
     </w:p>
-    <w:bookmarkEnd w:id="139"/>
-    <w:bookmarkStart w:id="141" w:name="ref-pulickIdiographicLapsePrediction2025"/>
+    <w:bookmarkEnd w:id="149"/>
+    <w:bookmarkStart w:id="151" w:name="ref-pulickIdiographicLapsePrediction2025"/>
     <w:p>
       <w:pPr>
         <w:pStyle w:val="Bibliography"/>
@@ -8654,7 +8950,7 @@
       <w:r>
         <w:t xml:space="preserve"> </w:t>
       </w:r>
-      <w:hyperlink r:id="rId140">
+      <w:hyperlink r:id="rId150">
         <w:r>
           <w:rPr>
             <w:rStyle w:val="Hyperlink"/>
@@ -8663,13 +8959,93 @@
         </w:r>
       </w:hyperlink>
     </w:p>
-    <w:bookmarkEnd w:id="141"/>
-    <w:bookmarkStart w:id="143" w:name="ref-salonerBlacksHispanicsAre2013"/>
+    <w:bookmarkEnd w:id="151"/>
+    <w:bookmarkStart w:id="153" w:name="ref-rajkomarEnsuringFairnessMachine2018"/>
     <w:p>
       <w:pPr>
         <w:pStyle w:val="Bibliography"/>
       </w:pPr>
       <w:r>
+        <w:t xml:space="preserve">Rajkomar, A., Hardt, M., Howell, M. D., Corrado, G., &amp; Chin, M. H. (2018). Ensuring</w:t>
+      </w:r>
+      <w:r>
+        <w:t xml:space="preserve"> </w:t>
+      </w:r>
+      <w:r>
+        <w:t xml:space="preserve">Fairness</w:t>
+      </w:r>
+      <w:r>
+        <w:t xml:space="preserve"> </w:t>
+      </w:r>
+      <w:r>
+        <w:t xml:space="preserve">in</w:t>
+      </w:r>
+      <w:r>
+        <w:t xml:space="preserve"> </w:t>
+      </w:r>
+      <w:r>
+        <w:t xml:space="preserve">Machine Learning</w:t>
+      </w:r>
+      <w:r>
+        <w:t xml:space="preserve"> </w:t>
+      </w:r>
+      <w:r>
+        <w:t xml:space="preserve">to</w:t>
+      </w:r>
+      <w:r>
+        <w:t xml:space="preserve"> </w:t>
+      </w:r>
+      <w:r>
+        <w:t xml:space="preserve">Advance Health Equity</w:t>
+      </w:r>
+      <w:r>
+        <w:t xml:space="preserve">.</w:t>
+      </w:r>
+      <w:r>
+        <w:t xml:space="preserve"> </w:t>
+      </w:r>
+      <w:r>
+        <w:rPr>
+          <w:i/>
+          <w:iCs/>
+        </w:rPr>
+        <w:t xml:space="preserve">Annals of Internal Medicine</w:t>
+      </w:r>
+      <w:r>
+        <w:t xml:space="preserve">,</w:t>
+      </w:r>
+      <w:r>
+        <w:t xml:space="preserve"> </w:t>
+      </w:r>
+      <w:r>
+        <w:rPr>
+          <w:i/>
+          <w:iCs/>
+        </w:rPr>
+        <w:t xml:space="preserve">169</w:t>
+      </w:r>
+      <w:r>
+        <w:t xml:space="preserve">(12), 866.</w:t>
+      </w:r>
+      <w:r>
+        <w:t xml:space="preserve"> </w:t>
+      </w:r>
+      <w:hyperlink r:id="rId152">
+        <w:r>
+          <w:rPr>
+            <w:rStyle w:val="Hyperlink"/>
+          </w:rPr>
+          <w:t xml:space="preserve">https://doi.org/10.7326/M18-1990</w:t>
+        </w:r>
+      </w:hyperlink>
+    </w:p>
+    <w:bookmarkEnd w:id="153"/>
+    <w:bookmarkStart w:id="155" w:name="ref-salonerBlacksHispanicsAre2013"/>
+    <w:p>
+      <w:pPr>
+        <w:pStyle w:val="Bibliography"/>
+      </w:pPr>
+      <w:r>
         <w:t xml:space="preserve">Saloner, B., &amp; Lê Cook, B. (2013). Blacks and</w:t>
       </w:r>
       <w:r>
@@ -8713,7 +9089,7 @@
       <w:r>
         <w:t xml:space="preserve"> </w:t>
       </w:r>
-      <w:hyperlink r:id="rId142">
+      <w:hyperlink r:id="rId154">
         <w:r>
           <w:rPr>
             <w:rStyle w:val="Hyperlink"/>
@@ -8722,8 +9098,8 @@
         </w:r>
       </w:hyperlink>
     </w:p>
-    <w:bookmarkEnd w:id="143"/>
-    <w:bookmarkStart w:id="145" w:name="ref-schmidtEthnicDisparitiesClinical2007"/>
+    <w:bookmarkEnd w:id="155"/>
+    <w:bookmarkStart w:id="157" w:name="ref-schmidtEthnicDisparitiesClinical2007"/>
     <w:p>
       <w:pPr>
         <w:pStyle w:val="Bibliography"/>
@@ -8769,7 +9145,7 @@
       <w:r>
         <w:t xml:space="preserve"> </w:t>
       </w:r>
-      <w:hyperlink r:id="rId144">
+      <w:hyperlink r:id="rId156">
         <w:r>
           <w:rPr>
             <w:rStyle w:val="Hyperlink"/>
@@ -8778,8 +9154,8 @@
         </w:r>
       </w:hyperlink>
     </w:p>
-    <w:bookmarkEnd w:id="145"/>
-    <w:bookmarkStart w:id="147" w:name="ref-sigmonAccessTreatmentOpioid2014"/>
+    <w:bookmarkEnd w:id="157"/>
+    <w:bookmarkStart w:id="159" w:name="ref-sigmonAccessTreatmentOpioid2014"/>
     <w:p>
       <w:pPr>
         <w:pStyle w:val="Bibliography"/>
@@ -8825,7 +9201,7 @@
       <w:r>
         <w:t xml:space="preserve"> </w:t>
       </w:r>
-      <w:hyperlink r:id="rId146">
+      <w:hyperlink r:id="rId158">
         <w:r>
           <w:rPr>
             <w:rStyle w:val="Hyperlink"/>
@@ -8834,13 +9210,60 @@
         </w:r>
       </w:hyperlink>
     </w:p>
-    <w:bookmarkEnd w:id="147"/>
-    <w:bookmarkStart w:id="149" w:name="ref-stantonRelapsePreventionNeeds2005a"/>
+    <w:bookmarkEnd w:id="159"/>
+    <w:bookmarkStart w:id="161" w:name="ref-skolnickSyntheticOpioidsHave2024"/>
     <w:p>
       <w:pPr>
         <w:pStyle w:val="Bibliography"/>
       </w:pPr>
       <w:r>
+        <w:t xml:space="preserve">Skolnick, P., Paavola, J., &amp; Heidbreder, C. (2024). Synthetic opioids have disrupted conventional wisdom for treating opioid overdose.</w:t>
+      </w:r>
+      <w:r>
+        <w:t xml:space="preserve"> </w:t>
+      </w:r>
+      <w:r>
+        <w:rPr>
+          <w:i/>
+          <w:iCs/>
+        </w:rPr>
+        <w:t xml:space="preserve">Drug and Alcohol Dependence Reports</w:t>
+      </w:r>
+      <w:r>
+        <w:t xml:space="preserve">,</w:t>
+      </w:r>
+      <w:r>
+        <w:t xml:space="preserve"> </w:t>
+      </w:r>
+      <w:r>
+        <w:rPr>
+          <w:i/>
+          <w:iCs/>
+        </w:rPr>
+        <w:t xml:space="preserve">12</w:t>
+      </w:r>
+      <w:r>
+        <w:t xml:space="preserve">, 100268.</w:t>
+      </w:r>
+      <w:r>
+        <w:t xml:space="preserve"> </w:t>
+      </w:r>
+      <w:hyperlink r:id="rId160">
+        <w:r>
+          <w:rPr>
+            <w:rStyle w:val="Hyperlink"/>
+          </w:rPr>
+          <w:t xml:space="preserve">https://doi.org/10.1016/j.dadr.2024.100268</w:t>
+        </w:r>
+      </w:hyperlink>
+    </w:p>
+    <w:bookmarkEnd w:id="161"/>
+    <w:bookmarkStart w:id="163" w:name="ref-stantonRelapsePreventionNeeds2005a"/>
+    <w:p>
+      <w:pPr>
+        <w:pStyle w:val="Bibliography"/>
+      </w:pPr>
+      <w:r>
         <w:t xml:space="preserve">Stanton, M. (2005). Relapse</w:t>
       </w:r>
       <w:r>
@@ -8893,7 +9316,7 @@
       <w:r>
         <w:t xml:space="preserve"> </w:t>
       </w:r>
-      <w:hyperlink r:id="rId148">
+      <w:hyperlink r:id="rId162">
         <w:r>
           <w:rPr>
             <w:rStyle w:val="Hyperlink"/>
@@ -8902,13 +9325,60 @@
         </w:r>
       </w:hyperlink>
     </w:p>
-    <w:bookmarkEnd w:id="149"/>
-    <w:bookmarkStart w:id="150" w:name="X28b8f85e424928e66706a578d6053e0308d1105"/>
+    <w:bookmarkEnd w:id="163"/>
+    <w:bookmarkStart w:id="165" w:name="ref-strangLossToleranceOverdose2003"/>
     <w:p>
       <w:pPr>
         <w:pStyle w:val="Bibliography"/>
       </w:pPr>
       <w:r>
+        <w:t xml:space="preserve">Strang, J., McCambridge, J., Best, D., Beswick, T., Bearn, J., Rees, S., &amp; Gossop, M. (2003). Loss of tolerance and overdose mortality after inpatient opiate detoxification: Follow up study.</w:t>
+      </w:r>
+      <w:r>
+        <w:t xml:space="preserve"> </w:t>
+      </w:r>
+      <w:r>
+        <w:rPr>
+          <w:i/>
+          <w:iCs/>
+        </w:rPr>
+        <w:t xml:space="preserve">BMJ</w:t>
+      </w:r>
+      <w:r>
+        <w:t xml:space="preserve">,</w:t>
+      </w:r>
+      <w:r>
+        <w:t xml:space="preserve"> </w:t>
+      </w:r>
+      <w:r>
+        <w:rPr>
+          <w:i/>
+          <w:iCs/>
+        </w:rPr>
+        <w:t xml:space="preserve">326</w:t>
+      </w:r>
+      <w:r>
+        <w:t xml:space="preserve">(7396), 959–960.</w:t>
+      </w:r>
+      <w:r>
+        <w:t xml:space="preserve"> </w:t>
+      </w:r>
+      <w:hyperlink r:id="rId164">
+        <w:r>
+          <w:rPr>
+            <w:rStyle w:val="Hyperlink"/>
+          </w:rPr>
+          <w:t xml:space="preserve">https://doi.org/10.1136/bmj.326.7396.959</w:t>
+        </w:r>
+      </w:hyperlink>
+    </w:p>
+    <w:bookmarkEnd w:id="165"/>
+    <w:bookmarkStart w:id="166" w:name="X28b8f85e424928e66706a578d6053e0308d1105"/>
+    <w:p>
+      <w:pPr>
+        <w:pStyle w:val="Bibliography"/>
+      </w:pPr>
+      <w:r>
         <w:t xml:space="preserve">Substance Abuse and Mental Health Services Administration. (n.d.).</w:t>
       </w:r>
       <w:r>
@@ -8960,8 +9430,8 @@
         <w:t xml:space="preserve">. https://www.samhsa.gov/data/report/2024-nsduh-detailed-tables.</w:t>
       </w:r>
     </w:p>
-    <w:bookmarkEnd w:id="150"/>
-    <w:bookmarkStart w:id="152" w:name="X52c4c4b564080b2dbcc4b68874ef8a36e7b0a07"/>
+    <w:bookmarkEnd w:id="166"/>
+    <w:bookmarkStart w:id="168" w:name="X52c4c4b564080b2dbcc4b68874ef8a36e7b0a07"/>
     <w:p>
       <w:pPr>
         <w:pStyle w:val="Bibliography"/>
@@ -8985,7 +9455,7 @@
       <w:r>
         <w:t xml:space="preserve"> </w:t>
       </w:r>
-      <w:hyperlink r:id="rId151">
+      <w:hyperlink r:id="rId167">
         <w:r>
           <w:rPr>
             <w:rStyle w:val="Hyperlink"/>
@@ -8994,8 +9464,8 @@
         </w:r>
       </w:hyperlink>
     </w:p>
-    <w:bookmarkEnd w:id="152"/>
-    <w:bookmarkStart w:id="154" w:name="X6ee708186a5d814f6044b48499818110320664f"/>
+    <w:bookmarkEnd w:id="168"/>
+    <w:bookmarkStart w:id="170" w:name="X6ee708186a5d814f6044b48499818110320664f"/>
     <w:p>
       <w:pPr>
         <w:pStyle w:val="Bibliography"/>
@@ -9032,7 +9502,7 @@
       <w:r>
         <w:t xml:space="preserve"> </w:t>
       </w:r>
-      <w:hyperlink r:id="rId153">
+      <w:hyperlink r:id="rId169">
         <w:r>
           <w:rPr>
             <w:rStyle w:val="Hyperlink"/>
@@ -9041,8 +9511,8 @@
         </w:r>
       </w:hyperlink>
     </w:p>
-    <w:bookmarkEnd w:id="154"/>
-    <w:bookmarkStart w:id="156" w:name="ref-walitzerGenderDifferencesAlcohol2006"/>
+    <w:bookmarkEnd w:id="170"/>
+    <w:bookmarkStart w:id="172" w:name="ref-walitzerGenderDifferencesAlcohol2006"/>
     <w:p>
       <w:pPr>
         <w:pStyle w:val="Bibliography"/>
@@ -9079,7 +9549,7 @@
       <w:r>
         <w:t xml:space="preserve"> </w:t>
       </w:r>
-      <w:hyperlink r:id="rId155">
+      <w:hyperlink r:id="rId171">
         <w:r>
           <w:rPr>
             <w:rStyle w:val="Hyperlink"/>
@@ -9088,8 +9558,8 @@
         </w:r>
       </w:hyperlink>
     </w:p>
-    <w:bookmarkEnd w:id="156"/>
-    <w:bookmarkStart w:id="157" w:name="X00d53e799ac148a12fd23d85f7c587e1d44cff6"/>
+    <w:bookmarkEnd w:id="172"/>
+    <w:bookmarkStart w:id="173" w:name="X00d53e799ac148a12fd23d85f7c587e1d44cff6"/>
     <w:p>
       <w:pPr>
         <w:pStyle w:val="Bibliography"/>
@@ -9156,8 +9626,8 @@
         <w:t xml:space="preserve">(1st edition). Academic Press.</w:t>
       </w:r>
     </w:p>
-    <w:bookmarkEnd w:id="157"/>
-    <w:bookmarkStart w:id="159" w:name="X4446e184b7dd55a61fd406499f32542fdcf24b5"/>
+    <w:bookmarkEnd w:id="173"/>
+    <w:bookmarkStart w:id="175" w:name="X4446e184b7dd55a61fd406499f32542fdcf24b5"/>
     <w:p>
       <w:pPr>
         <w:pStyle w:val="Bibliography"/>
@@ -9206,7 +9676,7 @@
       <w:r>
         <w:t xml:space="preserve"> </w:t>
       </w:r>
-      <w:hyperlink r:id="rId158">
+      <w:hyperlink r:id="rId174">
         <w:r>
           <w:rPr>
             <w:rStyle w:val="Hyperlink"/>
@@ -9215,8 +9685,8 @@
         </w:r>
       </w:hyperlink>
     </w:p>
-    <w:bookmarkEnd w:id="159"/>
-    <w:bookmarkStart w:id="161" w:name="ref-woodLotPeopleCall2019"/>
+    <w:bookmarkEnd w:id="175"/>
+    <w:bookmarkStart w:id="177" w:name="ref-woodLotPeopleCall2019"/>
     <w:p>
       <w:pPr>
         <w:pStyle w:val="Bibliography"/>
@@ -9274,7 +9744,7 @@
       <w:r>
         <w:t xml:space="preserve"> </w:t>
       </w:r>
-      <w:hyperlink r:id="rId160">
+      <w:hyperlink r:id="rId176">
         <w:r>
           <w:rPr>
             <w:rStyle w:val="Hyperlink"/>
@@ -9283,8 +9753,8 @@
         </w:r>
       </w:hyperlink>
     </w:p>
-    <w:bookmarkEnd w:id="161"/>
-    <w:bookmarkStart w:id="163" w:name="Xb35ee182d565575e339a0170868456c1684f821"/>
+    <w:bookmarkEnd w:id="177"/>
+    <w:bookmarkStart w:id="179" w:name="Xb35ee182d565575e339a0170868456c1684f821"/>
     <w:p>
       <w:pPr>
         <w:pStyle w:val="Bibliography"/>
@@ -9339,7 +9809,7 @@
       <w:r>
         <w:t xml:space="preserve"> </w:t>
       </w:r>
-      <w:hyperlink r:id="rId162">
+      <w:hyperlink r:id="rId178">
         <w:r>
           <w:rPr>
             <w:rStyle w:val="Hyperlink"/>
@@ -9348,8 +9818,8 @@
         </w:r>
       </w:hyperlink>
     </w:p>
-    <w:bookmarkEnd w:id="163"/>
-    <w:bookmarkStart w:id="165" w:name="ref-wyantMachineLearningModels2024"/>
+    <w:bookmarkEnd w:id="179"/>
+    <w:bookmarkStart w:id="181" w:name="ref-wyantMachineLearningModels2024"/>
     <w:p>
       <w:pPr>
         <w:pStyle w:val="Bibliography"/>
@@ -9373,7 +9843,7 @@
       <w:r>
         <w:t xml:space="preserve"> </w:t>
       </w:r>
-      <w:hyperlink r:id="rId164">
+      <w:hyperlink r:id="rId180">
         <w:r>
           <w:rPr>
             <w:rStyle w:val="Hyperlink"/>
@@ -9382,8 +9852,8 @@
         </w:r>
       </w:hyperlink>
     </w:p>
-    <w:bookmarkEnd w:id="165"/>
-    <w:bookmarkStart w:id="167" w:name="X919c097397142f85d541b216884b2f657258800"/>
+    <w:bookmarkEnd w:id="181"/>
+    <w:bookmarkStart w:id="183" w:name="X919c097397142f85d541b216884b2f657258800"/>
     <w:p>
       <w:pPr>
         <w:pStyle w:val="Bibliography"/>
@@ -9447,7 +9917,7 @@
       <w:r>
         <w:t xml:space="preserve"> </w:t>
       </w:r>
-      <w:hyperlink r:id="rId166">
+      <w:hyperlink r:id="rId182">
         <w:r>
           <w:rPr>
             <w:rStyle w:val="Hyperlink"/>
@@ -9456,9 +9926,9 @@
         </w:r>
       </w:hyperlink>
     </w:p>
-    <w:bookmarkEnd w:id="167"/>
-    <w:bookmarkEnd w:id="168"/>
-    <w:bookmarkEnd w:id="169"/>
+    <w:bookmarkEnd w:id="183"/>
+    <w:bookmarkEnd w:id="184"/>
+    <w:bookmarkEnd w:id="185"/>
     <w:sectPr>
       <w:footnotePr>
         <w:numRestart w:val="eachSect"/>

--- a/_manuscript/index.docx
+++ b/_manuscript/index.docx
@@ -31,7 +31,7 @@
         <w:pStyle w:val="Date"/>
       </w:pPr>
       <w:r>
-        <w:t xml:space="preserve">2026-07-16</w:t>
+        <w:t xml:space="preserve">2026-09-16</w:t>
       </w:r>
     </w:p>
     <w:p>
@@ -5278,7 +5278,7 @@
         <w:pStyle w:val="BodyText"/>
       </w:pPr>
       <w:r>
-        <w:t xml:space="preserve">Our fairness subgroup comparisons for the full model revealed strong evidence that performance differed by gender, income, race and ethnicity, sexual orientation, and geographic location (probabilities &gt; 0.97). Notably, our model performed better for individuals with an annual income of less than $25,000 compared to individuals with an annual income greater than $25,000, thus favoring the disadvantaged group. While differences in performance estimates exist, this model is likely still clinically meaningful across subgroups, as all subgroups yielded median auROCs between 0.91 - 0.95 (</w:t>
+        <w:t xml:space="preserve">Our fairness subgroup comparisons for the full model revealed strong evidence that performance differed by gender, income, race and ethnicity, sexual orientation, and geographic location (probabilities &gt; 0.96). Notably, our model performed better for individuals with an annual income of less than $25,000 compared to individuals with an annual income greater than $25,000, thus favoring the disadvantaged group. While differences in performance estimates exist, this model is likely still clinically meaningful across subgroups, as all subgroups yielded median auROCs between 0.92 - 0.95 (</w:t>
       </w:r>
       <w:hyperlink w:anchor="fig-1">
         <w:r>
@@ -5424,7 +5424,7 @@
         <w:t xml:space="preserve"> </w:t>
       </w:r>
       <w:r>
-        <w:t xml:space="preserve">This model produced generally well-calibrated raw probabilities (brier score = 0.014;</w:t>
+        <w:t xml:space="preserve">This model produced well-calibrated raw probabilities (brier score = 0.014;</w:t>
       </w:r>
       <w:r>
         <w:t xml:space="preserve"> </w:t>
@@ -5438,7 +5438,7 @@
         </w:r>
       </w:hyperlink>
       <w:r>
-        <w:t xml:space="preserve">). We attempted to improve calibration with Platt scaling and results were comparable (brier score = 0.014). Histograms of raw and calibrated risk probability distributions by true lapse outcome are presented in</w:t>
+        <w:t xml:space="preserve">). Platt scaling did not offer any improvement in calibration beyond raw scores (brier score = 0.014). Histograms of raw and calibrated risk probability distributions by true lapse outcome are presented in</w:t>
       </w:r>
       <w:r>
         <w:t xml:space="preserve"> </w:t>

--- a/_manuscript/index.docx
+++ b/_manuscript/index.docx
@@ -31,7 +31,7 @@
         <w:pStyle w:val="Date"/>
       </w:pPr>
       <w:r>
-        <w:t xml:space="preserve">2026-09-16</w:t>
+        <w:t xml:space="preserve">2026-09-17</w:t>
       </w:r>
     </w:p>
     <w:p>
@@ -984,24 +984,7 @@
         <w:pStyle w:val="FirstParagraph"/>
       </w:pPr>
       <w:r>
-        <w:t xml:space="preserve">We initially considered three statistical algorithms that differed in terms of assumptions and bias-variance tradeoff: elastic net, random forest, and XGBoost. Preliminary analyses using simple 6x5 cross-validation suggested that XGBoost was superior (see Table S1 in the supplement for initial performance estimates by algorithm). Additionally, we planned to use the Shapley additive explanations (SHAP) method for calculating feature importance which is optimized for XGBoost. Therefore we only considered XGBoost for the final nested cross-validation analyses.</w:t>
-      </w:r>
-    </w:p>
-    <w:p>
-      <w:pPr>
-        <w:pStyle w:val="BodyText"/>
-      </w:pPr>
-      <w:r>
-        <w:t xml:space="preserve">Final candidate model configurations differed across sensible values for key hyperparameters and outcome resampling method (i.e., up-sampling and down-sampling of the outcome at ratios ranging from 5:1 to 1:1). All resampling was exclusively done in the held-in training data (i.e., held-out data were not resampled) to prevent biasing performance estimates</w:t>
-      </w:r>
-      <w:r>
-        <w:t xml:space="preserve"> </w:t>
-      </w:r>
-      <w:r>
-        <w:t xml:space="preserve">(Vandewiele et al., 2021)</w:t>
-      </w:r>
-      <w:r>
-        <w:t xml:space="preserve">. All model configurations were fit for the full model and the three feature ablation models (ablated daily survey features, ablated geolocation features, and ablated daily survey and geolocation features combined).</w:t>
+        <w:t xml:space="preserve">We initially considered three statistical algorithms that differed in terms of assumptions and bias-variance tradeoff: elastic net, random forest, and XGBoost. Preliminary analyses using simple 6x5 cross-validation suggested that XGBoost was superior (see Table S1 in the supplement for initial performance estimates by algorithm). Additionally, we planned to use the Shapley additive explanations (SHAP) method for calculating feature importance which is optimized for XGBoost. Therefore we only considered XGBoost for the final nested cross-validation analyses. Final candidate model configurations differed across sensible values for key hyperparameters. All model configurations were fit for the full model and the three feature ablation models (ablated daily survey features, ablated geolocation features, and ablated daily survey and geolocation features combined).</w:t>
       </w:r>
     </w:p>
     <w:bookmarkEnd w:id="29"/>
@@ -1182,7 +1165,7 @@
     <w:bookmarkEnd w:id="34"/>
     <w:bookmarkEnd w:id="35"/>
     <w:bookmarkEnd w:id="36"/>
-    <w:bookmarkStart w:id="69" w:name="results"/>
+    <w:bookmarkStart w:id="68" w:name="results"/>
     <w:p>
       <w:pPr>
         <w:pStyle w:val="Heading1"/>
@@ -5398,7 +5381,7 @@
       </w:hyperlink>
     </w:p>
     <w:bookmarkEnd w:id="50"/>
-    <w:bookmarkStart w:id="57" w:name="calibration-and-overall-performance-1"/>
+    <w:bookmarkStart w:id="56" w:name="calibration-and-overall-performance-1"/>
     <w:p>
       <w:pPr>
         <w:pStyle w:val="Heading2"/>
@@ -5412,19 +5395,7 @@
         <w:pStyle w:val="FirstParagraph"/>
       </w:pPr>
       <w:r>
-        <w:t xml:space="preserve">The best full model configuration selected with 1 repeat of 5-fold cross-validation used an xgboost statistical algorithm and up-sampled the minority class.</w:t>
-      </w:r>
-      <w:r>
-        <w:rPr>
-          <w:rStyle w:val="FootnoteReference"/>
-        </w:rPr>
-        <w:footnoteReference w:id="51"/>
-      </w:r>
-      <w:r>
-        <w:t xml:space="preserve"> </w:t>
-      </w:r>
-      <w:r>
-        <w:t xml:space="preserve">This model produced well-calibrated raw probabilities (brier score = 0.014;</w:t>
+        <w:t xml:space="preserve">The best full model configuration selected with 1 repeat of 5-fold cross-validation used an xgboost statistical algorithm. This model produced well-calibrated raw probabilities (brier score = 0.014;</w:t>
       </w:r>
       <w:r>
         <w:t xml:space="preserve"> </w:t>
@@ -5468,7 +5439,7 @@
       <w:tr>
         <w:tc>
           <w:tcPr/>
-          <w:bookmarkStart w:id="55" w:name="fig-2"/>
+          <w:bookmarkStart w:id="54" w:name="fig-2"/>
           <w:p>
             <w:pPr>
               <w:pStyle w:val="Compact"/>
@@ -5479,18 +5450,18 @@
                 <wp:inline>
                   <wp:extent cx="5334000" cy="6096000"/>
                   <wp:effectExtent b="0" l="0" r="0" t="0"/>
-                  <wp:docPr descr="" title="" id="53" name="Picture"/>
+                  <wp:docPr descr="" title="" id="52" name="Picture"/>
                   <a:graphic>
                     <a:graphicData uri="http://schemas.openxmlformats.org/drawingml/2006/picture">
                       <pic:pic>
                         <pic:nvPicPr>
-                          <pic:cNvPr descr="index_files/figure-docx/notebooks-mak_figures-fig-2-output-1.png" id="54" name="Picture"/>
+                          <pic:cNvPr descr="index_files/figure-docx/notebooks-mak_figures-fig-2-output-1.png" id="53" name="Picture"/>
                           <pic:cNvPicPr>
                             <a:picLocks noChangeArrowheads="1" noChangeAspect="1"/>
                           </pic:cNvPicPr>
                         </pic:nvPicPr>
                         <pic:blipFill>
-                          <a:blip r:embed="rId52"/>
+                          <a:blip r:embed="rId51"/>
                           <a:stretch>
                             <a:fillRect/>
                           </a:stretch>
@@ -5530,7 +5501,7 @@
               <w:t xml:space="preserve">Figure 2: The top panel presents a calibration plot of raw and Platt calibrated risk probabilities. Predicted probabilities (x-axis) are binned into deciles. Observed lapse probability (y-axis) represents the proportion of actual lapses observed in each bin. The dashed diagonal represents perfect calibration. Points below the line indicate overestimation and points above the line indicate underestimation. Raw probabilities are depicted as the dark purple line. Platt calibrated probabilities are depicted as the green dashed line. The rug plots along the x-axes depict the observation frequency in each bin for the raw (bottom) and Platt calibrated (top) probabilities. The bottom left and right panel presents histograms of raw (uncalibrated) and Platt calibrated risk probability distributions, respectively, separately by true lapse outcome.</w:t>
             </w:r>
           </w:p>
-          <w:bookmarkEnd w:id="55"/>
+          <w:bookmarkEnd w:id="54"/>
         </w:tc>
       </w:tr>
     </w:tbl>
@@ -5550,7 +5521,7 @@
         </w:rPr>
         <w:t xml:space="preserve"> </w:t>
       </w:r>
-      <w:hyperlink r:id="rId56">
+      <w:hyperlink r:id="rId55">
         <w:r>
           <w:rPr>
             <w:rStyle w:val="Hyperlink"/>
@@ -5560,8 +5531,8 @@
         </w:r>
       </w:hyperlink>
     </w:p>
-    <w:bookmarkEnd w:id="57"/>
-    <w:bookmarkStart w:id="68" w:name="feature-importance-1"/>
+    <w:bookmarkEnd w:id="56"/>
+    <w:bookmarkStart w:id="67" w:name="feature-importance-1"/>
     <w:p>
       <w:pPr>
         <w:pStyle w:val="Heading2"/>
@@ -5600,7 +5571,7 @@
         <w:pStyle w:val="BodyText"/>
       </w:pPr>
       <w:r>
-        <w:t xml:space="preserve">We used a second approach where we calculated the proportion of observations in which each feature category had the highest Shapley value (i.e., largest magnitude and prevalence). This approach revealed the most important feature category to be raw urge ratings, followed by raw abstinence confidence ratings. Differences in past opioid use was the third most important feature category, suggesting that while it has a strong relationship with lapse risk, it is not as prevalent across observations as other feature categories. Notably, in this approach several additional comparably important feature categories emerged, including differences in time spent in unpleasant locations, differences in past stimulant use, and differences in time spent in helpful locations.</w:t>
+        <w:t xml:space="preserve">We used a second approach where we calculated the proportion of observations in which each feature category had the highest Shapley value (i.e., largest magnitude and prevalence). This approach revealed the most important feature category to be raw urge ratings, followed by raw abstinence confidence ratings. Differences in past opioid use was the third most important feature category, suggesting that while it has a strong relationship with lapse risk, it is not as prevalent across observations as other feature categories. Notably, in this approach several additional comparably important feature categories emerged, including differences in past stimulant use, differences in intensity of recent past pleasant events, and differences in time spent in helpful locations.</w:t>
       </w:r>
     </w:p>
     <w:tbl>
@@ -5616,7 +5587,7 @@
       <w:tr>
         <w:tc>
           <w:tcPr/>
-          <w:bookmarkStart w:id="61" w:name="fig-3"/>
+          <w:bookmarkStart w:id="60" w:name="fig-3"/>
           <w:p>
             <w:pPr>
               <w:pStyle w:val="Compact"/>
@@ -5627,18 +5598,18 @@
                 <wp:inline>
                   <wp:extent cx="5334000" cy="3333749"/>
                   <wp:effectExtent b="0" l="0" r="0" t="0"/>
-                  <wp:docPr descr="" title="" id="59" name="Picture"/>
+                  <wp:docPr descr="" title="" id="58" name="Picture"/>
                   <a:graphic>
                     <a:graphicData uri="http://schemas.openxmlformats.org/drawingml/2006/picture">
                       <pic:pic>
                         <pic:nvPicPr>
-                          <pic:cNvPr descr="index_files/figure-docx/notebooks-mak_figures-fig-3-output-1.png" id="60" name="Picture"/>
+                          <pic:cNvPr descr="index_files/figure-docx/notebooks-mak_figures-fig-3-output-1.png" id="59" name="Picture"/>
                           <pic:cNvPicPr>
                             <a:picLocks noChangeArrowheads="1" noChangeAspect="1"/>
                           </pic:cNvPicPr>
                         </pic:nvPicPr>
                         <pic:blipFill>
-                          <a:blip r:embed="rId58"/>
+                          <a:blip r:embed="rId57"/>
                           <a:stretch>
                             <a:fillRect/>
                           </a:stretch>
@@ -5678,7 +5649,7 @@
               <w:t xml:space="preserve">Figure 3: Feature importance plots. The plots display magnitude of feature importance for the top 20 features, determined by the mean absolute Shapley value (left). Feature importance on the right depicts importance by the proportion of days (or observations) that each feature was most important (highest absolute Shapley value).</w:t>
             </w:r>
           </w:p>
-          <w:bookmarkEnd w:id="61"/>
+          <w:bookmarkEnd w:id="60"/>
         </w:tc>
       </w:tr>
     </w:tbl>
@@ -5698,7 +5669,7 @@
         </w:rPr>
         <w:t xml:space="preserve"> </w:t>
       </w:r>
-      <w:hyperlink r:id="rId62">
+      <w:hyperlink r:id="rId61">
         <w:r>
           <w:rPr>
             <w:rStyle w:val="Hyperlink"/>
@@ -5724,7 +5695,7 @@
         </w:r>
       </w:hyperlink>
       <w:r>
-        <w:t xml:space="preserve">; plots for all feature categories are provided in Figure S3 in the supplement). In these plots, positive Shapley values indicate that a feature category increased the predicted probability of lapse (i.e., higher lapse risk), whereas negative Shapley values indicate that the feature category decreased the predicted probability (i.e., lower lapse risk). For raw features, lower values represent lower levels of the corresponding feature (e.g., lower urge intensity, lower abstinence confidence, higher abstinent motivation, and less time spent in helpful or harmful locations), while higher values represent higher levels (e.g., higher urge intensity, higher abstinence confidence, lower abstinent motivation, and greater time spent in helpful or harmful locations). For difference features, values are interpreted relative to the individual’s baseline. Negative values indicate that the score is below the individual’s typical level (e.g., less substance use, less time in helpful, harmful, pleasant, or unpleasant locations, less time at places where religious activities are performed, less location variance, fewer reported risky situations, and lower urges, anger, or abstinence confidence). A value of zero indicates no deviation from baseline. Positive values indicate that the score is above the individual’s typical level (e.g., more substance use, more time in helpful, harmful, pleasant, or unpleasant locations, more time at places where religious activities are performed, more location variance, more reported risky situations, and higher urges, anger, or abstinence confidence). For demographic features, values correspond to ordered categories. Lower values indicate younger age and more urban geography, whereas higher values indicate older age and more rural geography.</w:t>
+        <w:t xml:space="preserve">; plots for all feature categories are provided in Figure S3 in the supplement). In these plots, positive Shapley values indicate that a feature category increased the predicted probability of lapse (i.e., higher lapse risk), whereas negative Shapley values indicate that the feature category decreased the predicted probability (i.e., lower lapse risk). For raw features, lower values represent lower levels of the corresponding feature (e.g., lower urge intensity, lower abstinence confidence, higher abstinent motivation, and less time spent in helpful or harmful locations), while higher values represent higher levels (e.g., higher urge intensity, higher abstinence confidence, lower abstinent motivation, and greater time spent in helpful or harmful locations). For difference features, values are interpreted relative to the individual’s baseline. Negative values indicate that the score is below the individual’s typical level (e.g., less substance use, less time in helpful or harmful locations, less time at places where religious activities are performed, less location variance, and lower urges or abstinence confidence). A value of zero indicates no deviation from baseline. Positive values indicate that the score is above the individual’s typical level (e.g., more substance use, more time in helpful or harmful locations, more time at places where religious activities are performed, more location variance, and higher urges or abstinence confidence). For demographic features, values correspond to ordered categories. For example, lower values indicate younger age and lower income, and higher values indicate older age and higher income.</w:t>
       </w:r>
     </w:p>
     <w:p>
@@ -5764,7 +5735,7 @@
       <w:tr>
         <w:tc>
           <w:tcPr/>
-          <w:bookmarkStart w:id="66" w:name="fig-4"/>
+          <w:bookmarkStart w:id="65" w:name="fig-4"/>
           <w:p>
             <w:pPr>
               <w:pStyle w:val="Compact"/>
@@ -5775,18 +5746,18 @@
                 <wp:inline>
                   <wp:extent cx="5334000" cy="7467600"/>
                   <wp:effectExtent b="0" l="0" r="0" t="0"/>
-                  <wp:docPr descr="" title="" id="64" name="Picture"/>
+                  <wp:docPr descr="" title="" id="63" name="Picture"/>
                   <a:graphic>
                     <a:graphicData uri="http://schemas.openxmlformats.org/drawingml/2006/picture">
                       <pic:pic>
                         <pic:nvPicPr>
-                          <pic:cNvPr descr="index_files/figure-docx/notebooks-mak_figures-fig-4-output-1.png" id="65" name="Picture"/>
+                          <pic:cNvPr descr="index_files/figure-docx/notebooks-mak_figures-fig-4-output-1.png" id="64" name="Picture"/>
                           <pic:cNvPicPr>
                             <a:picLocks noChangeArrowheads="1" noChangeAspect="1"/>
                           </pic:cNvPicPr>
                         </pic:nvPicPr>
                         <pic:blipFill>
-                          <a:blip r:embed="rId63"/>
+                          <a:blip r:embed="rId62"/>
                           <a:stretch>
                             <a:fillRect/>
                           </a:stretch>
@@ -5826,7 +5797,7 @@
               <w:t xml:space="preserve">Figure 4: Shapley-feature value partial dependence plots. The plots display the relationship between the Shapley value and mean raw feature value for the top 20 important features. The blue lines represent the estimated smooth functions from generalized additive models.</w:t>
             </w:r>
           </w:p>
-          <w:bookmarkEnd w:id="66"/>
+          <w:bookmarkEnd w:id="65"/>
         </w:tc>
       </w:tr>
     </w:tbl>
@@ -5846,7 +5817,7 @@
         </w:rPr>
         <w:t xml:space="preserve"> </w:t>
       </w:r>
-      <w:hyperlink r:id="rId67">
+      <w:hyperlink r:id="rId66">
         <w:r>
           <w:rPr>
             <w:rStyle w:val="Hyperlink"/>
@@ -5856,389 +5827,389 @@
         </w:r>
       </w:hyperlink>
     </w:p>
+    <w:bookmarkEnd w:id="67"/>
     <w:bookmarkEnd w:id="68"/>
+    <w:bookmarkStart w:id="74" w:name="discussion"/>
+    <w:p>
+      <w:pPr>
+        <w:pStyle w:val="Heading1"/>
+      </w:pPr>
+      <w:r>
+        <w:t xml:space="preserve">Discussion</w:t>
+      </w:r>
+    </w:p>
+    <w:bookmarkStart w:id="69" w:name="performance"/>
+    <w:p>
+      <w:pPr>
+        <w:pStyle w:val="Heading2"/>
+      </w:pPr>
+      <w:r>
+        <w:t xml:space="preserve">Performance</w:t>
+      </w:r>
+    </w:p>
+    <w:p>
+      <w:pPr>
+        <w:pStyle w:val="FirstParagraph"/>
+      </w:pPr>
+      <w:r>
+        <w:t xml:space="preserve">Our full model demonstrated that it is possible to predict future next-day lapses back to opioid use with high accuracy using smartphone sensing data (auROC = 0.94). Model predictions were well-calibrated, with estimated probabilities closely aligning with observed lapse rates. This is encouraging in that the lapse probabilities themselves may provide clinically valuable and intuitive insight into lapse risk for individuals to use for self-monitoring during OUD recovery.</w:t>
+      </w:r>
+    </w:p>
+    <w:p>
+      <w:pPr>
+        <w:pStyle w:val="BodyText"/>
+      </w:pPr>
+      <w:r>
+        <w:t xml:space="preserve">Our full model performed comparably for predicting lapses in the first month of recovery up to 18+ months in recovery. This suggests that our model includes a set of features that accurately represents relationships between risk factors and lapse among individuals in early and later recovery. Of course, in the context of chronic disease management, even 18 months may not be a long enough trajectory to conclude whether our model generalizes to individuals in later stages of sustained recovery.</w:t>
+      </w:r>
+    </w:p>
+    <w:p>
+      <w:pPr>
+        <w:pStyle w:val="BodyText"/>
+      </w:pPr>
+      <w:r>
+        <w:t xml:space="preserve">Fairness discrepancies in the full model’s performance were minimal. In all subgroups, our model had a median auROC above 0.90, which is generally considered to be a benchmark of outstanding performance</w:t>
+      </w:r>
+      <w:r>
+        <w:t xml:space="preserve"> </w:t>
+      </w:r>
+      <w:r>
+        <w:t xml:space="preserve">(Mandrekar, 2010)</w:t>
+      </w:r>
+      <w:r>
+        <w:t xml:space="preserve">. Nevertheless, differences of 0.01 - 0.03 (favoring the advantaged group) were present in gender, race and ethnicity, sexual orientation, and geographic location comparisons. Despite our efforts to recruit a diverse sample, many of these group comparisons remained imbalanced (e.g., 19-29% of participants in the disadvantaged groups for race and ethnicity, sexual orientation, and geographic location). Our model may perform better for these groups with greater representation in the training data.</w:t>
+      </w:r>
+    </w:p>
+    <w:p>
+      <w:pPr>
+        <w:pStyle w:val="BodyText"/>
+      </w:pPr>
+      <w:r>
+        <w:t xml:space="preserve">Future research should also purposefully recruit participants across a wider age range. Older adults (65+ years) are less likely to receive substance use disorder treatment and often report lower levels of social interaction and support than younger adults</w:t>
+      </w:r>
+      <w:r>
+        <w:t xml:space="preserve"> </w:t>
+      </w:r>
+      <w:r>
+        <w:t xml:space="preserve">(Choi et al., 2014; Kilaru et al., 2020)</w:t>
+      </w:r>
+      <w:r>
+        <w:t xml:space="preserve">. They may also be less comfortable with, or less able to provide, smartphone sensing data at the level of adherence needed for accurate prediction. We did not explicitly evaluate model fairness for this subgroup due to limited representation in our sample. We encourage future research to examine model performance for older adults to ensure generalizability.</w:t>
+      </w:r>
+    </w:p>
+    <w:p>
+      <w:pPr>
+        <w:pStyle w:val="BodyText"/>
+      </w:pPr>
+      <w:r>
+        <w:t xml:space="preserve">In addition to representation, it may be that additional risk factors not currently measured could further improve the fairness performance of our models. For example, incorporating lapse risk factors that may be more salient for women (e.g., interpersonal relationship problems, hormonal changes</w:t>
+      </w:r>
+      <w:r>
+        <w:t xml:space="preserve"> </w:t>
+      </w:r>
+      <w:r>
+        <w:t xml:space="preserve">(McHugh et al., 2018; Walitzer &amp; Dearing, 2006)</w:t>
+      </w:r>
+      <w:r>
+        <w:t xml:space="preserve">) and other underrepresented groups may help reduce performance disparities by adding features more salient for predicting lapse for certain subgroups.</w:t>
+      </w:r>
+    </w:p>
     <w:bookmarkEnd w:id="69"/>
-    <w:bookmarkStart w:id="75" w:name="discussion"/>
+    <w:bookmarkStart w:id="70" w:name="sensing-methods"/>
+    <w:p>
+      <w:pPr>
+        <w:pStyle w:val="Heading2"/>
+      </w:pPr>
+      <w:r>
+        <w:t xml:space="preserve">Sensing Methods</w:t>
+      </w:r>
+    </w:p>
+    <w:p>
+      <w:pPr>
+        <w:pStyle w:val="FirstParagraph"/>
+      </w:pPr>
+      <w:r>
+        <w:t xml:space="preserve">Ablation model comparisons revealed that daily surveys alone captured nearly all of this predictive signal (auROC = 0.94). To our knowledge, no other published substance use prediction study has collected daily survey data from participants continuously over the course of one year. Survey adherence rates in our sample were comparable to those observed in other clinical populations, suggesting that self‑report surveys are a feasible and risk-relevant sensing method for long‑term monitoring in this population.</w:t>
+      </w:r>
+    </w:p>
+    <w:p>
+      <w:pPr>
+        <w:pStyle w:val="BodyText"/>
+      </w:pPr>
+      <w:r>
+        <w:t xml:space="preserve">When daily surveys were ablated from the model, predictive performance dropped substantially (auROC = 0.63). Although this performance remained above chance and exceeded that of a demographics‑only model (with both geolocation and daily surveys ablated; auROC = 0.55), it indicates that geolocation features captured only modest predictive signal. Moreover, given that ablating geolocation features did not result in any drop in performance, this signal likely overlaps with information already captured with the daily surveys.</w:t>
+      </w:r>
+    </w:p>
+    <w:p>
+      <w:pPr>
+        <w:pStyle w:val="BodyText"/>
+      </w:pPr>
+      <w:r>
+        <w:t xml:space="preserve">It is possible that the relatively low predictive value of geolocation sensing in this study was due to methodological limitations. Although geolocation data can, in principle, be collected continuously moment‑by‑moment, in practice these data are difficult to collect reliably. In our study, geolocation features had substantially higher rates of missingness compared to daily surveys. Consequently, approximately 12% of geolocation features were imputed using median values derived from other individuals in the training dataset. Median values are by definition near the center of the feature distribution. These values are common and have limited influence on model predictions (i.e., low leverage). This was a purposeful decision in our design to ensure that missing data would not systematically influence predictions in either direction. However, this conservative approach likely contributed to reduced predictive performance of geolocation features, as imputations that minimize influence also limit the ability of those features to contribute risk‑relevant signal. Lastly, these median imputations are also not person-specific and as a result may not accurately represent typical values for the individual whose data are being imputed. As geolocation sensing methods become more robust and missingness is reduced, these features may become more powerful for lapse prediction.</w:t>
+      </w:r>
+    </w:p>
+    <w:p>
+      <w:pPr>
+        <w:pStyle w:val="BodyText"/>
+      </w:pPr>
+      <w:r>
+        <w:t xml:space="preserve">We could also imagine augmenting our method for contextualizing geolocation data with other publicly available data. A limitation of our geolocation sensing method was that we relied on known locations with self-reported context. While this method provides meaningful contextual information, it is limited in its ability to capture the full range of locations participants visit without substantially increasing participant burden. Passive methods for contextualizing location could address this limitation by providing risk-relevant contextual information across all locations. For example, latitude and longitude coordinates could be contextualized using publicly available datasets, such as alcohol outlet density, area deprivation index, and Narcotics Annonymous meeting times and locations. Increasing the number of locations would allow for potentially more variance in feature distributions within and between individuals.</w:t>
+      </w:r>
+    </w:p>
+    <w:p>
+      <w:pPr>
+        <w:pStyle w:val="BodyText"/>
+      </w:pPr>
+      <w:r>
+        <w:t xml:space="preserve">There is also a question as to whether geolocation sensing is as feasible for rural populations as it is for urban populations. Modern GPS often uses cell towers and Wi-Fi networks to improve speed and accuracy. In rural areas, where such infrastructure is sparse, devices rely more heavily on satellite-only positioning, which can be slower to initialize and less reliable under suboptimal signal conditions</w:t>
+      </w:r>
+      <w:r>
+        <w:t xml:space="preserve"> </w:t>
+      </w:r>
+      <w:r>
+        <w:t xml:space="preserve">(Groves, 2013)</w:t>
+      </w:r>
+      <w:r>
+        <w:t xml:space="preserve">. Even in the best conditions where GPS points are accurate and stored locally on an individuals phone, the data must still be transmitted over an internet-connected app (at least daily) to be used as reliable features in the model. Therefore, in future work we plan to explicitly assess differences in geolocation adherence (e.g., the percentage of days with available geolocation data) as well as differences in the strength of geolocation feature importance between these groups.</w:t>
+      </w:r>
+    </w:p>
+    <w:p>
+      <w:pPr>
+        <w:pStyle w:val="BodyText"/>
+      </w:pPr>
+      <w:r>
+        <w:t xml:space="preserve">If geolocation sensing proves to be less accurate or reliable for rural populations, this could foreshadow additional design challenges associated with using a web-based app for recovery monitoring. For example, unstable internet connectivity may necessitate storing in-app recovery recommendations locally so that individuals can access them at moments of need. Even EMA, when administered once per day, could pose challenges if completed surveys cannot be reliably transmitted over cellular data. We highlight these potential limitations as areas warranting close examination in future work. Nevertheless, we remain optimistic about the potential of geolocation sensing, given that our models generally performed comparably across rural and urban groups.</w:t>
+      </w:r>
+    </w:p>
+    <w:p>
+      <w:pPr>
+        <w:pStyle w:val="BodyText"/>
+      </w:pPr>
+      <w:r>
+        <w:t xml:space="preserve">To summarize, if the goal is prediction, geolocation sensing features are not necessary as they do not offer any unique incremental predictive value. However, if the goal is to have a more nuanced understanding of lapse risk across a more diverse array of risk features than geolocation is helpful. Adding geolocation features did not hurt model performance, and more data sources provides more opportunities for identifying intervenable targets specific to a person and moment in time.</w:t>
+      </w:r>
+    </w:p>
+    <w:bookmarkEnd w:id="70"/>
+    <w:bookmarkStart w:id="71" w:name="feature-importance-2"/>
+    <w:p>
+      <w:pPr>
+        <w:pStyle w:val="Heading2"/>
+      </w:pPr>
+      <w:r>
+        <w:t xml:space="preserve">Feature Importance</w:t>
+      </w:r>
+    </w:p>
+    <w:p>
+      <w:pPr>
+        <w:pStyle w:val="FirstParagraph"/>
+      </w:pPr>
+      <w:r>
+        <w:t xml:space="preserve">When using a standard mean absolute Shapley value approach to estimate average feature importance across observations, the most important feature was prior opioid use. This finding is consistent with the relapse‑prevention literature, which identifies lapse as an important precursor to relapse, and prior prediction research demonstrating that lapses predict future lapses</w:t>
+      </w:r>
+      <w:r>
+        <w:t xml:space="preserve"> </w:t>
+      </w:r>
+      <w:r>
+        <w:t xml:space="preserve">(Wyant et al., 2024)</w:t>
+      </w:r>
+      <w:r>
+        <w:t xml:space="preserve">. Notably, this feature had a mean absolute Shapley value that was over two-fold times higher than the next most important feature. However, when considering this model in the context of a recovery monitoring support system that provides daily insight into lapse risk, this finding may be misleading. Fewer than 2% of day-level observations contained a lapse, and the majority of participants did not lapse at all. Among those who did lapse, many only lapsed one time. Given that past use does not become a risk factor until after it has occurred, in most cases other features may represent more clinically meaningful targets for intervention.</w:t>
+      </w:r>
+    </w:p>
+    <w:p>
+      <w:pPr>
+        <w:pStyle w:val="BodyText"/>
+      </w:pPr>
+      <w:r>
+        <w:t xml:space="preserve">A more informative approach to characterize feature importance is to consider the proportion of observations in which a given feature had the highest Shapley value. This approach considers both the magnitude of a feature’s effect (in terms of log-odds change in the prediction) and its prevalence across observations. Using this approach, urge ratings and abstinence confidence emerged as the features most frequently influencing lapse risk predictions. This suggests that individuals may benefit more often from recovery recommendations focused on reducing urges (e.g., urge surfing) and increasing abstinence confidence (e.g., reflecting on recent successes). Additionally, this approach showed that while some features have low average importance (across all individuals and observations), they can be highly important on certain days for certain individuals (e.g., evenings out).</w:t>
+      </w:r>
+    </w:p>
+    <w:p>
+      <w:pPr>
+        <w:pStyle w:val="BodyText"/>
+      </w:pPr>
+      <w:r>
+        <w:t xml:space="preserve">Across both feature importance approaches, geolocation features emerged among the top subset of features. Specifically, location variance, time spent in helpful and harmful locations, and time spent at locations where religious activities are performed were among the top ten features. These findings suggest that although geolocation features may not provide unique signal for prediction, it may be worthwhile to still include them in the model to expand opportunities for intervention and provide precision-oriented recovery support.</w:t>
+      </w:r>
+    </w:p>
+    <w:p>
+      <w:pPr>
+        <w:pStyle w:val="BodyText"/>
+      </w:pPr>
+      <w:r>
+        <w:t xml:space="preserve">Shapley-feature value partial dependence plots demonstrated the direction of the relationship of these top feature categories with lapse risk. The direction of these relationships was consistent with the extant literature on the precursors to lapse and relapse</w:t>
+      </w:r>
+      <w:r>
+        <w:t xml:space="preserve"> </w:t>
+      </w:r>
+      <w:r>
+        <w:t xml:space="preserve">(Marlatt &amp; Donovan, 2007; K. A. Witkiewitz &amp; Marlatt, 2007; K. Witkiewitz &amp; Marlatt, 2004)</w:t>
+      </w:r>
+      <w:r>
+        <w:t xml:space="preserve">. More frequent opioid use, high intensity urges, low abstinence confidence, and less time spent in helpful locations all increased lapse risk. However, our use of raw and difference features allowed us to discover nuance in these relationships. For example, while the use of non-opioid illicit substances generally has a positive relationship with lapse risk, recent decreases in use (i.e., in the past day or week) appears to present a vulnerable period of time where individuals are at high risk for lapsing back to opioids. We saw this pattern with both stimulant and sedative use. This suggests that it is important to consider not just the presence or absence of substance use behaviors, but also how these behaviors differ from a person’s typical use pattern. Recent decreases in the use of one substance may trigger cognitive and physiological processes resembling those linked to opioid use, reactivating a negative reinforcement cycle of using opioids for relief from distressing states.</w:t>
+      </w:r>
+    </w:p>
+    <w:p>
+      <w:pPr>
+        <w:pStyle w:val="BodyText"/>
+      </w:pPr>
+      <w:r>
+        <w:t xml:space="preserve">We observed a similar pattern with urge ratings. Higher urges clearly increased lapse risk; however, recent decreases in urges were also associated with increased lapse risk. At first, this finding appeared contradictory. However, individuals with extremely negative urge difference values must, on average, often experience high-intensity urges in order to produce a change of this magnitude (e.g., a downward two-point shift on a five-point scale). Thus, it is possible that when these individuals suddenly experience a reduction in urge intensity, they may develop a false sense of security, leading to a lowered guard, overconfidence, or increased exposure to triggers.</w:t>
+      </w:r>
+    </w:p>
+    <w:p>
+      <w:pPr>
+        <w:pStyle w:val="BodyText"/>
+      </w:pPr>
+      <w:r>
+        <w:t xml:space="preserve">Unexpectedly, a recent decrease in time spent at locations where religious activities are performed appeared to lower lapse risk. This feature category was relatively sparse in our data. In fact, the raw feature category was not retained in the final model due to having less than 5% variance (i.e., non-zero values). As a result, it may be that this pattern represented only a handful of participants’ relationship to religion and these locations may not generalize more broadly. Nevertheless, this feature did emerge as the 7th most important feature category, making it a worthwhile area to explore in future studies.</w:t>
+      </w:r>
+    </w:p>
+    <w:bookmarkEnd w:id="71"/>
+    <w:bookmarkStart w:id="72" w:name="X40ab624ebf83813907a18dba36edd4d1d14a553"/>
+    <w:p>
+      <w:pPr>
+        <w:pStyle w:val="Heading2"/>
+      </w:pPr>
+      <w:r>
+        <w:t xml:space="preserve">Additional Limitations and Future Directions</w:t>
+      </w:r>
+    </w:p>
+    <w:p>
+      <w:pPr>
+        <w:pStyle w:val="FirstParagraph"/>
+      </w:pPr>
+      <w:r>
+        <w:t xml:space="preserve">Other characteristics of our sample may limit the generalizability of our findings. One obvious limitation is the research context in which participants provided these data. Participants were modestly compensated for completing daily surveys and providing geolocation data, which may have influenced their willingness to provide these data. In fact, it would not be surprising if compensation did play at least a minor role in these findings, given the support for contingency management in promoting both treatment adherence and abstinence</w:t>
+      </w:r>
+      <w:r>
+        <w:t xml:space="preserve"> </w:t>
+      </w:r>
+      <w:r>
+        <w:t xml:space="preserve">(Bolívar et al., 2021)</w:t>
+      </w:r>
+      <w:r>
+        <w:t xml:space="preserve">. However, participants received no additional direct benefit beyond financial compensation. In real-world implementations, individuals may be more motivated to share data if doing so enables personalized recovery support as providing ongoing compensation, regardless of proven benefits seen in clinical practice, would likely be prohibitive at-scale.</w:t>
+      </w:r>
+    </w:p>
+    <w:p>
+      <w:pPr>
+        <w:pStyle w:val="BodyText"/>
+      </w:pPr>
+      <w:r>
+        <w:t xml:space="preserve">Second, we implemented daily survey compliance thresholds to exclude participants and adjust study end dates. This criterion was important because we generated our lapse labels from the daily survey data and thus we required consistent collection of this data stream for accurate observation labels. As a result, our estimates of adherence and model performance may be slightly optimistic. Still, even with this criterion, nearly 78% of participants remained in the study for at least six months, suggesting that long-term monitoring with daily surveys is feasible for a substantial proportion of individuals in this population.</w:t>
+      </w:r>
+    </w:p>
+    <w:p>
+      <w:pPr>
+        <w:pStyle w:val="BodyText"/>
+      </w:pPr>
+      <w:r>
+        <w:t xml:space="preserve">A third limitation is that our sample was restricted to individuals with a goal of abstinence. Accordingly, our models were trained to predict goal-inconsistent use (i.e., lapse), which may limit their applicability to individuals with alternative recovery goals. Although we see no inherent reason these models could not be adapted for individuals pursuing moderation or harm reduction, this remains an empirical question. For individuals who do not aim to abstain, the definition of goal-inconsistent use is less straightforward and may vary considerably from person to person. Future studies could improve generalizability by allowing individuals to self-define goal-inconsistent use (e.g., mixing opioids with other substances or using larger amounts than planned) and train models in samples with diverse recovery goals.</w:t>
+      </w:r>
+    </w:p>
+    <w:p>
+      <w:pPr>
+        <w:pStyle w:val="BodyText"/>
+      </w:pPr>
+      <w:r>
+        <w:t xml:space="preserve">Lastly, there may be value in exploring alternative modeling approaches that better leverage the temporal structure and individual-level nature of these data. For example, hierarchical models that start with population-based information (i.e., priors) and are updated with person-specific information as the individual provides data may be the most promising approach for effective use of time-varying information to model how an individual’s lapse risk evolves over time. Our lab has begun to develop these models and found preliminary evidence to suggest that they may modestly outperform traditional machine learning models for predicting alcohol lapses</w:t>
+      </w:r>
+      <w:r>
+        <w:t xml:space="preserve"> </w:t>
+      </w:r>
+      <w:r>
+        <w:t xml:space="preserve">(Pulick et al., 2025)</w:t>
+      </w:r>
+      <w:r>
+        <w:t xml:space="preserve"> </w:t>
+      </w:r>
+      <w:r>
+        <w:t xml:space="preserve">(but also see</w:t>
+      </w:r>
+      <w:r>
+        <w:t xml:space="preserve"> </w:t>
+      </w:r>
+      <w:r>
+        <w:t xml:space="preserve">Leenaerts et al. (2024)</w:t>
+      </w:r>
+      <w:r>
+        <w:t xml:space="preserve">).</w:t>
+      </w:r>
+    </w:p>
+    <w:bookmarkEnd w:id="72"/>
+    <w:bookmarkStart w:id="73" w:name="conclusion"/>
+    <w:p>
+      <w:pPr>
+        <w:pStyle w:val="Heading2"/>
+      </w:pPr>
+      <w:r>
+        <w:t xml:space="preserve">Conclusion</w:t>
+      </w:r>
+    </w:p>
+    <w:p>
+      <w:pPr>
+        <w:pStyle w:val="FirstParagraph"/>
+      </w:pPr>
+      <w:r>
+        <w:t xml:space="preserve">In conclusion, it is possible to predict future lapses back to opioid use using smartphone sensing data. Daily surveys and geolocation sensing provide a diverse array of important risk factors for lapse. Daily recovery recommendations can be mapped onto these factors to deliver support that is personalized to both the person and the moment. Our machine learning model, trained on a national clinical sample of individuals with OUD, is a promising step toward future real-world implementation and evaluation.</w:t>
+      </w:r>
+    </w:p>
+    <w:bookmarkEnd w:id="73"/>
+    <w:bookmarkEnd w:id="74"/>
+    <w:bookmarkStart w:id="182" w:name="references"/>
     <w:p>
       <w:pPr>
         <w:pStyle w:val="Heading1"/>
       </w:pPr>
       <w:r>
-        <w:t xml:space="preserve">Discussion</w:t>
-      </w:r>
-    </w:p>
-    <w:bookmarkStart w:id="70" w:name="performance"/>
-    <w:p>
-      <w:pPr>
-        <w:pStyle w:val="Heading2"/>
-      </w:pPr>
-      <w:r>
-        <w:t xml:space="preserve">Performance</w:t>
-      </w:r>
-    </w:p>
-    <w:p>
-      <w:pPr>
-        <w:pStyle w:val="FirstParagraph"/>
-      </w:pPr>
-      <w:r>
-        <w:t xml:space="preserve">Our full model demonstrated that it is possible to predict future next-day lapses back to opioid use with high accuracy using smartphone sensing data (auROC = 0.94). Model predictions were well-calibrated, with estimated probabilities closely aligning with observed lapse rates. This is encouraging in that the lapse probabilities themselves may provide clinically valuable and intuitive insight into lapse risk for individuals to use for self-monitoring during OUD recovery.</w:t>
-      </w:r>
-    </w:p>
-    <w:p>
-      <w:pPr>
-        <w:pStyle w:val="BodyText"/>
-      </w:pPr>
-      <w:r>
-        <w:t xml:space="preserve">Our full model performed comparably for predicting lapses in the first month of recovery up to 18+ months in recovery. This suggests that our model includes a set of features that accurately represents relationships between risk factors and lapse among individuals in early and later recovery. Of course, in the context of chronic disease management, even 18 months may not be a long enough trajectory to conclude whether our model generalizes to individuals in later stages of sustained recovery.</w:t>
-      </w:r>
-    </w:p>
-    <w:p>
-      <w:pPr>
-        <w:pStyle w:val="BodyText"/>
-      </w:pPr>
-      <w:r>
-        <w:t xml:space="preserve">Fairness discrepancies in the full model’s performance were minimal. In all subgroups, our model had a median auROC above 0.90, which is generally considered to be a benchmark of outstanding performance</w:t>
-      </w:r>
-      <w:r>
-        <w:t xml:space="preserve"> </w:t>
-      </w:r>
-      <w:r>
-        <w:t xml:space="preserve">(Mandrekar, 2010)</w:t>
-      </w:r>
-      <w:r>
-        <w:t xml:space="preserve">. Nevertheless, differences of 0.01 - 0.03 (favoring the advantaged group) were present in gender, race and ethnicity, sexual orientation, and geographic location comparisons. Despite our efforts to recruit a diverse sample, many of these group comparisons remained imbalanced (e.g., 19-29% of participants in the disadvantaged groups for race and ethnicity, sexual orientation, and geographic location). Our model may perform better for these groups with greater representation in the training data.</w:t>
-      </w:r>
-    </w:p>
-    <w:p>
-      <w:pPr>
-        <w:pStyle w:val="BodyText"/>
-      </w:pPr>
-      <w:r>
-        <w:t xml:space="preserve">Future research should also purposefully recruit participants across a wider age range. Older adults (65+ years) are less likely to receive substance use disorder treatment and often report lower levels of social interaction and support than younger adults</w:t>
-      </w:r>
-      <w:r>
-        <w:t xml:space="preserve"> </w:t>
-      </w:r>
-      <w:r>
-        <w:t xml:space="preserve">(Choi et al., 2014; Kilaru et al., 2020)</w:t>
-      </w:r>
-      <w:r>
-        <w:t xml:space="preserve">. They may also be less comfortable with, or less able to provide, smartphone sensing data at the level of adherence needed for accurate prediction. We did not explicitly evaluate model fairness for this subgroup due to limited representation in our sample. We encourage future research to examine model performance for older adults to ensure generalizability.</w:t>
-      </w:r>
-    </w:p>
-    <w:p>
-      <w:pPr>
-        <w:pStyle w:val="BodyText"/>
-      </w:pPr>
-      <w:r>
-        <w:t xml:space="preserve">In addition to representation, it may be that additional risk factors not currently measured could further improve the fairness performance of our models. For example, incorporating lapse risk factors that may be more salient for women (e.g., interpersonal relationship problems, hormonal changes</w:t>
-      </w:r>
-      <w:r>
-        <w:t xml:space="preserve"> </w:t>
-      </w:r>
-      <w:r>
-        <w:t xml:space="preserve">(McHugh et al., 2018; Walitzer &amp; Dearing, 2006)</w:t>
-      </w:r>
-      <w:r>
-        <w:t xml:space="preserve">) and other underrepresented groups may help reduce performance disparities by adding features more salient for predicting lapse for certain subgroups.</w:t>
-      </w:r>
-    </w:p>
-    <w:bookmarkEnd w:id="70"/>
-    <w:bookmarkStart w:id="71" w:name="sensing-methods"/>
-    <w:p>
-      <w:pPr>
-        <w:pStyle w:val="Heading2"/>
-      </w:pPr>
-      <w:r>
-        <w:t xml:space="preserve">Sensing Methods</w:t>
-      </w:r>
-    </w:p>
-    <w:p>
-      <w:pPr>
-        <w:pStyle w:val="FirstParagraph"/>
-      </w:pPr>
-      <w:r>
-        <w:t xml:space="preserve">Ablation model comparisons revealed that daily surveys alone captured nearly all of this predictive signal (auROC = 0.94). To our knowledge, no other published substance use prediction study has collected daily survey data from participants continuously over the course of one year. Survey adherence rates in our sample were comparable to those observed in other clinical populations, suggesting that self‑report surveys are a feasible and risk-relevant sensing method for long‑term monitoring in this population.</w:t>
-      </w:r>
-    </w:p>
-    <w:p>
-      <w:pPr>
-        <w:pStyle w:val="BodyText"/>
-      </w:pPr>
-      <w:r>
-        <w:t xml:space="preserve">When daily surveys were ablated from the model, predictive performance dropped substantially (auROC = 0.63). Although this performance remained above chance and exceeded that of a demographics‑only model (with both geolocation and daily surveys ablated; auROC = 0.55), it indicates that geolocation features captured only modest predictive signal. Moreover, given that ablating geolocation features did not result in any drop in performance, this signal likely overlaps with information already captured with the daily surveys.</w:t>
-      </w:r>
-    </w:p>
-    <w:p>
-      <w:pPr>
-        <w:pStyle w:val="BodyText"/>
-      </w:pPr>
-      <w:r>
-        <w:t xml:space="preserve">It is possible that the relatively low predictive value of geolocation sensing in this study was due to methodological limitations. Although geolocation data can, in principle, be collected continuously moment‑by‑moment, in practice these data are difficult to collect reliably. In our study, geolocation features had substantially higher rates of missingness compared to daily surveys. Consequently, approximately 12% of geolocation features were imputed using median values derived from other individuals in the training dataset. Median values are by definition near the center of the feature distribution. These values are common and have limited influence on model predictions (i.e., low leverage). This was a purposeful decision in our design to ensure that missing data would not systematically influence predictions in either direction. However, this conservative approach likely contributed to reduced predictive performance of geolocation features, as imputations that minimize influence also limit the ability of those features to contribute risk‑relevant signal. Lastly, these median imputations are also not person-specific and as a result may not accurately represent typical values for the individual whose data are being imputed. As geolocation sensing methods become more robust and missingness is reduced, these features may become more powerful for lapse prediction.</w:t>
-      </w:r>
-    </w:p>
-    <w:p>
-      <w:pPr>
-        <w:pStyle w:val="BodyText"/>
-      </w:pPr>
-      <w:r>
-        <w:t xml:space="preserve">We could also imagine augmenting our method for contextualizing geolocation data with other publicly available data. A limitation of our geolocation sensing method was that we relied on known locations with self-reported context. While this method provides meaningful contextual information, it is limited in its ability to capture the full range of locations participants visit without substantially increasing participant burden. Passive methods for contextualizing location could address this limitation by providing risk-relevant contextual information across all locations. For example, latitude and longitude coordinates could be contextualized using publicly available datasets, such as alcohol outlet density, area deprivation index, and Narcotics Annonymous meeting times and locations. Increasing the number of locations would allow for potentially more variance in feature distributions within and between individuals.</w:t>
-      </w:r>
-    </w:p>
-    <w:p>
-      <w:pPr>
-        <w:pStyle w:val="BodyText"/>
-      </w:pPr>
-      <w:r>
-        <w:t xml:space="preserve">There is also a question as to whether geolocation sensing is as feasible for rural populations as it is for urban populations. Modern GPS often uses cell towers and Wi-Fi networks to improve speed and accuracy. In rural areas, where such infrastructure is sparse, devices rely more heavily on satellite-only positioning, which can be slower to initialize and less reliable under suboptimal signal conditions</w:t>
-      </w:r>
-      <w:r>
-        <w:t xml:space="preserve"> </w:t>
-      </w:r>
-      <w:r>
-        <w:t xml:space="preserve">(Groves, 2013)</w:t>
-      </w:r>
-      <w:r>
-        <w:t xml:space="preserve">. Even in the best conditions where GPS points are accurate and stored locally on an individuals phone, the data must still be transmitted over an internet-connected app (at least daily) to be used as reliable features in the model. Therefore, in future work we plan to explicitly assess differences in geolocation adherence (e.g., the percentage of days with available geolocation data) as well as differences in the strength of geolocation feature importance between these groups.</w:t>
-      </w:r>
-    </w:p>
-    <w:p>
-      <w:pPr>
-        <w:pStyle w:val="BodyText"/>
-      </w:pPr>
-      <w:r>
-        <w:t xml:space="preserve">If geolocation sensing proves to be less accurate or reliable for rural populations, this could foreshadow additional design challenges associated with using a web-based app for recovery monitoring. For example, unstable internet connectivity may necessitate storing in-app recovery recommendations locally so that individuals can access them at moments of need. Even EMA, when administered once per day, could pose challenges if completed surveys cannot be reliably transmitted over cellular data. We highlight these potential limitations as areas warranting close examination in future work. Nevertheless, we remain optimistic about the potential of geolocation sensing, given that our models generally performed comparably across rural and urban groups.</w:t>
-      </w:r>
-    </w:p>
-    <w:p>
-      <w:pPr>
-        <w:pStyle w:val="BodyText"/>
-      </w:pPr>
-      <w:r>
-        <w:t xml:space="preserve">To summarize, if the goal is prediction, geolocation sensing features are not necessary as they do not offer any unique incremental predictive value. However, if the goal is to have a more nuanced understanding of lapse risk across a more diverse array of risk features than geolocation is helpful. Adding geolocation features did not hurt model performance, and more data sources provides more opportunities for identifying intervenable targets specific to a person and moment in time.</w:t>
-      </w:r>
-    </w:p>
-    <w:bookmarkEnd w:id="71"/>
-    <w:bookmarkStart w:id="72" w:name="feature-importance-2"/>
-    <w:p>
-      <w:pPr>
-        <w:pStyle w:val="Heading2"/>
-      </w:pPr>
-      <w:r>
-        <w:t xml:space="preserve">Feature Importance</w:t>
-      </w:r>
-    </w:p>
-    <w:p>
-      <w:pPr>
-        <w:pStyle w:val="FirstParagraph"/>
-      </w:pPr>
-      <w:r>
-        <w:t xml:space="preserve">When using a standard mean absolute Shapley value approach to estimate average feature importance across observations, the most important feature was prior opioid use. This finding is consistent with the relapse‑prevention literature, which identifies lapse as an important precursor to relapse, and prior prediction research demonstrating that lapses predict future lapses</w:t>
-      </w:r>
-      <w:r>
-        <w:t xml:space="preserve"> </w:t>
-      </w:r>
-      <w:r>
-        <w:t xml:space="preserve">(Wyant et al., 2024)</w:t>
-      </w:r>
-      <w:r>
-        <w:t xml:space="preserve">. Notably, this feature had a mean absolute Shapley value that was over two-fold times higher than the next most important feature. However, when considering this model in the context of a recovery monitoring support system that provides daily insight into lapse risk, this finding may be misleading. Fewer than 2% of day-level observations contained a lapse, and the majority of participants did not lapse at all. Among those who did lapse, many only lapsed one time. Given that past use does not become a risk factor until after it has occurred, in most cases other features may represent more clinically meaningful targets for intervention.</w:t>
-      </w:r>
-    </w:p>
-    <w:p>
-      <w:pPr>
-        <w:pStyle w:val="BodyText"/>
-      </w:pPr>
-      <w:r>
-        <w:t xml:space="preserve">A more informative approach to characterize feature importance is to consider the proportion of observations in which a given feature had the highest Shapley value. This approach considers both the magnitude of a feature’s effect (in terms of log-odds change in the prediction) and its prevalence across observations. Using this approach, urge ratings and abstinence confidence emerged as the features most frequently influencing lapse risk predictions. This suggests that individuals may benefit more often from recovery recommendations focused on reducing urges (e.g., urge surfing) and increasing abstinence confidence (e.g., reflecting on recent successes). Additionally, this approach showed that while some features have low average importance (across all individuals and observations), they can be highly important on certain days for certain individuals (e.g., self-reports of anger).</w:t>
-      </w:r>
-    </w:p>
-    <w:p>
-      <w:pPr>
-        <w:pStyle w:val="BodyText"/>
-      </w:pPr>
-      <w:r>
-        <w:t xml:space="preserve">Across both feature importance approaches, geolocation features emerged among the top subset of features. Specifically, location variance, time spent in helpful and harmful locations, time spent in unpleasant locations, and time spent at locations where religious activities are performed were among the top ten features. These findings suggest that although geolocation features may not provide unique signal for prediction, it may be worthwhile to still include them in the model to expand opportunities for intervention and provide precision-oriented recovery support.</w:t>
-      </w:r>
-    </w:p>
-    <w:p>
-      <w:pPr>
-        <w:pStyle w:val="BodyText"/>
-      </w:pPr>
-      <w:r>
-        <w:t xml:space="preserve">Shapley-feature value partial dependence plots demonstrated the direction of the relationship of these top feature categories with lapse risk. The direction of these relationships was consistent with the extant literature on the precursors to lapse and relapse</w:t>
-      </w:r>
-      <w:r>
-        <w:t xml:space="preserve"> </w:t>
-      </w:r>
-      <w:r>
-        <w:t xml:space="preserve">(Marlatt &amp; Donovan, 2007; K. A. Witkiewitz &amp; Marlatt, 2007; K. Witkiewitz &amp; Marlatt, 2004)</w:t>
-      </w:r>
-      <w:r>
-        <w:t xml:space="preserve">. More frequent opioid use, high intensity urges, low abstinence confidence, and less time spent in helpful locations all increased lapse risk. However, our use of raw and difference features allowed us to discover nuance in these relationships. For example, while the use of non-opioid illicit substances generally has a positive relationship with lapse risk, recent decreases in use (i.e., in the past day or week) appears to present a vulnerable period of time where individuals are at high risk for lapsing back to opioids. We saw this pattern with both stimulant and sedative use. This suggests that it is important to consider not just the presence or absence of substance use behaviors, but also how these behaviors differ from a person’s typical use pattern. Recent decreases in the use of one substance may trigger cognitive and physiological processes resembling those linked to opioid use, reactivating a negative reinforcement cycle of using opioids for relief from distressing states.</w:t>
-      </w:r>
-    </w:p>
-    <w:p>
-      <w:pPr>
-        <w:pStyle w:val="BodyText"/>
-      </w:pPr>
-      <w:r>
-        <w:t xml:space="preserve">We observed a similar pattern with urge ratings. Higher urges clearly increased lapse risk; however, recent decreases in urges were also associated with increased lapse risk. At first, this finding appeared contradictory. However, individuals with extremely negative urge difference values must, on average, often experience high-intensity urges in order to produce a change of this magnitude (e.g., a downward two-point shift on a five-point scale). Thus, it is possible that when these individuals suddenly experience a reduction in urge intensity, they may develop a false sense of security, leading to a lowered guard, overconfidence, or increased exposure to triggers.</w:t>
-      </w:r>
-    </w:p>
-    <w:p>
-      <w:pPr>
-        <w:pStyle w:val="BodyText"/>
-      </w:pPr>
-      <w:r>
-        <w:t xml:space="preserve">Unexpectedly, a recent decrease in time spent at locations where religious activities are performed appeared to lower lapse risk. This feature category was relatively sparse in our data. In fact, the raw feature category was not retained in the final model due to having less than 5% variance (i.e., non-zero values). As a result, it may be that this pattern represented only a handful of participants’ relationship to religion and these locations may not generalize more broadly. Nevertheless, this feature did emerge as the 7th most important feature category, making it a worthwhile area to explore in future studies.</w:t>
-      </w:r>
-    </w:p>
-    <w:bookmarkEnd w:id="72"/>
-    <w:bookmarkStart w:id="73" w:name="X40ab624ebf83813907a18dba36edd4d1d14a553"/>
-    <w:p>
-      <w:pPr>
-        <w:pStyle w:val="Heading2"/>
-      </w:pPr>
-      <w:r>
-        <w:t xml:space="preserve">Additional Limitations and Future Directions</w:t>
-      </w:r>
-    </w:p>
-    <w:p>
-      <w:pPr>
-        <w:pStyle w:val="FirstParagraph"/>
-      </w:pPr>
-      <w:r>
-        <w:t xml:space="preserve">Other characteristics of our sample may limit the generalizability of our findings. One obvious limitation is the research context in which participants provided these data. Participants were modestly compensated for completing daily surveys and providing geolocation data, which may have influenced their willingness to provide these data. In fact, it would not be surprising if compensation did play at least a minor role in these findings, given the support for contingency management in promoting both treatment adherence and abstinence</w:t>
-      </w:r>
-      <w:r>
-        <w:t xml:space="preserve"> </w:t>
-      </w:r>
-      <w:r>
-        <w:t xml:space="preserve">(Bolívar et al., 2021)</w:t>
-      </w:r>
-      <w:r>
-        <w:t xml:space="preserve">. However, participants received no additional direct benefit beyond financial compensation. In real-world implementations, individuals may be more motivated to share data if doing so enables personalized recovery support as providing ongoing compensation, regardless of proven benefits seen in clinical practice, would likely be prohibitive at-scale.</w:t>
-      </w:r>
-    </w:p>
-    <w:p>
-      <w:pPr>
-        <w:pStyle w:val="BodyText"/>
-      </w:pPr>
-      <w:r>
-        <w:t xml:space="preserve">Second, we implemented daily survey compliance thresholds to exclude participants and adjust study end dates. This criterion was important because we generated our lapse labels from the daily survey data and thus we required consistent collection of this data stream for accurate observation labels. As a result, our estimates of adherence and model performance may be slightly optimistic. Still, even with this criterion, nearly 78% of participants remained in the study for at least six months, suggesting that long-term monitoring with daily surveys is feasible for a substantial proportion of individuals in this population.</w:t>
-      </w:r>
-    </w:p>
-    <w:p>
-      <w:pPr>
-        <w:pStyle w:val="BodyText"/>
-      </w:pPr>
-      <w:r>
-        <w:t xml:space="preserve">A third limitation is that our sample was restricted to individuals with a goal of abstinence. Accordingly, our models were trained to predict goal-inconsistent use (i.e., lapse), which may limit their applicability to individuals with alternative recovery goals. Although we see no inherent reason these models could not be adapted for individuals pursuing moderation or harm reduction, this remains an empirical question. For individuals who do not aim to abstain, the definition of goal-inconsistent use is less straightforward and may vary considerably from person to person. Future studies could improve generalizability by allowing individuals to self-define goal-inconsistent use (e.g., mixing opioids with other substances or using larger amounts than planned) and train models in samples with diverse recovery goals.</w:t>
-      </w:r>
-    </w:p>
-    <w:p>
-      <w:pPr>
-        <w:pStyle w:val="BodyText"/>
-      </w:pPr>
-      <w:r>
-        <w:t xml:space="preserve">Lastly, there may be value in exploring alternative modeling approaches that better leverage the temporal structure and individual-level nature of these data. For example, hierarchical models that start with population-based information (i.e., priors) and are updated with person-specific information as the individual provides data may be the most promising approach for effective use of time-varying information to model how an individual’s lapse risk evolves over time. Our lab has begun to develop these models and found preliminary evidence to suggest that they may modestly outperform traditional machine learning models for predicting alcohol lapses</w:t>
-      </w:r>
-      <w:r>
-        <w:t xml:space="preserve"> </w:t>
-      </w:r>
-      <w:r>
-        <w:t xml:space="preserve">(Pulick et al., 2025)</w:t>
-      </w:r>
-      <w:r>
-        <w:t xml:space="preserve"> </w:t>
-      </w:r>
-      <w:r>
-        <w:t xml:space="preserve">(but also see</w:t>
-      </w:r>
-      <w:r>
-        <w:t xml:space="preserve"> </w:t>
-      </w:r>
-      <w:r>
-        <w:t xml:space="preserve">Leenaerts et al. (2024)</w:t>
-      </w:r>
-      <w:r>
-        <w:t xml:space="preserve">).</w:t>
-      </w:r>
-    </w:p>
-    <w:bookmarkEnd w:id="73"/>
-    <w:bookmarkStart w:id="74" w:name="conclusion"/>
-    <w:p>
-      <w:pPr>
-        <w:pStyle w:val="Heading2"/>
-      </w:pPr>
-      <w:r>
-        <w:t xml:space="preserve">Conclusion</w:t>
-      </w:r>
-    </w:p>
-    <w:p>
-      <w:pPr>
-        <w:pStyle w:val="FirstParagraph"/>
-      </w:pPr>
-      <w:r>
-        <w:t xml:space="preserve">In conclusion, it is possible to predict future lapses back to opioid use using smartphone sensing data. Daily surveys and geolocation sensing provide a diverse array of important risk factors for lapse. Daily recovery recommendations can be mapped onto these factors to deliver support that is personalized to both the person and the moment. Our machine learning model, trained on a national clinical sample of individuals with OUD, is a promising step toward future real-world implementation and evaluation.</w:t>
-      </w:r>
-    </w:p>
-    <w:bookmarkEnd w:id="74"/>
+        <w:t xml:space="preserve">References</w:t>
+      </w:r>
+    </w:p>
+    <w:bookmarkStart w:id="181" w:name="refs"/>
+    <w:bookmarkStart w:id="75" w:name="Xa6cc3d705527cff91ec886314240e7a8b04e8dd"/>
+    <w:p>
+      <w:pPr>
+        <w:pStyle w:val="Bibliography"/>
+      </w:pPr>
+      <w:r>
+        <w:t xml:space="preserve">American Psychiatric Association. (2022).</w:t>
+      </w:r>
+      <w:r>
+        <w:t xml:space="preserve"> </w:t>
+      </w:r>
+      <w:r>
+        <w:rPr>
+          <w:i/>
+          <w:iCs/>
+        </w:rPr>
+        <w:t xml:space="preserve">Diagnostic and statistical manual of mental disorders :</w:t>
+      </w:r>
+      <w:r>
+        <w:rPr>
+          <w:i/>
+          <w:iCs/>
+        </w:rPr>
+        <w:t xml:space="preserve"> </w:t>
+      </w:r>
+      <w:r>
+        <w:rPr>
+          <w:i/>
+          <w:iCs/>
+        </w:rPr>
+        <w:t xml:space="preserve">DSM-5-TR</w:t>
+      </w:r>
+      <w:r>
+        <w:t xml:space="preserve">. 5th edition, text revision. Washington, DC : American Psychiatric Association Publishing, 2022.</w:t>
+      </w:r>
+    </w:p>
     <w:bookmarkEnd w:id="75"/>
-    <w:bookmarkStart w:id="185" w:name="references"/>
-    <w:p>
-      <w:pPr>
-        <w:pStyle w:val="Heading1"/>
-      </w:pPr>
-      <w:r>
-        <w:t xml:space="preserve">References</w:t>
-      </w:r>
-    </w:p>
-    <w:bookmarkStart w:id="184" w:name="refs"/>
-    <w:bookmarkStart w:id="76" w:name="Xa6cc3d705527cff91ec886314240e7a8b04e8dd"/>
+    <w:bookmarkStart w:id="77" w:name="Xa2783e01b74cc82fbd64a60d68d8867046112c3"/>
     <w:p>
       <w:pPr>
         <w:pStyle w:val="Bibliography"/>
       </w:pPr>
       <w:r>
-        <w:t xml:space="preserve">American Psychiatric Association. (2022).</w:t>
-      </w:r>
-      <w:r>
-        <w:t xml:space="preserve"> </w:t>
-      </w:r>
-      <w:r>
-        <w:rPr>
-          <w:i/>
-          <w:iCs/>
-        </w:rPr>
-        <w:t xml:space="preserve">Diagnostic and statistical manual of mental disorders :</w:t>
-      </w:r>
-      <w:r>
-        <w:rPr>
-          <w:i/>
-          <w:iCs/>
-        </w:rPr>
-        <w:t xml:space="preserve"> </w:t>
-      </w:r>
-      <w:r>
-        <w:rPr>
-          <w:i/>
-          <w:iCs/>
-        </w:rPr>
-        <w:t xml:space="preserve">DSM-5-TR</w:t>
-      </w:r>
-      <w:r>
-        <w:t xml:space="preserve">. 5th edition, text revision. Washington, DC : American Psychiatric Association Publishing, 2022.</w:t>
-      </w:r>
-    </w:p>
-    <w:bookmarkEnd w:id="76"/>
-    <w:bookmarkStart w:id="78" w:name="Xa2783e01b74cc82fbd64a60d68d8867046112c3"/>
-    <w:p>
-      <w:pPr>
-        <w:pStyle w:val="Bibliography"/>
-      </w:pPr>
-      <w:r>
         <w:t xml:space="preserve">Bolívar, H. A., Klemperer, E. M., Coleman, S. R. M., DeSarno, M., Skelly, J. M., &amp; Higgins, S. T. (2021). Contingency</w:t>
       </w:r>
       <w:r>
@@ -6324,7 +6295,7 @@
       <w:r>
         <w:t xml:space="preserve"> </w:t>
       </w:r>
-      <w:hyperlink r:id="rId77">
+      <w:hyperlink r:id="rId76">
         <w:r>
           <w:rPr>
             <w:rStyle w:val="Hyperlink"/>
@@ -6333,8 +6304,8 @@
         </w:r>
       </w:hyperlink>
     </w:p>
-    <w:bookmarkEnd w:id="78"/>
-    <w:bookmarkStart w:id="80" w:name="ref-chtc"/>
+    <w:bookmarkEnd w:id="77"/>
+    <w:bookmarkStart w:id="79" w:name="ref-chtc"/>
     <w:p>
       <w:pPr>
         <w:pStyle w:val="Bibliography"/>
@@ -6358,7 +6329,7 @@
       <w:r>
         <w:t xml:space="preserve"> </w:t>
       </w:r>
-      <w:hyperlink r:id="rId79">
+      <w:hyperlink r:id="rId78">
         <w:r>
           <w:rPr>
             <w:rStyle w:val="Hyperlink"/>
@@ -6367,8 +6338,8 @@
         </w:r>
       </w:hyperlink>
     </w:p>
-    <w:bookmarkEnd w:id="80"/>
-    <w:bookmarkStart w:id="82" w:name="ref-choiTreatmentUsePerceived2014"/>
+    <w:bookmarkEnd w:id="79"/>
+    <w:bookmarkStart w:id="81" w:name="ref-choiTreatmentUsePerceived2014"/>
     <w:p>
       <w:pPr>
         <w:pStyle w:val="Bibliography"/>
@@ -6405,7 +6376,7 @@
       <w:r>
         <w:t xml:space="preserve"> </w:t>
       </w:r>
-      <w:hyperlink r:id="rId81">
+      <w:hyperlink r:id="rId80">
         <w:r>
           <w:rPr>
             <w:rStyle w:val="Hyperlink"/>
@@ -6414,8 +6385,8 @@
         </w:r>
       </w:hyperlink>
     </w:p>
-    <w:bookmarkEnd w:id="82"/>
-    <w:bookmarkStart w:id="84" w:name="ref-collinsTRIPODAIStatementUpdated2024"/>
+    <w:bookmarkEnd w:id="81"/>
+    <w:bookmarkStart w:id="83" w:name="ref-collinsTRIPODAIStatementUpdated2024"/>
     <w:p>
       <w:pPr>
         <w:pStyle w:val="Bibliography"/>
@@ -6470,7 +6441,7 @@
       <w:r>
         <w:t xml:space="preserve"> </w:t>
       </w:r>
-      <w:hyperlink r:id="rId83">
+      <w:hyperlink r:id="rId82">
         <w:r>
           <w:rPr>
             <w:rStyle w:val="Hyperlink"/>
@@ -6479,8 +6450,8 @@
         </w:r>
       </w:hyperlink>
     </w:p>
-    <w:bookmarkEnd w:id="84"/>
-    <w:bookmarkStart w:id="86" w:name="ref-dennisManagingAddictionChronic2007"/>
+    <w:bookmarkEnd w:id="83"/>
+    <w:bookmarkStart w:id="85" w:name="ref-dennisManagingAddictionChronic2007"/>
     <w:p>
       <w:pPr>
         <w:pStyle w:val="Bibliography"/>
@@ -6491,7 +6462,7 @@
       <w:r>
         <w:t xml:space="preserve"> </w:t>
       </w:r>
-      <w:hyperlink r:id="rId85">
+      <w:hyperlink r:id="rId84">
         <w:r>
           <w:rPr>
             <w:rStyle w:val="Hyperlink"/>
@@ -6565,8 +6536,8 @@
         <w:t xml:space="preserve">(1), 45–55.</w:t>
       </w:r>
     </w:p>
-    <w:bookmarkEnd w:id="86"/>
-    <w:bookmarkStart w:id="88" w:name="Xd9666037eeab86394cda3df1ab243232c191db9"/>
+    <w:bookmarkEnd w:id="85"/>
+    <w:bookmarkStart w:id="87" w:name="Xd9666037eeab86394cda3df1ab243232c191db9"/>
     <w:p>
       <w:pPr>
         <w:pStyle w:val="Bibliography"/>
@@ -6603,7 +6574,7 @@
       <w:r>
         <w:t xml:space="preserve"> </w:t>
       </w:r>
-      <w:hyperlink r:id="rId87">
+      <w:hyperlink r:id="rId86">
         <w:r>
           <w:rPr>
             <w:rStyle w:val="Hyperlink"/>
@@ -6612,8 +6583,8 @@
         </w:r>
       </w:hyperlink>
     </w:p>
-    <w:bookmarkEnd w:id="88"/>
-    <w:bookmarkStart w:id="90" w:name="ref-dowellTreatmentOpioidUse2024"/>
+    <w:bookmarkEnd w:id="87"/>
+    <w:bookmarkStart w:id="89" w:name="ref-dowellTreatmentOpioidUse2024"/>
     <w:p>
       <w:pPr>
         <w:pStyle w:val="Bibliography"/>
@@ -6680,7 +6651,7 @@
       <w:r>
         <w:t xml:space="preserve"> </w:t>
       </w:r>
-      <w:hyperlink r:id="rId89">
+      <w:hyperlink r:id="rId88">
         <w:r>
           <w:rPr>
             <w:rStyle w:val="Hyperlink"/>
@@ -6689,92 +6660,92 @@
         </w:r>
       </w:hyperlink>
     </w:p>
+    <w:bookmarkEnd w:id="89"/>
+    <w:bookmarkStart w:id="90" w:name="X5df69cab398edda98b0028d1d2ef3313da2d6d1"/>
+    <w:p>
+      <w:pPr>
+        <w:pStyle w:val="Bibliography"/>
+      </w:pPr>
+      <w:r>
+        <w:t xml:space="preserve">Economic Research Service US Department of Agriculture. (n.d.).</w:t>
+      </w:r>
+      <w:r>
+        <w:t xml:space="preserve"> </w:t>
+      </w:r>
+      <w:r>
+        <w:rPr>
+          <w:i/>
+          <w:iCs/>
+        </w:rPr>
+        <w:t xml:space="preserve">Rural-</w:t>
+      </w:r>
+      <w:r>
+        <w:rPr>
+          <w:i/>
+          <w:iCs/>
+        </w:rPr>
+        <w:t xml:space="preserve">Urban Commuting Area Codes</w:t>
+      </w:r>
+      <w:r>
+        <w:rPr>
+          <w:i/>
+          <w:iCs/>
+        </w:rPr>
+        <w:t xml:space="preserve"> </w:t>
+      </w:r>
+      <w:r>
+        <w:rPr>
+          <w:i/>
+          <w:iCs/>
+        </w:rPr>
+        <w:t xml:space="preserve">-</w:t>
+      </w:r>
+      <w:r>
+        <w:rPr>
+          <w:i/>
+          <w:iCs/>
+        </w:rPr>
+        <w:t xml:space="preserve"> </w:t>
+      </w:r>
+      <w:r>
+        <w:rPr>
+          <w:i/>
+          <w:iCs/>
+        </w:rPr>
+        <w:t xml:space="preserve">Users</w:t>
+      </w:r>
+      <w:r>
+        <w:rPr>
+          <w:i/>
+          <w:iCs/>
+        </w:rPr>
+        <w:t xml:space="preserve">’</w:t>
+      </w:r>
+      <w:r>
+        <w:rPr>
+          <w:i/>
+          <w:iCs/>
+        </w:rPr>
+        <w:t xml:space="preserve"> </w:t>
+      </w:r>
+      <w:r>
+        <w:rPr>
+          <w:i/>
+          <w:iCs/>
+        </w:rPr>
+        <w:t xml:space="preserve">Guide</w:t>
+      </w:r>
+      <w:r>
+        <w:t xml:space="preserve">. https://www.ers.usda.gov/data-products/rural-urban-commuting-area-codes/users-guide.</w:t>
+      </w:r>
+    </w:p>
     <w:bookmarkEnd w:id="90"/>
-    <w:bookmarkStart w:id="91" w:name="X5df69cab398edda98b0028d1d2ef3313da2d6d1"/>
+    <w:bookmarkStart w:id="92" w:name="ref-epsteinPredictionStressDrug2020"/>
     <w:p>
       <w:pPr>
         <w:pStyle w:val="Bibliography"/>
       </w:pPr>
       <w:r>
-        <w:t xml:space="preserve">Economic Research Service US Department of Agriculture. (n.d.).</w:t>
-      </w:r>
-      <w:r>
-        <w:t xml:space="preserve"> </w:t>
-      </w:r>
-      <w:r>
-        <w:rPr>
-          <w:i/>
-          <w:iCs/>
-        </w:rPr>
-        <w:t xml:space="preserve">Rural-</w:t>
-      </w:r>
-      <w:r>
-        <w:rPr>
-          <w:i/>
-          <w:iCs/>
-        </w:rPr>
-        <w:t xml:space="preserve">Urban Commuting Area Codes</w:t>
-      </w:r>
-      <w:r>
-        <w:rPr>
-          <w:i/>
-          <w:iCs/>
-        </w:rPr>
-        <w:t xml:space="preserve"> </w:t>
-      </w:r>
-      <w:r>
-        <w:rPr>
-          <w:i/>
-          <w:iCs/>
-        </w:rPr>
-        <w:t xml:space="preserve">-</w:t>
-      </w:r>
-      <w:r>
-        <w:rPr>
-          <w:i/>
-          <w:iCs/>
-        </w:rPr>
-        <w:t xml:space="preserve"> </w:t>
-      </w:r>
-      <w:r>
-        <w:rPr>
-          <w:i/>
-          <w:iCs/>
-        </w:rPr>
-        <w:t xml:space="preserve">Users</w:t>
-      </w:r>
-      <w:r>
-        <w:rPr>
-          <w:i/>
-          <w:iCs/>
-        </w:rPr>
-        <w:t xml:space="preserve">’</w:t>
-      </w:r>
-      <w:r>
-        <w:rPr>
-          <w:i/>
-          <w:iCs/>
-        </w:rPr>
-        <w:t xml:space="preserve"> </w:t>
-      </w:r>
-      <w:r>
-        <w:rPr>
-          <w:i/>
-          <w:iCs/>
-        </w:rPr>
-        <w:t xml:space="preserve">Guide</w:t>
-      </w:r>
-      <w:r>
-        <w:t xml:space="preserve">. https://www.ers.usda.gov/data-products/rural-urban-commuting-area-codes/users-guide.</w:t>
-      </w:r>
-    </w:p>
-    <w:bookmarkEnd w:id="91"/>
-    <w:bookmarkStart w:id="93" w:name="ref-epsteinPredictionStressDrug2020"/>
-    <w:p>
-      <w:pPr>
-        <w:pStyle w:val="Bibliography"/>
-      </w:pPr>
-      <w:r>
         <w:t xml:space="preserve">Epstein, D. H., Tyburski, M., Kowalczyk, W. J., Burgess-Hull, A. J., Phillips, K. A., Curtis, B. L., &amp; Preston, K. L. (2020). Prediction of stress and drug craving ninety minutes in the future with passively collected</w:t>
       </w:r>
       <w:r>
@@ -6818,7 +6789,7 @@
       <w:r>
         <w:t xml:space="preserve"> </w:t>
       </w:r>
-      <w:hyperlink r:id="rId92">
+      <w:hyperlink r:id="rId91">
         <w:r>
           <w:rPr>
             <w:rStyle w:val="Hyperlink"/>
@@ -6827,8 +6798,8 @@
         </w:r>
       </w:hyperlink>
     </w:p>
-    <w:bookmarkEnd w:id="93"/>
-    <w:bookmarkStart w:id="95" w:name="ref-florenceEconomicBurdenOpioid2021"/>
+    <w:bookmarkEnd w:id="92"/>
+    <w:bookmarkStart w:id="94" w:name="ref-florenceEconomicBurdenOpioid2021"/>
     <w:p>
       <w:pPr>
         <w:pStyle w:val="Bibliography"/>
@@ -6874,7 +6845,7 @@
       <w:r>
         <w:t xml:space="preserve"> </w:t>
       </w:r>
-      <w:hyperlink r:id="rId94">
+      <w:hyperlink r:id="rId93">
         <w:r>
           <w:rPr>
             <w:rStyle w:val="Hyperlink"/>
@@ -6883,8 +6854,8 @@
         </w:r>
       </w:hyperlink>
     </w:p>
-    <w:bookmarkEnd w:id="95"/>
-    <w:bookmarkStart w:id="97" w:name="ref-freitagVariationsSubstanceUse2021"/>
+    <w:bookmarkEnd w:id="94"/>
+    <w:bookmarkStart w:id="96" w:name="ref-freitagVariationsSubstanceUse2021"/>
     <w:p>
       <w:pPr>
         <w:pStyle w:val="Bibliography"/>
@@ -6960,7 +6931,7 @@
       <w:r>
         <w:t xml:space="preserve"> </w:t>
       </w:r>
-      <w:hyperlink r:id="rId96">
+      <w:hyperlink r:id="rId95">
         <w:r>
           <w:rPr>
             <w:rStyle w:val="Hyperlink"/>
@@ -6969,78 +6940,78 @@
         </w:r>
       </w:hyperlink>
     </w:p>
+    <w:bookmarkEnd w:id="96"/>
+    <w:bookmarkStart w:id="97" w:name="ref-goodrichRstanarmBayesianApplied2023"/>
+    <w:p>
+      <w:pPr>
+        <w:pStyle w:val="Bibliography"/>
+      </w:pPr>
+      <w:r>
+        <w:t xml:space="preserve">Goodrich, B., Gabry, J., Ali, I., &amp; Brilleman, S. (2023).</w:t>
+      </w:r>
+      <w:r>
+        <w:t xml:space="preserve"> </w:t>
+      </w:r>
+      <w:r>
+        <w:rPr>
+          <w:i/>
+          <w:iCs/>
+        </w:rPr>
+        <w:t xml:space="preserve">Rstanarm:</w:t>
+      </w:r>
+      <w:r>
+        <w:rPr>
+          <w:i/>
+          <w:iCs/>
+        </w:rPr>
+        <w:t xml:space="preserve"> </w:t>
+      </w:r>
+      <w:r>
+        <w:rPr>
+          <w:i/>
+          <w:iCs/>
+        </w:rPr>
+        <w:t xml:space="preserve">Bayesian Applied Regression Modeling</w:t>
+      </w:r>
+      <w:r>
+        <w:rPr>
+          <w:i/>
+          <w:iCs/>
+        </w:rPr>
+        <w:t xml:space="preserve"> </w:t>
+      </w:r>
+      <w:r>
+        <w:rPr>
+          <w:i/>
+          <w:iCs/>
+        </w:rPr>
+        <w:t xml:space="preserve">via</w:t>
+      </w:r>
+      <w:r>
+        <w:rPr>
+          <w:i/>
+          <w:iCs/>
+        </w:rPr>
+        <w:t xml:space="preserve"> </w:t>
+      </w:r>
+      <w:r>
+        <w:rPr>
+          <w:i/>
+          <w:iCs/>
+        </w:rPr>
+        <w:t xml:space="preserve">Stan</w:t>
+      </w:r>
+      <w:r>
+        <w:t xml:space="preserve">.</w:t>
+      </w:r>
+    </w:p>
     <w:bookmarkEnd w:id="97"/>
-    <w:bookmarkStart w:id="98" w:name="ref-goodrichRstanarmBayesianApplied2023"/>
+    <w:bookmarkStart w:id="99" w:name="Xa203ab3abd150ead1a7854a9fa5726c8a273f52"/>
     <w:p>
       <w:pPr>
         <w:pStyle w:val="Bibliography"/>
       </w:pPr>
       <w:r>
-        <w:t xml:space="preserve">Goodrich, B., Gabry, J., Ali, I., &amp; Brilleman, S. (2023).</w:t>
-      </w:r>
-      <w:r>
-        <w:t xml:space="preserve"> </w:t>
-      </w:r>
-      <w:r>
-        <w:rPr>
-          <w:i/>
-          <w:iCs/>
-        </w:rPr>
-        <w:t xml:space="preserve">Rstanarm:</w:t>
-      </w:r>
-      <w:r>
-        <w:rPr>
-          <w:i/>
-          <w:iCs/>
-        </w:rPr>
-        <w:t xml:space="preserve"> </w:t>
-      </w:r>
-      <w:r>
-        <w:rPr>
-          <w:i/>
-          <w:iCs/>
-        </w:rPr>
-        <w:t xml:space="preserve">Bayesian Applied Regression Modeling</w:t>
-      </w:r>
-      <w:r>
-        <w:rPr>
-          <w:i/>
-          <w:iCs/>
-        </w:rPr>
-        <w:t xml:space="preserve"> </w:t>
-      </w:r>
-      <w:r>
-        <w:rPr>
-          <w:i/>
-          <w:iCs/>
-        </w:rPr>
-        <w:t xml:space="preserve">via</w:t>
-      </w:r>
-      <w:r>
-        <w:rPr>
-          <w:i/>
-          <w:iCs/>
-        </w:rPr>
-        <w:t xml:space="preserve"> </w:t>
-      </w:r>
-      <w:r>
-        <w:rPr>
-          <w:i/>
-          <w:iCs/>
-        </w:rPr>
-        <w:t xml:space="preserve">Stan</w:t>
-      </w:r>
-      <w:r>
-        <w:t xml:space="preserve">.</w:t>
-      </w:r>
-    </w:p>
-    <w:bookmarkEnd w:id="98"/>
-    <w:bookmarkStart w:id="100" w:name="Xa203ab3abd150ead1a7854a9fa5726c8a273f52"/>
-    <w:p>
-      <w:pPr>
-        <w:pStyle w:val="Bibliography"/>
-      </w:pPr>
-      <w:r>
         <w:t xml:space="preserve">Greenfield, S. F., Brooks, A. J., Gordon, S. M., Green, C. A., Kropp, F., McHugh, R. K., Lincoln, M., Hien, D., &amp; Miele, G. M. (2007). Substance abuse treatment entry, retention, and outcome in women:</w:t>
       </w:r>
       <w:r>
@@ -7084,7 +7055,7 @@
       <w:r>
         <w:t xml:space="preserve"> </w:t>
       </w:r>
-      <w:hyperlink r:id="rId99">
+      <w:hyperlink r:id="rId98">
         <w:r>
           <w:rPr>
             <w:rStyle w:val="Hyperlink"/>
@@ -7093,180 +7064,180 @@
         </w:r>
       </w:hyperlink>
     </w:p>
+    <w:bookmarkEnd w:id="99"/>
+    <w:bookmarkStart w:id="100" w:name="ref-grovesPrinciplesGNSSInertial2013"/>
+    <w:p>
+      <w:pPr>
+        <w:pStyle w:val="Bibliography"/>
+      </w:pPr>
+      <w:r>
+        <w:t xml:space="preserve">Groves, P. (2013).</w:t>
+      </w:r>
+      <w:r>
+        <w:t xml:space="preserve"> </w:t>
+      </w:r>
+      <w:r>
+        <w:rPr>
+          <w:i/>
+          <w:iCs/>
+        </w:rPr>
+        <w:t xml:space="preserve">Principles of</w:t>
+      </w:r>
+      <w:r>
+        <w:rPr>
+          <w:i/>
+          <w:iCs/>
+        </w:rPr>
+        <w:t xml:space="preserve"> </w:t>
+      </w:r>
+      <w:r>
+        <w:rPr>
+          <w:i/>
+          <w:iCs/>
+        </w:rPr>
+        <w:t xml:space="preserve">GNSS</w:t>
+      </w:r>
+      <w:r>
+        <w:rPr>
+          <w:i/>
+          <w:iCs/>
+        </w:rPr>
+        <w:t xml:space="preserve">,</w:t>
+      </w:r>
+      <w:r>
+        <w:rPr>
+          <w:i/>
+          <w:iCs/>
+        </w:rPr>
+        <w:t xml:space="preserve"> </w:t>
+      </w:r>
+      <w:r>
+        <w:rPr>
+          <w:i/>
+          <w:iCs/>
+        </w:rPr>
+        <w:t xml:space="preserve">Inertial</w:t>
+      </w:r>
+      <w:r>
+        <w:rPr>
+          <w:i/>
+          <w:iCs/>
+        </w:rPr>
+        <w:t xml:space="preserve">, and</w:t>
+      </w:r>
+      <w:r>
+        <w:rPr>
+          <w:i/>
+          <w:iCs/>
+        </w:rPr>
+        <w:t xml:space="preserve"> </w:t>
+      </w:r>
+      <w:r>
+        <w:rPr>
+          <w:i/>
+          <w:iCs/>
+        </w:rPr>
+        <w:t xml:space="preserve">Multisensor Integrated Navigation Systems</w:t>
+      </w:r>
+      <w:r>
+        <w:rPr>
+          <w:i/>
+          <w:iCs/>
+        </w:rPr>
+        <w:t xml:space="preserve">,</w:t>
+      </w:r>
+      <w:r>
+        <w:rPr>
+          <w:i/>
+          <w:iCs/>
+        </w:rPr>
+        <w:t xml:space="preserve"> </w:t>
+      </w:r>
+      <w:r>
+        <w:rPr>
+          <w:i/>
+          <w:iCs/>
+        </w:rPr>
+        <w:t xml:space="preserve">Second Edition</w:t>
+      </w:r>
+      <w:r>
+        <w:t xml:space="preserve">.</w:t>
+      </w:r>
+    </w:p>
     <w:bookmarkEnd w:id="100"/>
-    <w:bookmarkStart w:id="101" w:name="ref-grovesPrinciplesGNSSInertial2013"/>
+    <w:bookmarkStart w:id="102" w:name="Xab8b1e00fc4d375f9004b963a8a1337eeee06ab"/>
     <w:p>
       <w:pPr>
         <w:pStyle w:val="Bibliography"/>
       </w:pPr>
       <w:r>
-        <w:t xml:space="preserve">Groves, P. (2013).</w:t>
-      </w:r>
-      <w:r>
-        <w:t xml:space="preserve"> </w:t>
-      </w:r>
-      <w:r>
-        <w:rPr>
-          <w:i/>
-          <w:iCs/>
-        </w:rPr>
-        <w:t xml:space="preserve">Principles of</w:t>
-      </w:r>
-      <w:r>
-        <w:rPr>
-          <w:i/>
-          <w:iCs/>
-        </w:rPr>
-        <w:t xml:space="preserve"> </w:t>
-      </w:r>
-      <w:r>
-        <w:rPr>
-          <w:i/>
-          <w:iCs/>
-        </w:rPr>
-        <w:t xml:space="preserve">GNSS</w:t>
-      </w:r>
-      <w:r>
-        <w:rPr>
-          <w:i/>
-          <w:iCs/>
-        </w:rPr>
+        <w:t xml:space="preserve">Gryczynski, J., Mitchell, S. G., Jaffe, J. H., O’Grady, K. E., Olsen, Y. K., &amp; Schwartz, R. P. (2014). Leaving</w:t>
+      </w:r>
+      <w:r>
+        <w:t xml:space="preserve"> </w:t>
+      </w:r>
+      <w:r>
+        <w:t xml:space="preserve">Buprenorphine Treatment</w:t>
+      </w:r>
+      <w:r>
+        <w:t xml:space="preserve">:</w:t>
+      </w:r>
+      <w:r>
+        <w:t xml:space="preserve"> </w:t>
+      </w:r>
+      <w:r>
+        <w:t xml:space="preserve">Patients</w:t>
+      </w:r>
+      <w:r>
+        <w:t xml:space="preserve">’</w:t>
+      </w:r>
+      <w:r>
+        <w:t xml:space="preserve"> </w:t>
+      </w:r>
+      <w:r>
+        <w:t xml:space="preserve">Reasons</w:t>
+      </w:r>
+      <w:r>
+        <w:t xml:space="preserve"> </w:t>
+      </w:r>
+      <w:r>
+        <w:t xml:space="preserve">for</w:t>
+      </w:r>
+      <w:r>
+        <w:t xml:space="preserve"> </w:t>
+      </w:r>
+      <w:r>
+        <w:t xml:space="preserve">Cessation</w:t>
+      </w:r>
+      <w:r>
+        <w:t xml:space="preserve"> </w:t>
+      </w:r>
+      <w:r>
+        <w:t xml:space="preserve">of</w:t>
+      </w:r>
+      <w:r>
+        <w:t xml:space="preserve"> </w:t>
+      </w:r>
+      <w:r>
+        <w:t xml:space="preserve">Care</w:t>
+      </w:r>
+      <w:r>
+        <w:t xml:space="preserve">.</w:t>
+      </w:r>
+      <w:r>
+        <w:t xml:space="preserve"> </w:t>
+      </w:r>
+      <w:r>
+        <w:rPr>
+          <w:i/>
+          <w:iCs/>
+        </w:rPr>
+        <w:t xml:space="preserve">Journal of Substance Abuse Treatment</w:t>
+      </w:r>
+      <w:r>
         <w:t xml:space="preserve">,</w:t>
       </w:r>
       <w:r>
-        <w:rPr>
-          <w:i/>
-          <w:iCs/>
-        </w:rPr>
-        <w:t xml:space="preserve"> </w:t>
-      </w:r>
-      <w:r>
-        <w:rPr>
-          <w:i/>
-          <w:iCs/>
-        </w:rPr>
-        <w:t xml:space="preserve">Inertial</w:t>
-      </w:r>
-      <w:r>
-        <w:rPr>
-          <w:i/>
-          <w:iCs/>
-        </w:rPr>
-        <w:t xml:space="preserve">, and</w:t>
-      </w:r>
-      <w:r>
-        <w:rPr>
-          <w:i/>
-          <w:iCs/>
-        </w:rPr>
-        <w:t xml:space="preserve"> </w:t>
-      </w:r>
-      <w:r>
-        <w:rPr>
-          <w:i/>
-          <w:iCs/>
-        </w:rPr>
-        <w:t xml:space="preserve">Multisensor Integrated Navigation Systems</w:t>
-      </w:r>
-      <w:r>
-        <w:rPr>
-          <w:i/>
-          <w:iCs/>
-        </w:rPr>
-        <w:t xml:space="preserve">,</w:t>
-      </w:r>
-      <w:r>
-        <w:rPr>
-          <w:i/>
-          <w:iCs/>
-        </w:rPr>
-        <w:t xml:space="preserve"> </w:t>
-      </w:r>
-      <w:r>
-        <w:rPr>
-          <w:i/>
-          <w:iCs/>
-        </w:rPr>
-        <w:t xml:space="preserve">Second Edition</w:t>
-      </w:r>
-      <w:r>
-        <w:t xml:space="preserve">.</w:t>
-      </w:r>
-    </w:p>
-    <w:bookmarkEnd w:id="101"/>
-    <w:bookmarkStart w:id="103" w:name="Xab8b1e00fc4d375f9004b963a8a1337eeee06ab"/>
-    <w:p>
-      <w:pPr>
-        <w:pStyle w:val="Bibliography"/>
-      </w:pPr>
-      <w:r>
-        <w:t xml:space="preserve">Gryczynski, J., Mitchell, S. G., Jaffe, J. H., O’Grady, K. E., Olsen, Y. K., &amp; Schwartz, R. P. (2014). Leaving</w:t>
-      </w:r>
-      <w:r>
-        <w:t xml:space="preserve"> </w:t>
-      </w:r>
-      <w:r>
-        <w:t xml:space="preserve">Buprenorphine Treatment</w:t>
-      </w:r>
-      <w:r>
-        <w:t xml:space="preserve">:</w:t>
-      </w:r>
-      <w:r>
-        <w:t xml:space="preserve"> </w:t>
-      </w:r>
-      <w:r>
-        <w:t xml:space="preserve">Patients</w:t>
-      </w:r>
-      <w:r>
-        <w:t xml:space="preserve">’</w:t>
-      </w:r>
-      <w:r>
-        <w:t xml:space="preserve"> </w:t>
-      </w:r>
-      <w:r>
-        <w:t xml:space="preserve">Reasons</w:t>
-      </w:r>
-      <w:r>
-        <w:t xml:space="preserve"> </w:t>
-      </w:r>
-      <w:r>
-        <w:t xml:space="preserve">for</w:t>
-      </w:r>
-      <w:r>
-        <w:t xml:space="preserve"> </w:t>
-      </w:r>
-      <w:r>
-        <w:t xml:space="preserve">Cessation</w:t>
-      </w:r>
-      <w:r>
-        <w:t xml:space="preserve"> </w:t>
-      </w:r>
-      <w:r>
-        <w:t xml:space="preserve">of</w:t>
-      </w:r>
-      <w:r>
-        <w:t xml:space="preserve"> </w:t>
-      </w:r>
-      <w:r>
-        <w:t xml:space="preserve">Care</w:t>
-      </w:r>
-      <w:r>
-        <w:t xml:space="preserve">.</w:t>
-      </w:r>
-      <w:r>
-        <w:t xml:space="preserve"> </w:t>
-      </w:r>
-      <w:r>
-        <w:rPr>
-          <w:i/>
-          <w:iCs/>
-        </w:rPr>
-        <w:t xml:space="preserve">Journal of Substance Abuse Treatment</w:t>
-      </w:r>
-      <w:r>
-        <w:t xml:space="preserve">,</w:t>
-      </w:r>
-      <w:r>
         <w:t xml:space="preserve"> </w:t>
       </w:r>
       <w:r>
@@ -7282,7 +7253,7 @@
       <w:r>
         <w:t xml:space="preserve"> </w:t>
       </w:r>
-      <w:hyperlink r:id="rId102">
+      <w:hyperlink r:id="rId101">
         <w:r>
           <w:rPr>
             <w:rStyle w:val="Hyperlink"/>
@@ -7291,8 +7262,8 @@
         </w:r>
       </w:hyperlink>
     </w:p>
-    <w:bookmarkEnd w:id="103"/>
-    <w:bookmarkStart w:id="105" w:name="X6b4ed3beef40dcba9764db2c38b474dc4669eb8"/>
+    <w:bookmarkEnd w:id="102"/>
+    <w:bookmarkStart w:id="104" w:name="X6b4ed3beef40dcba9764db2c38b474dc4669eb8"/>
     <w:p>
       <w:pPr>
         <w:pStyle w:val="Bibliography"/>
@@ -7353,7 +7324,7 @@
       <w:r>
         <w:t xml:space="preserve"> </w:t>
       </w:r>
-      <w:hyperlink r:id="rId104">
+      <w:hyperlink r:id="rId103">
         <w:r>
           <w:rPr>
             <w:rStyle w:val="Hyperlink"/>
@@ -7362,8 +7333,8 @@
         </w:r>
       </w:hyperlink>
     </w:p>
-    <w:bookmarkEnd w:id="105"/>
-    <w:bookmarkStart w:id="107" w:name="X805b64c6cb0e2e29672f0738918e5324c4e18a1"/>
+    <w:bookmarkEnd w:id="104"/>
+    <w:bookmarkStart w:id="106" w:name="X805b64c6cb0e2e29672f0738918e5324c4e18a1"/>
     <w:p>
       <w:pPr>
         <w:pStyle w:val="Bibliography"/>
@@ -7400,7 +7371,7 @@
       <w:r>
         <w:t xml:space="preserve"> </w:t>
       </w:r>
-      <w:hyperlink r:id="rId106">
+      <w:hyperlink r:id="rId105">
         <w:r>
           <w:rPr>
             <w:rStyle w:val="Hyperlink"/>
@@ -7409,50 +7380,50 @@
         </w:r>
       </w:hyperlink>
     </w:p>
+    <w:bookmarkEnd w:id="106"/>
+    <w:bookmarkStart w:id="107" w:name="X8b12ef138ca23b48f269e0b446537ae876fd725"/>
+    <w:p>
+      <w:pPr>
+        <w:pStyle w:val="Bibliography"/>
+      </w:pPr>
+      <w:r>
+        <w:t xml:space="preserve">Health Resources and Services Administration. (n.d.).</w:t>
+      </w:r>
+      <w:r>
+        <w:t xml:space="preserve"> </w:t>
+      </w:r>
+      <w:r>
+        <w:rPr>
+          <w:i/>
+          <w:iCs/>
+        </w:rPr>
+        <w:t xml:space="preserve">How</w:t>
+      </w:r>
+      <w:r>
+        <w:rPr>
+          <w:i/>
+          <w:iCs/>
+        </w:rPr>
+        <w:t xml:space="preserve"> </w:t>
+      </w:r>
+      <w:r>
+        <w:rPr>
+          <w:i/>
+          <w:iCs/>
+        </w:rPr>
+        <w:t xml:space="preserve">We Define Rural</w:t>
+      </w:r>
+      <w:r>
+        <w:t xml:space="preserve">. https://www.hrsa.gov/rural-health/about-us/what-is-rural.</w:t>
+      </w:r>
+    </w:p>
     <w:bookmarkEnd w:id="107"/>
-    <w:bookmarkStart w:id="108" w:name="X8b12ef138ca23b48f269e0b446537ae876fd725"/>
+    <w:bookmarkStart w:id="109" w:name="X124ba946b4d19c4d3454f7989a2955eb824b98a"/>
     <w:p>
       <w:pPr>
         <w:pStyle w:val="Bibliography"/>
       </w:pPr>
       <w:r>
-        <w:t xml:space="preserve">Health Resources and Services Administration. (n.d.).</w:t>
-      </w:r>
-      <w:r>
-        <w:t xml:space="preserve"> </w:t>
-      </w:r>
-      <w:r>
-        <w:rPr>
-          <w:i/>
-          <w:iCs/>
-        </w:rPr>
-        <w:t xml:space="preserve">How</w:t>
-      </w:r>
-      <w:r>
-        <w:rPr>
-          <w:i/>
-          <w:iCs/>
-        </w:rPr>
-        <w:t xml:space="preserve"> </w:t>
-      </w:r>
-      <w:r>
-        <w:rPr>
-          <w:i/>
-          <w:iCs/>
-        </w:rPr>
-        <w:t xml:space="preserve">We Define Rural</w:t>
-      </w:r>
-      <w:r>
-        <w:t xml:space="preserve">. https://www.hrsa.gov/rural-health/about-us/what-is-rural.</w:t>
-      </w:r>
-    </w:p>
-    <w:bookmarkEnd w:id="108"/>
-    <w:bookmarkStart w:id="110" w:name="X124ba946b4d19c4d3454f7989a2955eb824b98a"/>
-    <w:p>
-      <w:pPr>
-        <w:pStyle w:val="Bibliography"/>
-      </w:pPr>
-      <w:r>
         <w:t xml:space="preserve">Heinz, M. V., Price, G. D., Singh, A., Bhattacharya, S., Chen, C.-H., Asyyed, A., Does, M. B., Hassanpour, S., Hichborn, E., Kotz, D., Lambert-Harris, C. A., Li, Z., McLeman, B., Mishra, V., Stanger, C., Subramaniam, G., Wu, W., Campbell, C. I., Marsch, L. A., &amp; Jacobson, N. C. (2025). A longitudinal observational study with ecological momentary assessment and deep learning to predict non-prescribed opioid use, treatment retention, and medication nonadherence among persons receiving medication treatment for opioid use disorder.</w:t>
       </w:r>
       <w:r>
@@ -7484,7 +7455,7 @@
       <w:r>
         <w:t xml:space="preserve"> </w:t>
       </w:r>
-      <w:hyperlink r:id="rId109">
+      <w:hyperlink r:id="rId108">
         <w:r>
           <w:rPr>
             <w:rStyle w:val="Hyperlink"/>
@@ -7493,8 +7464,8 @@
         </w:r>
       </w:hyperlink>
     </w:p>
-    <w:bookmarkEnd w:id="110"/>
-    <w:bookmarkStart w:id="112" w:name="ref-hserHighMortalityPatients2017"/>
+    <w:bookmarkEnd w:id="109"/>
+    <w:bookmarkStart w:id="111" w:name="ref-hserHighMortalityPatients2017"/>
     <w:p>
       <w:pPr>
         <w:pStyle w:val="Bibliography"/>
@@ -7552,7 +7523,7 @@
       <w:r>
         <w:t xml:space="preserve"> </w:t>
       </w:r>
-      <w:hyperlink r:id="rId111">
+      <w:hyperlink r:id="rId110">
         <w:r>
           <w:rPr>
             <w:rStyle w:val="Hyperlink"/>
@@ -7561,8 +7532,8 @@
         </w:r>
       </w:hyperlink>
     </w:p>
-    <w:bookmarkEnd w:id="112"/>
-    <w:bookmarkStart w:id="114" w:name="X9dfa929848d202736296032659cec14e42606bb"/>
+    <w:bookmarkEnd w:id="111"/>
+    <w:bookmarkStart w:id="113" w:name="X9dfa929848d202736296032659cec14e42606bb"/>
     <w:p>
       <w:pPr>
         <w:pStyle w:val="Bibliography"/>
@@ -7599,7 +7570,7 @@
       <w:r>
         <w:t xml:space="preserve"> </w:t>
       </w:r>
-      <w:hyperlink r:id="rId113">
+      <w:hyperlink r:id="rId112">
         <w:r>
           <w:rPr>
             <w:rStyle w:val="Hyperlink"/>
@@ -7608,8 +7579,8 @@
         </w:r>
       </w:hyperlink>
     </w:p>
-    <w:bookmarkEnd w:id="114"/>
-    <w:bookmarkStart w:id="116" w:name="ref-kilaruIncidenceTreatmentOpioid2020"/>
+    <w:bookmarkEnd w:id="113"/>
+    <w:bookmarkStart w:id="115" w:name="ref-kilaruIncidenceTreatmentOpioid2020"/>
     <w:p>
       <w:pPr>
         <w:pStyle w:val="Bibliography"/>
@@ -7679,7 +7650,7 @@
       <w:r>
         <w:t xml:space="preserve"> </w:t>
       </w:r>
-      <w:hyperlink r:id="rId115">
+      <w:hyperlink r:id="rId114">
         <w:r>
           <w:rPr>
             <w:rStyle w:val="Hyperlink"/>
@@ -7688,129 +7659,129 @@
         </w:r>
       </w:hyperlink>
     </w:p>
+    <w:bookmarkEnd w:id="115"/>
+    <w:bookmarkStart w:id="116" w:name="Xa93a98d1ce255982a5ea923c39451c32053b2a2"/>
+    <w:p>
+      <w:pPr>
+        <w:pStyle w:val="Bibliography"/>
+      </w:pPr>
+      <w:r>
+        <w:t xml:space="preserve">Kuhn, M. (2022).</w:t>
+      </w:r>
+      <w:r>
+        <w:t xml:space="preserve"> </w:t>
+      </w:r>
+      <w:r>
+        <w:rPr>
+          <w:i/>
+          <w:iCs/>
+        </w:rPr>
+        <w:t xml:space="preserve">Tidyposterior:</w:t>
+      </w:r>
+      <w:r>
+        <w:rPr>
+          <w:i/>
+          <w:iCs/>
+        </w:rPr>
+        <w:t xml:space="preserve"> </w:t>
+      </w:r>
+      <w:r>
+        <w:rPr>
+          <w:i/>
+          <w:iCs/>
+        </w:rPr>
+        <w:t xml:space="preserve">Bayesian Analysis</w:t>
+      </w:r>
+      <w:r>
+        <w:rPr>
+          <w:i/>
+          <w:iCs/>
+        </w:rPr>
+        <w:t xml:space="preserve"> </w:t>
+      </w:r>
+      <w:r>
+        <w:rPr>
+          <w:i/>
+          <w:iCs/>
+        </w:rPr>
+        <w:t xml:space="preserve">to</w:t>
+      </w:r>
+      <w:r>
+        <w:rPr>
+          <w:i/>
+          <w:iCs/>
+        </w:rPr>
+        <w:t xml:space="preserve"> </w:t>
+      </w:r>
+      <w:r>
+        <w:rPr>
+          <w:i/>
+          <w:iCs/>
+        </w:rPr>
+        <w:t xml:space="preserve">Compare Models</w:t>
+      </w:r>
+      <w:r>
+        <w:rPr>
+          <w:i/>
+          <w:iCs/>
+        </w:rPr>
+        <w:t xml:space="preserve"> </w:t>
+      </w:r>
+      <w:r>
+        <w:rPr>
+          <w:i/>
+          <w:iCs/>
+        </w:rPr>
+        <w:t xml:space="preserve">using</w:t>
+      </w:r>
+      <w:r>
+        <w:rPr>
+          <w:i/>
+          <w:iCs/>
+        </w:rPr>
+        <w:t xml:space="preserve"> </w:t>
+      </w:r>
+      <w:r>
+        <w:rPr>
+          <w:i/>
+          <w:iCs/>
+        </w:rPr>
+        <w:t xml:space="preserve">Resampling Statistics</w:t>
+      </w:r>
+      <w:r>
+        <w:t xml:space="preserve">.</w:t>
+      </w:r>
+    </w:p>
     <w:bookmarkEnd w:id="116"/>
-    <w:bookmarkStart w:id="117" w:name="Xa93a98d1ce255982a5ea923c39451c32053b2a2"/>
+    <w:bookmarkStart w:id="117" w:name="ref-kuhnTidymodelsCollectionPackages2020"/>
     <w:p>
       <w:pPr>
         <w:pStyle w:val="Bibliography"/>
       </w:pPr>
       <w:r>
-        <w:t xml:space="preserve">Kuhn, M. (2022).</w:t>
-      </w:r>
-      <w:r>
-        <w:t xml:space="preserve"> </w:t>
-      </w:r>
-      <w:r>
-        <w:rPr>
-          <w:i/>
-          <w:iCs/>
-        </w:rPr>
-        <w:t xml:space="preserve">Tidyposterior:</w:t>
-      </w:r>
-      <w:r>
-        <w:rPr>
-          <w:i/>
-          <w:iCs/>
-        </w:rPr>
-        <w:t xml:space="preserve"> </w:t>
-      </w:r>
-      <w:r>
-        <w:rPr>
-          <w:i/>
-          <w:iCs/>
-        </w:rPr>
-        <w:t xml:space="preserve">Bayesian Analysis</w:t>
-      </w:r>
-      <w:r>
-        <w:rPr>
-          <w:i/>
-          <w:iCs/>
-        </w:rPr>
-        <w:t xml:space="preserve"> </w:t>
-      </w:r>
-      <w:r>
-        <w:rPr>
-          <w:i/>
-          <w:iCs/>
-        </w:rPr>
-        <w:t xml:space="preserve">to</w:t>
-      </w:r>
-      <w:r>
-        <w:rPr>
-          <w:i/>
-          <w:iCs/>
-        </w:rPr>
-        <w:t xml:space="preserve"> </w:t>
-      </w:r>
-      <w:r>
-        <w:rPr>
-          <w:i/>
-          <w:iCs/>
-        </w:rPr>
-        <w:t xml:space="preserve">Compare Models</w:t>
-      </w:r>
-      <w:r>
-        <w:rPr>
-          <w:i/>
-          <w:iCs/>
-        </w:rPr>
-        <w:t xml:space="preserve"> </w:t>
-      </w:r>
-      <w:r>
-        <w:rPr>
-          <w:i/>
-          <w:iCs/>
-        </w:rPr>
-        <w:t xml:space="preserve">using</w:t>
-      </w:r>
-      <w:r>
-        <w:rPr>
-          <w:i/>
-          <w:iCs/>
-        </w:rPr>
-        <w:t xml:space="preserve"> </w:t>
-      </w:r>
-      <w:r>
-        <w:rPr>
-          <w:i/>
-          <w:iCs/>
-        </w:rPr>
-        <w:t xml:space="preserve">Resampling Statistics</w:t>
+        <w:t xml:space="preserve">Kuhn, M., &amp; Wickham, H. (2020).</w:t>
+      </w:r>
+      <w:r>
+        <w:t xml:space="preserve"> </w:t>
+      </w:r>
+      <w:r>
+        <w:rPr>
+          <w:i/>
+          <w:iCs/>
+        </w:rPr>
+        <w:t xml:space="preserve">Tidymodels: A collection of packages for modeling and machine learning using tidyverse principles</w:t>
       </w:r>
       <w:r>
         <w:t xml:space="preserve">.</w:t>
       </w:r>
     </w:p>
     <w:bookmarkEnd w:id="117"/>
-    <w:bookmarkStart w:id="118" w:name="ref-kuhnTidymodelsCollectionPackages2020"/>
+    <w:bookmarkStart w:id="119" w:name="X3767008d16a8293168c856ccfc7bd4044275213"/>
     <w:p>
       <w:pPr>
         <w:pStyle w:val="Bibliography"/>
       </w:pPr>
       <w:r>
-        <w:t xml:space="preserve">Kuhn, M., &amp; Wickham, H. (2020).</w:t>
-      </w:r>
-      <w:r>
-        <w:t xml:space="preserve"> </w:t>
-      </w:r>
-      <w:r>
-        <w:rPr>
-          <w:i/>
-          <w:iCs/>
-        </w:rPr>
-        <w:t xml:space="preserve">Tidymodels: A collection of packages for modeling and machine learning using tidyverse principles</w:t>
-      </w:r>
-      <w:r>
-        <w:t xml:space="preserve">.</w:t>
-      </w:r>
-    </w:p>
-    <w:bookmarkEnd w:id="118"/>
-    <w:bookmarkStart w:id="120" w:name="X3767008d16a8293168c856ccfc7bd4044275213"/>
-    <w:p>
-      <w:pPr>
-        <w:pStyle w:val="Bibliography"/>
-      </w:pPr>
-      <w:r>
         <w:t xml:space="preserve">Leenaerts, N., Soyster, P., Ceccarini, J., Sunaert, S., Fisher, A., &amp; Vrieze, E. (2024). Person-specific and pooled prediction models for binge eating, alcohol use and binge drinking in bulimia nervosa and alcohol use disorder.</w:t>
       </w:r>
       <w:r>
@@ -7842,7 +7813,7 @@
       <w:r>
         <w:t xml:space="preserve"> </w:t>
       </w:r>
-      <w:hyperlink r:id="rId119">
+      <w:hyperlink r:id="rId118">
         <w:r>
           <w:rPr>
             <w:rStyle w:val="Hyperlink"/>
@@ -7851,8 +7822,8 @@
         </w:r>
       </w:hyperlink>
     </w:p>
-    <w:bookmarkEnd w:id="120"/>
-    <w:bookmarkStart w:id="122" w:name="Xaa720cc9c8d959b428cd2035783815a9cba15e0"/>
+    <w:bookmarkEnd w:id="119"/>
+    <w:bookmarkStart w:id="121" w:name="Xaa720cc9c8d959b428cd2035783815a9cba15e0"/>
     <w:p>
       <w:pPr>
         <w:pStyle w:val="Bibliography"/>
@@ -7898,7 +7869,7 @@
       <w:r>
         <w:t xml:space="preserve"> </w:t>
       </w:r>
-      <w:hyperlink r:id="rId121">
+      <w:hyperlink r:id="rId120">
         <w:r>
           <w:rPr>
             <w:rStyle w:val="Hyperlink"/>
@@ -7907,8 +7878,8 @@
         </w:r>
       </w:hyperlink>
     </w:p>
-    <w:bookmarkEnd w:id="122"/>
-    <w:bookmarkStart w:id="124" w:name="ref-lofaroRuralUrbanDifferences2025"/>
+    <w:bookmarkEnd w:id="121"/>
+    <w:bookmarkStart w:id="123" w:name="ref-lofaroRuralUrbanDifferences2025"/>
     <w:p>
       <w:pPr>
         <w:pStyle w:val="Bibliography"/>
@@ -7945,7 +7916,7 @@
       <w:r>
         <w:t xml:space="preserve"> </w:t>
       </w:r>
-      <w:hyperlink r:id="rId123">
+      <w:hyperlink r:id="rId122">
         <w:r>
           <w:rPr>
             <w:rStyle w:val="Hyperlink"/>
@@ -7954,122 +7925,122 @@
         </w:r>
       </w:hyperlink>
     </w:p>
+    <w:bookmarkEnd w:id="123"/>
+    <w:bookmarkStart w:id="124" w:name="X34be55f2a2ff67a14e7206627bb93b426490c87"/>
+    <w:p>
+      <w:pPr>
+        <w:pStyle w:val="Bibliography"/>
+      </w:pPr>
+      <w:r>
+        <w:t xml:space="preserve">Lundberg, S. M., &amp; Lee, S.-I. (2017). A unified approach to interpreting model predictions.</w:t>
+      </w:r>
+      <w:r>
+        <w:t xml:space="preserve"> </w:t>
+      </w:r>
+      <w:r>
+        <w:rPr>
+          <w:i/>
+          <w:iCs/>
+        </w:rPr>
+        <w:t xml:space="preserve">Proceedings of the 31st</w:t>
+      </w:r>
+      <w:r>
+        <w:rPr>
+          <w:i/>
+          <w:iCs/>
+        </w:rPr>
+        <w:t xml:space="preserve"> </w:t>
+      </w:r>
+      <w:r>
+        <w:rPr>
+          <w:i/>
+          <w:iCs/>
+        </w:rPr>
+        <w:t xml:space="preserve">International Conference</w:t>
+      </w:r>
+      <w:r>
+        <w:rPr>
+          <w:i/>
+          <w:iCs/>
+        </w:rPr>
+        <w:t xml:space="preserve"> </w:t>
+      </w:r>
+      <w:r>
+        <w:rPr>
+          <w:i/>
+          <w:iCs/>
+        </w:rPr>
+        <w:t xml:space="preserve">on</w:t>
+      </w:r>
+      <w:r>
+        <w:rPr>
+          <w:i/>
+          <w:iCs/>
+        </w:rPr>
+        <w:t xml:space="preserve"> </w:t>
+      </w:r>
+      <w:r>
+        <w:rPr>
+          <w:i/>
+          <w:iCs/>
+        </w:rPr>
+        <w:t xml:space="preserve">Neural Information Processing Systems</w:t>
+      </w:r>
+      <w:r>
+        <w:rPr>
+          <w:i/>
+          <w:iCs/>
+        </w:rPr>
+        <w:t xml:space="preserve">,</w:t>
+      </w:r>
+      <w:r>
+        <w:rPr>
+          <w:i/>
+          <w:iCs/>
+        </w:rPr>
+        <w:t xml:space="preserve"> </w:t>
+      </w:r>
+      <w:r>
+        <w:rPr>
+          <w:i/>
+          <w:iCs/>
+        </w:rPr>
+        <w:t xml:space="preserve">NIPS</w:t>
+      </w:r>
+      <w:r>
+        <w:rPr>
+          <w:i/>
+          <w:iCs/>
+        </w:rPr>
+        <w:t xml:space="preserve">’17</w:t>
+      </w:r>
+      <w:r>
+        <w:t xml:space="preserve">, 4768–4777.</w:t>
+      </w:r>
+    </w:p>
     <w:bookmarkEnd w:id="124"/>
-    <w:bookmarkStart w:id="125" w:name="X34be55f2a2ff67a14e7206627bb93b426490c87"/>
+    <w:bookmarkStart w:id="126" w:name="Xcd5b1eed29ae982ceb2faccc95458d58289f03d"/>
     <w:p>
       <w:pPr>
         <w:pStyle w:val="Bibliography"/>
       </w:pPr>
       <w:r>
-        <w:t xml:space="preserve">Lundberg, S. M., &amp; Lee, S.-I. (2017). A unified approach to interpreting model predictions.</w:t>
-      </w:r>
-      <w:r>
-        <w:t xml:space="preserve"> </w:t>
-      </w:r>
-      <w:r>
-        <w:rPr>
-          <w:i/>
-          <w:iCs/>
-        </w:rPr>
-        <w:t xml:space="preserve">Proceedings of the 31st</w:t>
-      </w:r>
-      <w:r>
-        <w:rPr>
-          <w:i/>
-          <w:iCs/>
-        </w:rPr>
-        <w:t xml:space="preserve"> </w:t>
-      </w:r>
-      <w:r>
-        <w:rPr>
-          <w:i/>
-          <w:iCs/>
-        </w:rPr>
-        <w:t xml:space="preserve">International Conference</w:t>
-      </w:r>
-      <w:r>
-        <w:rPr>
-          <w:i/>
-          <w:iCs/>
-        </w:rPr>
-        <w:t xml:space="preserve"> </w:t>
-      </w:r>
-      <w:r>
-        <w:rPr>
-          <w:i/>
-          <w:iCs/>
-        </w:rPr>
-        <w:t xml:space="preserve">on</w:t>
-      </w:r>
-      <w:r>
-        <w:rPr>
-          <w:i/>
-          <w:iCs/>
-        </w:rPr>
-        <w:t xml:space="preserve"> </w:t>
-      </w:r>
-      <w:r>
-        <w:rPr>
-          <w:i/>
-          <w:iCs/>
-        </w:rPr>
-        <w:t xml:space="preserve">Neural Information Processing Systems</w:t>
-      </w:r>
-      <w:r>
-        <w:rPr>
-          <w:i/>
-          <w:iCs/>
-        </w:rPr>
+        <w:t xml:space="preserve">Ma, J., Bao, Y.-P., Wang, R.-J., Su, M.-F., Liu, M.-X., Li, J.-Q., Degenhardt, L., Farrell, M., Blow, F. C., Ilgen, M., Shi, J., &amp; Lu, L. (2019). Effects of medication-assisted treatment on mortality among opioids users: A systematic review and meta-analysis.</w:t>
+      </w:r>
+      <w:r>
+        <w:t xml:space="preserve"> </w:t>
+      </w:r>
+      <w:r>
+        <w:rPr>
+          <w:i/>
+          <w:iCs/>
+        </w:rPr>
+        <w:t xml:space="preserve">Molecular Psychiatry</w:t>
+      </w:r>
+      <w:r>
         <w:t xml:space="preserve">,</w:t>
       </w:r>
       <w:r>
-        <w:rPr>
-          <w:i/>
-          <w:iCs/>
-        </w:rPr>
-        <w:t xml:space="preserve"> </w:t>
-      </w:r>
-      <w:r>
-        <w:rPr>
-          <w:i/>
-          <w:iCs/>
-        </w:rPr>
-        <w:t xml:space="preserve">NIPS</w:t>
-      </w:r>
-      <w:r>
-        <w:rPr>
-          <w:i/>
-          <w:iCs/>
-        </w:rPr>
-        <w:t xml:space="preserve">’17</w:t>
-      </w:r>
-      <w:r>
-        <w:t xml:space="preserve">, 4768–4777.</w:t>
-      </w:r>
-    </w:p>
-    <w:bookmarkEnd w:id="125"/>
-    <w:bookmarkStart w:id="127" w:name="Xcd5b1eed29ae982ceb2faccc95458d58289f03d"/>
-    <w:p>
-      <w:pPr>
-        <w:pStyle w:val="Bibliography"/>
-      </w:pPr>
-      <w:r>
-        <w:t xml:space="preserve">Ma, J., Bao, Y.-P., Wang, R.-J., Su, M.-F., Liu, M.-X., Li, J.-Q., Degenhardt, L., Farrell, M., Blow, F. C., Ilgen, M., Shi, J., &amp; Lu, L. (2019). Effects of medication-assisted treatment on mortality among opioids users: A systematic review and meta-analysis.</w:t>
-      </w:r>
-      <w:r>
-        <w:t xml:space="preserve"> </w:t>
-      </w:r>
-      <w:r>
-        <w:rPr>
-          <w:i/>
-          <w:iCs/>
-        </w:rPr>
-        <w:t xml:space="preserve">Molecular Psychiatry</w:t>
-      </w:r>
-      <w:r>
-        <w:t xml:space="preserve">,</w:t>
-      </w:r>
-      <w:r>
         <w:t xml:space="preserve"> </w:t>
       </w:r>
       <w:r>
@@ -8085,7 +8056,7 @@
       <w:r>
         <w:t xml:space="preserve"> </w:t>
       </w:r>
-      <w:hyperlink r:id="rId126">
+      <w:hyperlink r:id="rId125">
         <w:r>
           <w:rPr>
             <w:rStyle w:val="Hyperlink"/>
@@ -8094,8 +8065,8 @@
         </w:r>
       </w:hyperlink>
     </w:p>
-    <w:bookmarkEnd w:id="127"/>
-    <w:bookmarkStart w:id="129" w:name="X4d20b0be6ebc81777412f3b2cdfafe4bd20f4d6"/>
+    <w:bookmarkEnd w:id="126"/>
+    <w:bookmarkStart w:id="128" w:name="X4d20b0be6ebc81777412f3b2cdfafe4bd20f4d6"/>
     <w:p>
       <w:pPr>
         <w:pStyle w:val="Bibliography"/>
@@ -8132,7 +8103,7 @@
       <w:r>
         <w:t xml:space="preserve"> </w:t>
       </w:r>
-      <w:hyperlink r:id="rId128">
+      <w:hyperlink r:id="rId127">
         <w:r>
           <w:rPr>
             <w:rStyle w:val="Hyperlink"/>
@@ -8141,213 +8112,213 @@
         </w:r>
       </w:hyperlink>
     </w:p>
+    <w:bookmarkEnd w:id="128"/>
+    <w:bookmarkStart w:id="129" w:name="ref-marlattRelapsePreventionSecond2007"/>
+    <w:p>
+      <w:pPr>
+        <w:pStyle w:val="Bibliography"/>
+      </w:pPr>
+      <w:r>
+        <w:t xml:space="preserve">Marlatt, G. A., &amp; Donovan, D. M. (Eds.). (2007).</w:t>
+      </w:r>
+      <w:r>
+        <w:t xml:space="preserve"> </w:t>
+      </w:r>
+      <w:r>
+        <w:rPr>
+          <w:i/>
+          <w:iCs/>
+        </w:rPr>
+        <w:t xml:space="preserve">Relapse</w:t>
+      </w:r>
+      <w:r>
+        <w:rPr>
+          <w:i/>
+          <w:iCs/>
+        </w:rPr>
+        <w:t xml:space="preserve"> </w:t>
+      </w:r>
+      <w:r>
+        <w:rPr>
+          <w:i/>
+          <w:iCs/>
+        </w:rPr>
+        <w:t xml:space="preserve">Prevention</w:t>
+      </w:r>
+      <w:r>
+        <w:rPr>
+          <w:i/>
+          <w:iCs/>
+        </w:rPr>
+        <w:t xml:space="preserve">,</w:t>
+      </w:r>
+      <w:r>
+        <w:rPr>
+          <w:i/>
+          <w:iCs/>
+        </w:rPr>
+        <w:t xml:space="preserve"> </w:t>
+      </w:r>
+      <w:r>
+        <w:rPr>
+          <w:i/>
+          <w:iCs/>
+        </w:rPr>
+        <w:t xml:space="preserve">Second Edition</w:t>
+      </w:r>
+      <w:r>
+        <w:rPr>
+          <w:i/>
+          <w:iCs/>
+        </w:rPr>
+        <w:t xml:space="preserve">:</w:t>
+      </w:r>
+      <w:r>
+        <w:rPr>
+          <w:i/>
+          <w:iCs/>
+        </w:rPr>
+        <w:t xml:space="preserve"> </w:t>
+      </w:r>
+      <w:r>
+        <w:rPr>
+          <w:i/>
+          <w:iCs/>
+        </w:rPr>
+        <w:t xml:space="preserve">Maintenance Strategies</w:t>
+      </w:r>
+      <w:r>
+        <w:rPr>
+          <w:i/>
+          <w:iCs/>
+        </w:rPr>
+        <w:t xml:space="preserve"> </w:t>
+      </w:r>
+      <w:r>
+        <w:rPr>
+          <w:i/>
+          <w:iCs/>
+        </w:rPr>
+        <w:t xml:space="preserve">in the</w:t>
+      </w:r>
+      <w:r>
+        <w:rPr>
+          <w:i/>
+          <w:iCs/>
+        </w:rPr>
+        <w:t xml:space="preserve"> </w:t>
+      </w:r>
+      <w:r>
+        <w:rPr>
+          <w:i/>
+          <w:iCs/>
+        </w:rPr>
+        <w:t xml:space="preserve">Treatment</w:t>
+      </w:r>
+      <w:r>
+        <w:rPr>
+          <w:i/>
+          <w:iCs/>
+        </w:rPr>
+        <w:t xml:space="preserve"> </w:t>
+      </w:r>
+      <w:r>
+        <w:rPr>
+          <w:i/>
+          <w:iCs/>
+        </w:rPr>
+        <w:t xml:space="preserve">of</w:t>
+      </w:r>
+      <w:r>
+        <w:rPr>
+          <w:i/>
+          <w:iCs/>
+        </w:rPr>
+        <w:t xml:space="preserve"> </w:t>
+      </w:r>
+      <w:r>
+        <w:rPr>
+          <w:i/>
+          <w:iCs/>
+        </w:rPr>
+        <w:t xml:space="preserve">Addictive Behaviors</w:t>
+      </w:r>
+      <w:r>
+        <w:t xml:space="preserve"> </w:t>
+      </w:r>
+      <w:r>
+        <w:t xml:space="preserve">(2nd edition). The Guilford Press.</w:t>
+      </w:r>
+    </w:p>
     <w:bookmarkEnd w:id="129"/>
-    <w:bookmarkStart w:id="130" w:name="ref-marlattRelapsePreventionSecond2007"/>
+    <w:bookmarkStart w:id="131" w:name="ref-martinNeedReceiptSubstance2022"/>
     <w:p>
       <w:pPr>
         <w:pStyle w:val="Bibliography"/>
       </w:pPr>
       <w:r>
-        <w:t xml:space="preserve">Marlatt, G. A., &amp; Donovan, D. M. (Eds.). (2007).</w:t>
-      </w:r>
-      <w:r>
-        <w:t xml:space="preserve"> </w:t>
-      </w:r>
-      <w:r>
-        <w:rPr>
-          <w:i/>
-          <w:iCs/>
-        </w:rPr>
-        <w:t xml:space="preserve">Relapse</w:t>
-      </w:r>
-      <w:r>
-        <w:rPr>
-          <w:i/>
-          <w:iCs/>
-        </w:rPr>
-        <w:t xml:space="preserve"> </w:t>
-      </w:r>
-      <w:r>
-        <w:rPr>
-          <w:i/>
-          <w:iCs/>
-        </w:rPr>
-        <w:t xml:space="preserve">Prevention</w:t>
-      </w:r>
-      <w:r>
-        <w:rPr>
-          <w:i/>
-          <w:iCs/>
-        </w:rPr>
+        <w:t xml:space="preserve">Martin, C. E., Parlier-Ahmad, A. B., Beck, L., Scialli, A., &amp; Terplan, M. (2022). Need for and</w:t>
+      </w:r>
+      <w:r>
+        <w:t xml:space="preserve"> </w:t>
+      </w:r>
+      <w:r>
+        <w:t xml:space="preserve">Receipt</w:t>
+      </w:r>
+      <w:r>
+        <w:t xml:space="preserve"> </w:t>
+      </w:r>
+      <w:r>
+        <w:t xml:space="preserve">of</w:t>
+      </w:r>
+      <w:r>
+        <w:t xml:space="preserve"> </w:t>
+      </w:r>
+      <w:r>
+        <w:t xml:space="preserve">Substance Use Disorder Treatment Among Adults</w:t>
+      </w:r>
+      <w:r>
+        <w:t xml:space="preserve">, by</w:t>
+      </w:r>
+      <w:r>
+        <w:t xml:space="preserve"> </w:t>
+      </w:r>
+      <w:r>
+        <w:t xml:space="preserve">Gender</w:t>
+      </w:r>
+      <w:r>
+        <w:t xml:space="preserve">, in the</w:t>
+      </w:r>
+      <w:r>
+        <w:t xml:space="preserve"> </w:t>
+      </w:r>
+      <w:r>
+        <w:t xml:space="preserve">United States</w:t>
+      </w:r>
+      <w:r>
+        <w:t xml:space="preserve">.</w:t>
+      </w:r>
+      <w:r>
+        <w:t xml:space="preserve"> </w:t>
+      </w:r>
+      <w:r>
+        <w:rPr>
+          <w:i/>
+          <w:iCs/>
+        </w:rPr>
+        <w:t xml:space="preserve">Public Health Reports</w:t>
+      </w:r>
+      <w:r>
+        <w:rPr>
+          <w:i/>
+          <w:iCs/>
+        </w:rPr>
+        <w:t xml:space="preserve">®</w:t>
+      </w:r>
+      <w:r>
         <w:t xml:space="preserve">,</w:t>
       </w:r>
       <w:r>
-        <w:rPr>
-          <w:i/>
-          <w:iCs/>
-        </w:rPr>
-        <w:t xml:space="preserve"> </w:t>
-      </w:r>
-      <w:r>
-        <w:rPr>
-          <w:i/>
-          <w:iCs/>
-        </w:rPr>
-        <w:t xml:space="preserve">Second Edition</w:t>
-      </w:r>
-      <w:r>
-        <w:rPr>
-          <w:i/>
-          <w:iCs/>
-        </w:rPr>
-        <w:t xml:space="preserve">:</w:t>
-      </w:r>
-      <w:r>
-        <w:rPr>
-          <w:i/>
-          <w:iCs/>
-        </w:rPr>
-        <w:t xml:space="preserve"> </w:t>
-      </w:r>
-      <w:r>
-        <w:rPr>
-          <w:i/>
-          <w:iCs/>
-        </w:rPr>
-        <w:t xml:space="preserve">Maintenance Strategies</w:t>
-      </w:r>
-      <w:r>
-        <w:rPr>
-          <w:i/>
-          <w:iCs/>
-        </w:rPr>
-        <w:t xml:space="preserve"> </w:t>
-      </w:r>
-      <w:r>
-        <w:rPr>
-          <w:i/>
-          <w:iCs/>
-        </w:rPr>
-        <w:t xml:space="preserve">in the</w:t>
-      </w:r>
-      <w:r>
-        <w:rPr>
-          <w:i/>
-          <w:iCs/>
-        </w:rPr>
-        <w:t xml:space="preserve"> </w:t>
-      </w:r>
-      <w:r>
-        <w:rPr>
-          <w:i/>
-          <w:iCs/>
-        </w:rPr>
-        <w:t xml:space="preserve">Treatment</w:t>
-      </w:r>
-      <w:r>
-        <w:rPr>
-          <w:i/>
-          <w:iCs/>
-        </w:rPr>
-        <w:t xml:space="preserve"> </w:t>
-      </w:r>
-      <w:r>
-        <w:rPr>
-          <w:i/>
-          <w:iCs/>
-        </w:rPr>
-        <w:t xml:space="preserve">of</w:t>
-      </w:r>
-      <w:r>
-        <w:rPr>
-          <w:i/>
-          <w:iCs/>
-        </w:rPr>
-        <w:t xml:space="preserve"> </w:t>
-      </w:r>
-      <w:r>
-        <w:rPr>
-          <w:i/>
-          <w:iCs/>
-        </w:rPr>
-        <w:t xml:space="preserve">Addictive Behaviors</w:t>
-      </w:r>
-      <w:r>
-        <w:t xml:space="preserve"> </w:t>
-      </w:r>
-      <w:r>
-        <w:t xml:space="preserve">(2nd edition). The Guilford Press.</w:t>
-      </w:r>
-    </w:p>
-    <w:bookmarkEnd w:id="130"/>
-    <w:bookmarkStart w:id="132" w:name="ref-martinNeedReceiptSubstance2022"/>
-    <w:p>
-      <w:pPr>
-        <w:pStyle w:val="Bibliography"/>
-      </w:pPr>
-      <w:r>
-        <w:t xml:space="preserve">Martin, C. E., Parlier-Ahmad, A. B., Beck, L., Scialli, A., &amp; Terplan, M. (2022). Need for and</w:t>
-      </w:r>
-      <w:r>
-        <w:t xml:space="preserve"> </w:t>
-      </w:r>
-      <w:r>
-        <w:t xml:space="preserve">Receipt</w:t>
-      </w:r>
-      <w:r>
-        <w:t xml:space="preserve"> </w:t>
-      </w:r>
-      <w:r>
-        <w:t xml:space="preserve">of</w:t>
-      </w:r>
-      <w:r>
-        <w:t xml:space="preserve"> </w:t>
-      </w:r>
-      <w:r>
-        <w:t xml:space="preserve">Substance Use Disorder Treatment Among Adults</w:t>
-      </w:r>
-      <w:r>
-        <w:t xml:space="preserve">, by</w:t>
-      </w:r>
-      <w:r>
-        <w:t xml:space="preserve"> </w:t>
-      </w:r>
-      <w:r>
-        <w:t xml:space="preserve">Gender</w:t>
-      </w:r>
-      <w:r>
-        <w:t xml:space="preserve">, in the</w:t>
-      </w:r>
-      <w:r>
-        <w:t xml:space="preserve"> </w:t>
-      </w:r>
-      <w:r>
-        <w:t xml:space="preserve">United States</w:t>
-      </w:r>
-      <w:r>
-        <w:t xml:space="preserve">.</w:t>
-      </w:r>
-      <w:r>
-        <w:t xml:space="preserve"> </w:t>
-      </w:r>
-      <w:r>
-        <w:rPr>
-          <w:i/>
-          <w:iCs/>
-        </w:rPr>
-        <w:t xml:space="preserve">Public Health Reports</w:t>
-      </w:r>
-      <w:r>
-        <w:rPr>
-          <w:i/>
-          <w:iCs/>
-        </w:rPr>
-        <w:t xml:space="preserve">®</w:t>
-      </w:r>
-      <w:r>
-        <w:t xml:space="preserve">,</w:t>
-      </w:r>
-      <w:r>
         <w:t xml:space="preserve"> </w:t>
       </w:r>
       <w:r>
@@ -8363,7 +8334,7 @@
       <w:r>
         <w:t xml:space="preserve"> </w:t>
       </w:r>
-      <w:hyperlink r:id="rId131">
+      <w:hyperlink r:id="rId130">
         <w:r>
           <w:rPr>
             <w:rStyle w:val="Hyperlink"/>
@@ -8372,8 +8343,8 @@
         </w:r>
       </w:hyperlink>
     </w:p>
-    <w:bookmarkEnd w:id="132"/>
-    <w:bookmarkStart w:id="134" w:name="ref-mchughSexGenderDifferences2018"/>
+    <w:bookmarkEnd w:id="131"/>
+    <w:bookmarkStart w:id="133" w:name="ref-mchughSexGenderDifferences2018"/>
     <w:p>
       <w:pPr>
         <w:pStyle w:val="Bibliography"/>
@@ -8410,7 +8381,7 @@
       <w:r>
         <w:t xml:space="preserve"> </w:t>
       </w:r>
-      <w:hyperlink r:id="rId133">
+      <w:hyperlink r:id="rId132">
         <w:r>
           <w:rPr>
             <w:rStyle w:val="Hyperlink"/>
@@ -8419,8 +8390,8 @@
         </w:r>
       </w:hyperlink>
     </w:p>
-    <w:bookmarkEnd w:id="134"/>
-    <w:bookmarkStart w:id="136" w:name="ref-mclellanDrugDependenceChronic2000"/>
+    <w:bookmarkEnd w:id="133"/>
+    <w:bookmarkStart w:id="135" w:name="ref-mclellanDrugDependenceChronic2000"/>
     <w:p>
       <w:pPr>
         <w:pStyle w:val="Bibliography"/>
@@ -8457,7 +8428,7 @@
       <w:r>
         <w:t xml:space="preserve"> </w:t>
       </w:r>
-      <w:hyperlink r:id="rId135">
+      <w:hyperlink r:id="rId134">
         <w:r>
           <w:rPr>
             <w:rStyle w:val="Hyperlink"/>
@@ -8466,8 +8437,8 @@
         </w:r>
       </w:hyperlink>
     </w:p>
-    <w:bookmarkEnd w:id="136"/>
-    <w:bookmarkStart w:id="138" w:name="ref-mohrPersonalSensingUnderstanding2017"/>
+    <w:bookmarkEnd w:id="135"/>
+    <w:bookmarkStart w:id="137" w:name="ref-mohrPersonalSensingUnderstanding2017"/>
     <w:p>
       <w:pPr>
         <w:pStyle w:val="Bibliography"/>
@@ -8534,7 +8505,7 @@
       <w:r>
         <w:t xml:space="preserve"> </w:t>
       </w:r>
-      <w:hyperlink r:id="rId137">
+      <w:hyperlink r:id="rId136">
         <w:r>
           <w:rPr>
             <w:rStyle w:val="Hyperlink"/>
@@ -8543,8 +8514,8 @@
         </w:r>
       </w:hyperlink>
     </w:p>
-    <w:bookmarkEnd w:id="138"/>
-    <w:bookmarkStart w:id="140" w:name="X1f44e09282148d362bdacfce67d6a56b1cf06db"/>
+    <w:bookmarkEnd w:id="137"/>
+    <w:bookmarkStart w:id="139" w:name="X1f44e09282148d362bdacfce67d6a56b1cf06db"/>
     <w:p>
       <w:pPr>
         <w:pStyle w:val="Bibliography"/>
@@ -8635,7 +8606,7 @@
       <w:r>
         <w:t xml:space="preserve"> </w:t>
       </w:r>
-      <w:hyperlink r:id="rId139">
+      <w:hyperlink r:id="rId138">
         <w:r>
           <w:rPr>
             <w:rStyle w:val="Hyperlink"/>
@@ -8644,8 +8615,8 @@
         </w:r>
       </w:hyperlink>
     </w:p>
-    <w:bookmarkEnd w:id="140"/>
-    <w:bookmarkStart w:id="142" w:name="ref-novakBehavioralHealthTreatment2019"/>
+    <w:bookmarkEnd w:id="139"/>
+    <w:bookmarkStart w:id="141" w:name="ref-novakBehavioralHealthTreatment2019"/>
     <w:p>
       <w:pPr>
         <w:pStyle w:val="Bibliography"/>
@@ -8694,7 +8665,7 @@
       <w:r>
         <w:t xml:space="preserve"> </w:t>
       </w:r>
-      <w:hyperlink r:id="rId141">
+      <w:hyperlink r:id="rId140">
         <w:r>
           <w:rPr>
             <w:rStyle w:val="Hyperlink"/>
@@ -8703,8 +8674,8 @@
         </w:r>
       </w:hyperlink>
     </w:p>
-    <w:bookmarkEnd w:id="142"/>
-    <w:bookmarkStart w:id="144" w:name="ref-olfsonHealthcareCoverageService2022"/>
+    <w:bookmarkEnd w:id="141"/>
+    <w:bookmarkStart w:id="143" w:name="ref-olfsonHealthcareCoverageService2022"/>
     <w:p>
       <w:pPr>
         <w:pStyle w:val="Bibliography"/>
@@ -8741,7 +8712,7 @@
       <w:r>
         <w:t xml:space="preserve"> </w:t>
       </w:r>
-      <w:hyperlink r:id="rId143">
+      <w:hyperlink r:id="rId142">
         <w:r>
           <w:rPr>
             <w:rStyle w:val="Hyperlink"/>
@@ -8750,8 +8721,8 @@
         </w:r>
       </w:hyperlink>
     </w:p>
-    <w:bookmarkEnd w:id="144"/>
-    <w:bookmarkStart w:id="146" w:name="ref-parlier-ahmadExploratoryStudySex2021"/>
+    <w:bookmarkEnd w:id="143"/>
+    <w:bookmarkStart w:id="145" w:name="ref-parlier-ahmadExploratoryStudySex2021"/>
     <w:p>
       <w:pPr>
         <w:pStyle w:val="Bibliography"/>
@@ -8788,7 +8759,7 @@
       <w:r>
         <w:t xml:space="preserve"> </w:t>
       </w:r>
-      <w:hyperlink r:id="rId145">
+      <w:hyperlink r:id="rId144">
         <w:r>
           <w:rPr>
             <w:rStyle w:val="Hyperlink"/>
@@ -8797,8 +8768,8 @@
         </w:r>
       </w:hyperlink>
     </w:p>
-    <w:bookmarkEnd w:id="146"/>
-    <w:bookmarkStart w:id="148" w:name="ref-pinedoCurrentReexaminationRacial2019"/>
+    <w:bookmarkEnd w:id="145"/>
+    <w:bookmarkStart w:id="147" w:name="ref-pinedoCurrentReexaminationRacial2019"/>
     <w:p>
       <w:pPr>
         <w:pStyle w:val="Bibliography"/>
@@ -8847,7 +8818,7 @@
       <w:r>
         <w:t xml:space="preserve"> </w:t>
       </w:r>
-      <w:hyperlink r:id="rId147">
+      <w:hyperlink r:id="rId146">
         <w:r>
           <w:rPr>
             <w:rStyle w:val="Hyperlink"/>
@@ -8856,39 +8827,39 @@
         </w:r>
       </w:hyperlink>
     </w:p>
+    <w:bookmarkEnd w:id="147"/>
+    <w:bookmarkStart w:id="148" w:name="ref-plattProbabilisticOutputsSupport1999"/>
+    <w:p>
+      <w:pPr>
+        <w:pStyle w:val="Bibliography"/>
+      </w:pPr>
+      <w:r>
+        <w:t xml:space="preserve">Platt, J. (1999). Probabilistic outputs for support vector machines and comparisons to regularized likelihood methods. In</w:t>
+      </w:r>
+      <w:r>
+        <w:t xml:space="preserve"> </w:t>
+      </w:r>
+      <w:r>
+        <w:rPr>
+          <w:i/>
+          <w:iCs/>
+        </w:rPr>
+        <w:t xml:space="preserve">Advances in large margin classifiers</w:t>
+      </w:r>
+      <w:r>
+        <w:t xml:space="preserve"> </w:t>
+      </w:r>
+      <w:r>
+        <w:t xml:space="preserve">(pp. 61–74). MIT Press.</w:t>
+      </w:r>
+    </w:p>
     <w:bookmarkEnd w:id="148"/>
-    <w:bookmarkStart w:id="149" w:name="ref-plattProbabilisticOutputsSupport1999"/>
+    <w:bookmarkStart w:id="150" w:name="ref-pulickIdiographicLapsePrediction2025"/>
     <w:p>
       <w:pPr>
         <w:pStyle w:val="Bibliography"/>
       </w:pPr>
       <w:r>
-        <w:t xml:space="preserve">Platt, J. (1999). Probabilistic outputs for support vector machines and comparisons to regularized likelihood methods. In</w:t>
-      </w:r>
-      <w:r>
-        <w:t xml:space="preserve"> </w:t>
-      </w:r>
-      <w:r>
-        <w:rPr>
-          <w:i/>
-          <w:iCs/>
-        </w:rPr>
-        <w:t xml:space="preserve">Advances in large margin classifiers</w:t>
-      </w:r>
-      <w:r>
-        <w:t xml:space="preserve"> </w:t>
-      </w:r>
-      <w:r>
-        <w:t xml:space="preserve">(pp. 61–74). MIT Press.</w:t>
-      </w:r>
-    </w:p>
-    <w:bookmarkEnd w:id="149"/>
-    <w:bookmarkStart w:id="151" w:name="ref-pulickIdiographicLapsePrediction2025"/>
-    <w:p>
-      <w:pPr>
-        <w:pStyle w:val="Bibliography"/>
-      </w:pPr>
-      <w:r>
         <w:t xml:space="preserve">Pulick, E., Curtin, J., &amp; Mintz, Y. (2025). Idiographic</w:t>
       </w:r>
       <w:r>
@@ -8950,7 +8921,7 @@
       <w:r>
         <w:t xml:space="preserve"> </w:t>
       </w:r>
-      <w:hyperlink r:id="rId150">
+      <w:hyperlink r:id="rId149">
         <w:r>
           <w:rPr>
             <w:rStyle w:val="Hyperlink"/>
@@ -8959,8 +8930,8 @@
         </w:r>
       </w:hyperlink>
     </w:p>
-    <w:bookmarkEnd w:id="151"/>
-    <w:bookmarkStart w:id="153" w:name="ref-rajkomarEnsuringFairnessMachine2018"/>
+    <w:bookmarkEnd w:id="150"/>
+    <w:bookmarkStart w:id="152" w:name="ref-rajkomarEnsuringFairnessMachine2018"/>
     <w:p>
       <w:pPr>
         <w:pStyle w:val="Bibliography"/>
@@ -9030,7 +9001,7 @@
       <w:r>
         <w:t xml:space="preserve"> </w:t>
       </w:r>
-      <w:hyperlink r:id="rId152">
+      <w:hyperlink r:id="rId151">
         <w:r>
           <w:rPr>
             <w:rStyle w:val="Hyperlink"/>
@@ -9039,8 +9010,8 @@
         </w:r>
       </w:hyperlink>
     </w:p>
-    <w:bookmarkEnd w:id="153"/>
-    <w:bookmarkStart w:id="155" w:name="ref-salonerBlacksHispanicsAre2013"/>
+    <w:bookmarkEnd w:id="152"/>
+    <w:bookmarkStart w:id="154" w:name="ref-salonerBlacksHispanicsAre2013"/>
     <w:p>
       <w:pPr>
         <w:pStyle w:val="Bibliography"/>
@@ -9089,7 +9060,7 @@
       <w:r>
         <w:t xml:space="preserve"> </w:t>
       </w:r>
-      <w:hyperlink r:id="rId154">
+      <w:hyperlink r:id="rId153">
         <w:r>
           <w:rPr>
             <w:rStyle w:val="Hyperlink"/>
@@ -9098,8 +9069,8 @@
         </w:r>
       </w:hyperlink>
     </w:p>
-    <w:bookmarkEnd w:id="155"/>
-    <w:bookmarkStart w:id="157" w:name="ref-schmidtEthnicDisparitiesClinical2007"/>
+    <w:bookmarkEnd w:id="154"/>
+    <w:bookmarkStart w:id="156" w:name="ref-schmidtEthnicDisparitiesClinical2007"/>
     <w:p>
       <w:pPr>
         <w:pStyle w:val="Bibliography"/>
@@ -9145,7 +9116,7 @@
       <w:r>
         <w:t xml:space="preserve"> </w:t>
       </w:r>
-      <w:hyperlink r:id="rId156">
+      <w:hyperlink r:id="rId155">
         <w:r>
           <w:rPr>
             <w:rStyle w:val="Hyperlink"/>
@@ -9154,8 +9125,8 @@
         </w:r>
       </w:hyperlink>
     </w:p>
-    <w:bookmarkEnd w:id="157"/>
-    <w:bookmarkStart w:id="159" w:name="ref-sigmonAccessTreatmentOpioid2014"/>
+    <w:bookmarkEnd w:id="156"/>
+    <w:bookmarkStart w:id="158" w:name="ref-sigmonAccessTreatmentOpioid2014"/>
     <w:p>
       <w:pPr>
         <w:pStyle w:val="Bibliography"/>
@@ -9201,7 +9172,7 @@
       <w:r>
         <w:t xml:space="preserve"> </w:t>
       </w:r>
-      <w:hyperlink r:id="rId158">
+      <w:hyperlink r:id="rId157">
         <w:r>
           <w:rPr>
             <w:rStyle w:val="Hyperlink"/>
@@ -9210,8 +9181,8 @@
         </w:r>
       </w:hyperlink>
     </w:p>
-    <w:bookmarkEnd w:id="159"/>
-    <w:bookmarkStart w:id="161" w:name="ref-skolnickSyntheticOpioidsHave2024"/>
+    <w:bookmarkEnd w:id="158"/>
+    <w:bookmarkStart w:id="160" w:name="ref-skolnickSyntheticOpioidsHave2024"/>
     <w:p>
       <w:pPr>
         <w:pStyle w:val="Bibliography"/>
@@ -9248,7 +9219,7 @@
       <w:r>
         <w:t xml:space="preserve"> </w:t>
       </w:r>
-      <w:hyperlink r:id="rId160">
+      <w:hyperlink r:id="rId159">
         <w:r>
           <w:rPr>
             <w:rStyle w:val="Hyperlink"/>
@@ -9257,8 +9228,8 @@
         </w:r>
       </w:hyperlink>
     </w:p>
-    <w:bookmarkEnd w:id="161"/>
-    <w:bookmarkStart w:id="163" w:name="ref-stantonRelapsePreventionNeeds2005a"/>
+    <w:bookmarkEnd w:id="160"/>
+    <w:bookmarkStart w:id="162" w:name="ref-stantonRelapsePreventionNeeds2005a"/>
     <w:p>
       <w:pPr>
         <w:pStyle w:val="Bibliography"/>
@@ -9316,7 +9287,7 @@
       <w:r>
         <w:t xml:space="preserve"> </w:t>
       </w:r>
-      <w:hyperlink r:id="rId162">
+      <w:hyperlink r:id="rId161">
         <w:r>
           <w:rPr>
             <w:rStyle w:val="Hyperlink"/>
@@ -9325,8 +9296,8 @@
         </w:r>
       </w:hyperlink>
     </w:p>
-    <w:bookmarkEnd w:id="163"/>
-    <w:bookmarkStart w:id="165" w:name="ref-strangLossToleranceOverdose2003"/>
+    <w:bookmarkEnd w:id="162"/>
+    <w:bookmarkStart w:id="164" w:name="ref-strangLossToleranceOverdose2003"/>
     <w:p>
       <w:pPr>
         <w:pStyle w:val="Bibliography"/>
@@ -9363,7 +9334,7 @@
       <w:r>
         <w:t xml:space="preserve"> </w:t>
       </w:r>
-      <w:hyperlink r:id="rId164">
+      <w:hyperlink r:id="rId163">
         <w:r>
           <w:rPr>
             <w:rStyle w:val="Hyperlink"/>
@@ -9372,71 +9343,71 @@
         </w:r>
       </w:hyperlink>
     </w:p>
+    <w:bookmarkEnd w:id="164"/>
+    <w:bookmarkStart w:id="165" w:name="X28b8f85e424928e66706a578d6053e0308d1105"/>
+    <w:p>
+      <w:pPr>
+        <w:pStyle w:val="Bibliography"/>
+      </w:pPr>
+      <w:r>
+        <w:t xml:space="preserve">Substance Abuse and Mental Health Services Administration. (n.d.).</w:t>
+      </w:r>
+      <w:r>
+        <w:t xml:space="preserve"> </w:t>
+      </w:r>
+      <w:r>
+        <w:rPr>
+          <w:i/>
+          <w:iCs/>
+        </w:rPr>
+        <w:t xml:space="preserve">2024</w:t>
+      </w:r>
+      <w:r>
+        <w:rPr>
+          <w:i/>
+          <w:iCs/>
+        </w:rPr>
+        <w:t xml:space="preserve"> </w:t>
+      </w:r>
+      <w:r>
+        <w:rPr>
+          <w:i/>
+          <w:iCs/>
+        </w:rPr>
+        <w:t xml:space="preserve">NSDUH Detailed Tables</w:t>
+      </w:r>
+      <w:r>
+        <w:rPr>
+          <w:i/>
+          <w:iCs/>
+        </w:rPr>
+        <w:t xml:space="preserve"> </w:t>
+      </w:r>
+      <w:r>
+        <w:rPr>
+          <w:i/>
+          <w:iCs/>
+        </w:rPr>
+        <w:t xml:space="preserve"> </w:t>
+      </w:r>
+      <w:r>
+        <w:rPr>
+          <w:i/>
+          <w:iCs/>
+        </w:rPr>
+        <w:t xml:space="preserve">CBHSQ Data</w:t>
+      </w:r>
+      <w:r>
+        <w:t xml:space="preserve">. https://www.samhsa.gov/data/report/2024-nsduh-detailed-tables.</w:t>
+      </w:r>
+    </w:p>
     <w:bookmarkEnd w:id="165"/>
-    <w:bookmarkStart w:id="166" w:name="X28b8f85e424928e66706a578d6053e0308d1105"/>
+    <w:bookmarkStart w:id="167" w:name="X52c4c4b564080b2dbcc4b68874ef8a36e7b0a07"/>
     <w:p>
       <w:pPr>
         <w:pStyle w:val="Bibliography"/>
       </w:pPr>
       <w:r>
-        <w:t xml:space="preserve">Substance Abuse and Mental Health Services Administration. (n.d.).</w:t>
-      </w:r>
-      <w:r>
-        <w:t xml:space="preserve"> </w:t>
-      </w:r>
-      <w:r>
-        <w:rPr>
-          <w:i/>
-          <w:iCs/>
-        </w:rPr>
-        <w:t xml:space="preserve">2024</w:t>
-      </w:r>
-      <w:r>
-        <w:rPr>
-          <w:i/>
-          <w:iCs/>
-        </w:rPr>
-        <w:t xml:space="preserve"> </w:t>
-      </w:r>
-      <w:r>
-        <w:rPr>
-          <w:i/>
-          <w:iCs/>
-        </w:rPr>
-        <w:t xml:space="preserve">NSDUH Detailed Tables</w:t>
-      </w:r>
-      <w:r>
-        <w:rPr>
-          <w:i/>
-          <w:iCs/>
-        </w:rPr>
-        <w:t xml:space="preserve"> </w:t>
-      </w:r>
-      <w:r>
-        <w:rPr>
-          <w:i/>
-          <w:iCs/>
-        </w:rPr>
-        <w:t xml:space="preserve"> </w:t>
-      </w:r>
-      <w:r>
-        <w:rPr>
-          <w:i/>
-          <w:iCs/>
-        </w:rPr>
-        <w:t xml:space="preserve">CBHSQ Data</w:t>
-      </w:r>
-      <w:r>
-        <w:t xml:space="preserve">. https://www.samhsa.gov/data/report/2024-nsduh-detailed-tables.</w:t>
-      </w:r>
-    </w:p>
-    <w:bookmarkEnd w:id="166"/>
-    <w:bookmarkStart w:id="168" w:name="X52c4c4b564080b2dbcc4b68874ef8a36e7b0a07"/>
-    <w:p>
-      <w:pPr>
-        <w:pStyle w:val="Bibliography"/>
-      </w:pPr>
-      <w:r>
         <w:t xml:space="preserve">Van Calster, B., Collins, G. S., Vickers, A. J., Wynants, L., Kerr, K. F., Barreñada, L., Varoquaux, G., Singh, K., Moons, K. G., Hernandez-Boussard, T., Timmerman, D., McLernon, D. J., Van Smeden, M., &amp; Steyerberg, E. W. (2025). Evaluation of performance measures in predictive artificial intelligence models to support medical decisions: Overview and guidance.</w:t>
       </w:r>
       <w:r>
@@ -9455,7 +9426,7 @@
       <w:r>
         <w:t xml:space="preserve"> </w:t>
       </w:r>
-      <w:hyperlink r:id="rId167">
+      <w:hyperlink r:id="rId166">
         <w:r>
           <w:rPr>
             <w:rStyle w:val="Hyperlink"/>
@@ -9464,24 +9435,24 @@
         </w:r>
       </w:hyperlink>
     </w:p>
-    <w:bookmarkEnd w:id="168"/>
-    <w:bookmarkStart w:id="170" w:name="X6ee708186a5d814f6044b48499818110320664f"/>
+    <w:bookmarkEnd w:id="167"/>
+    <w:bookmarkStart w:id="169" w:name="ref-walitzerGenderDifferencesAlcohol2006"/>
     <w:p>
       <w:pPr>
         <w:pStyle w:val="Bibliography"/>
       </w:pPr>
       <w:r>
-        <w:t xml:space="preserve">Vandewiele, G., Dehaene, I., Kovács, G., Sterckx, L., Janssens, O., Ongenae, F., De Backere, F., De Turck, F., Roelens, K., Decruyenaere, J., Van Hoecke, S., &amp; Demeester, T. (2021). Overly optimistic prediction results on imbalanced data: A case study of flaws and benefits when applying over-sampling.</w:t>
-      </w:r>
-      <w:r>
-        <w:t xml:space="preserve"> </w:t>
-      </w:r>
-      <w:r>
-        <w:rPr>
-          <w:i/>
-          <w:iCs/>
-        </w:rPr>
-        <w:t xml:space="preserve">Artificial Intelligence in Medicine</w:t>
+        <w:t xml:space="preserve">Walitzer, K. S., &amp; Dearing, R. L. (2006). Gender differences in alcohol and substance use relapse.</w:t>
+      </w:r>
+      <w:r>
+        <w:t xml:space="preserve"> </w:t>
+      </w:r>
+      <w:r>
+        <w:rPr>
+          <w:i/>
+          <w:iCs/>
+        </w:rPr>
+        <w:t xml:space="preserve">Clinical Psychology Review</w:t>
       </w:r>
       <w:r>
         <w:t xml:space="preserve">,</w:t>
@@ -9494,53 +9465,6 @@
           <w:i/>
           <w:iCs/>
         </w:rPr>
-        <w:t xml:space="preserve">111</w:t>
-      </w:r>
-      <w:r>
-        <w:t xml:space="preserve">, 101987.</w:t>
-      </w:r>
-      <w:r>
-        <w:t xml:space="preserve"> </w:t>
-      </w:r>
-      <w:hyperlink r:id="rId169">
-        <w:r>
-          <w:rPr>
-            <w:rStyle w:val="Hyperlink"/>
-          </w:rPr>
-          <w:t xml:space="preserve">https://doi.org/10.1016/j.artmed.2020.101987</w:t>
-        </w:r>
-      </w:hyperlink>
-    </w:p>
-    <w:bookmarkEnd w:id="170"/>
-    <w:bookmarkStart w:id="172" w:name="ref-walitzerGenderDifferencesAlcohol2006"/>
-    <w:p>
-      <w:pPr>
-        <w:pStyle w:val="Bibliography"/>
-      </w:pPr>
-      <w:r>
-        <w:t xml:space="preserve">Walitzer, K. S., &amp; Dearing, R. L. (2006). Gender differences in alcohol and substance use relapse.</w:t>
-      </w:r>
-      <w:r>
-        <w:t xml:space="preserve"> </w:t>
-      </w:r>
-      <w:r>
-        <w:rPr>
-          <w:i/>
-          <w:iCs/>
-        </w:rPr>
-        <w:t xml:space="preserve">Clinical Psychology Review</w:t>
-      </w:r>
-      <w:r>
-        <w:t xml:space="preserve">,</w:t>
-      </w:r>
-      <w:r>
-        <w:t xml:space="preserve"> </w:t>
-      </w:r>
-      <w:r>
-        <w:rPr>
-          <w:i/>
-          <w:iCs/>
-        </w:rPr>
         <w:t xml:space="preserve">26</w:t>
       </w:r>
       <w:r>
@@ -9549,7 +9473,7 @@
       <w:r>
         <w:t xml:space="preserve"> </w:t>
       </w:r>
-      <w:hyperlink r:id="rId171">
+      <w:hyperlink r:id="rId168">
         <w:r>
           <w:rPr>
             <w:rStyle w:val="Hyperlink"/>
@@ -9558,8 +9482,8 @@
         </w:r>
       </w:hyperlink>
     </w:p>
-    <w:bookmarkEnd w:id="172"/>
-    <w:bookmarkStart w:id="173" w:name="X00d53e799ac148a12fd23d85f7c587e1d44cff6"/>
+    <w:bookmarkEnd w:id="169"/>
+    <w:bookmarkStart w:id="170" w:name="X00d53e799ac148a12fd23d85f7c587e1d44cff6"/>
     <w:p>
       <w:pPr>
         <w:pStyle w:val="Bibliography"/>
@@ -9626,8 +9550,8 @@
         <w:t xml:space="preserve">(1st edition). Academic Press.</w:t>
       </w:r>
     </w:p>
-    <w:bookmarkEnd w:id="173"/>
-    <w:bookmarkStart w:id="175" w:name="X4446e184b7dd55a61fd406499f32542fdcf24b5"/>
+    <w:bookmarkEnd w:id="170"/>
+    <w:bookmarkStart w:id="172" w:name="X4446e184b7dd55a61fd406499f32542fdcf24b5"/>
     <w:p>
       <w:pPr>
         <w:pStyle w:val="Bibliography"/>
@@ -9676,7 +9600,7 @@
       <w:r>
         <w:t xml:space="preserve"> </w:t>
       </w:r>
-      <w:hyperlink r:id="rId174">
+      <w:hyperlink r:id="rId171">
         <w:r>
           <w:rPr>
             <w:rStyle w:val="Hyperlink"/>
@@ -9685,8 +9609,8 @@
         </w:r>
       </w:hyperlink>
     </w:p>
-    <w:bookmarkEnd w:id="175"/>
-    <w:bookmarkStart w:id="177" w:name="ref-woodLotPeopleCall2019"/>
+    <w:bookmarkEnd w:id="172"/>
+    <w:bookmarkStart w:id="174" w:name="ref-woodLotPeopleCall2019"/>
     <w:p>
       <w:pPr>
         <w:pStyle w:val="Bibliography"/>
@@ -9744,7 +9668,7 @@
       <w:r>
         <w:t xml:space="preserve"> </w:t>
       </w:r>
-      <w:hyperlink r:id="rId176">
+      <w:hyperlink r:id="rId173">
         <w:r>
           <w:rPr>
             <w:rStyle w:val="Hyperlink"/>
@@ -9753,8 +9677,8 @@
         </w:r>
       </w:hyperlink>
     </w:p>
-    <w:bookmarkEnd w:id="177"/>
-    <w:bookmarkStart w:id="179" w:name="Xb35ee182d565575e339a0170868456c1684f821"/>
+    <w:bookmarkEnd w:id="174"/>
+    <w:bookmarkStart w:id="176" w:name="Xb35ee182d565575e339a0170868456c1684f821"/>
     <w:p>
       <w:pPr>
         <w:pStyle w:val="Bibliography"/>
@@ -9809,7 +9733,7 @@
       <w:r>
         <w:t xml:space="preserve"> </w:t>
       </w:r>
-      <w:hyperlink r:id="rId178">
+      <w:hyperlink r:id="rId175">
         <w:r>
           <w:rPr>
             <w:rStyle w:val="Hyperlink"/>
@@ -9818,8 +9742,8 @@
         </w:r>
       </w:hyperlink>
     </w:p>
-    <w:bookmarkEnd w:id="179"/>
-    <w:bookmarkStart w:id="181" w:name="ref-wyantMachineLearningModels2024"/>
+    <w:bookmarkEnd w:id="176"/>
+    <w:bookmarkStart w:id="178" w:name="ref-wyantMachineLearningModels2024"/>
     <w:p>
       <w:pPr>
         <w:pStyle w:val="Bibliography"/>
@@ -9843,7 +9767,7 @@
       <w:r>
         <w:t xml:space="preserve"> </w:t>
       </w:r>
-      <w:hyperlink r:id="rId180">
+      <w:hyperlink r:id="rId177">
         <w:r>
           <w:rPr>
             <w:rStyle w:val="Hyperlink"/>
@@ -9852,8 +9776,8 @@
         </w:r>
       </w:hyperlink>
     </w:p>
-    <w:bookmarkEnd w:id="181"/>
-    <w:bookmarkStart w:id="183" w:name="X919c097397142f85d541b216884b2f657258800"/>
+    <w:bookmarkEnd w:id="178"/>
+    <w:bookmarkStart w:id="180" w:name="X919c097397142f85d541b216884b2f657258800"/>
     <w:p>
       <w:pPr>
         <w:pStyle w:val="Bibliography"/>
@@ -9917,7 +9841,7 @@
       <w:r>
         <w:t xml:space="preserve"> </w:t>
       </w:r>
-      <w:hyperlink r:id="rId182">
+      <w:hyperlink r:id="rId179">
         <w:r>
           <w:rPr>
             <w:rStyle w:val="Hyperlink"/>
@@ -9926,9 +9850,9 @@
         </w:r>
       </w:hyperlink>
     </w:p>
-    <w:bookmarkEnd w:id="183"/>
-    <w:bookmarkEnd w:id="184"/>
-    <w:bookmarkEnd w:id="185"/>
+    <w:bookmarkEnd w:id="180"/>
+    <w:bookmarkEnd w:id="181"/>
+    <w:bookmarkEnd w:id="182"/>
     <w:sectPr>
       <w:footnotePr>
         <w:numRestart w:val="eachSect"/>
@@ -10056,25 +9980,6 @@
       </w:r>
       <w:r>
         <w:t xml:space="preserve">If adherence fell below 33% (roughly 9 surveys in a 28-day period) for a prolonged period of time, participant study end dates were changed to match the start of this adherence drop.</w:t>
-      </w:r>
-    </w:p>
-  </w:footnote>
-  <w:footnote w:id="51">
-    <w:p>
-      <w:pPr>
-        <w:pStyle w:val="FootnoteText"/>
-      </w:pPr>
-      <w:r>
-        <w:rPr>
-          <w:rStyle w:val="FootnoteReference"/>
-        </w:rPr>
-        <w:footnoteRef/>
-      </w:r>
-      <w:r>
-        <w:t xml:space="preserve"> </w:t>
-      </w:r>
-      <w:r>
-        <w:t xml:space="preserve">The best model configuration used 1:5 upsampling of the majority class and the following hyperparameter values: learning rate = .1, tree depth = 3, mtry = 50.</w:t>
       </w:r>
     </w:p>
   </w:footnote>

--- a/_manuscript/index.docx
+++ b/_manuscript/index.docx
@@ -23,6 +23,14 @@
         <w:pStyle w:val="Author"/>
       </w:pPr>
       <w:r>
+        <w:t xml:space="preserve">Claire E. Punturieri</w:t>
+      </w:r>
+    </w:p>
+    <w:p>
+      <w:pPr>
+        <w:pStyle w:val="Author"/>
+      </w:pPr>
+      <w:r>
         <w:t xml:space="preserve">John J. Curtin</w:t>
       </w:r>
     </w:p>
@@ -31,7 +39,7 @@
         <w:pStyle w:val="Date"/>
       </w:pPr>
       <w:r>
-        <w:t xml:space="preserve">2026-09-17</w:t>
+        <w:t xml:space="preserve">2026-09-18</w:t>
       </w:r>
     </w:p>
     <w:p>
@@ -1094,16 +1102,7 @@
         <w:t xml:space="preserve">(Dormann, 2020)</w:t>
       </w:r>
       <w:r>
-        <w:t xml:space="preserve">. For example, a well-calibrated model that assigns a 30% lapse risk prediction should observe lapses in approximately 30% of such cases. We used Platt scaling to calibrate our final full model’s raw probabilities from the 5 held-out folds</w:t>
-      </w:r>
-      <w:r>
-        <w:t xml:space="preserve"> </w:t>
-      </w:r>
-      <w:r>
-        <w:t xml:space="preserve">(Platt, 1999)</w:t>
-      </w:r>
-      <w:r>
-        <w:t xml:space="preserve">. We provided a calibration plot of these raw and calibrated probabilities. To characterize overall performance we reported Brier scores for the raw and calibrated probabilities. Brier scores are the mean squared difference between the predicted probabilities and observed outcome and range from 0 (perfect accuracy) to 1 (perfect inaccuracy). We also provide histograms of raw and calibrated risk probability distributions by true lapse outcome.</w:t>
+        <w:t xml:space="preserve">. For example, a well-calibrated model that assigns a 30% lapse risk prediction should observe lapses in approximately 30% of such cases. We provided a calibration plot of the raw predicted probabilities reported Brier scores to characterize overall performance. Brier scores are the mean squared difference between the predicted probabilities and observed outcome and range from 0 (perfect accuracy) to 1 (perfect inaccuracy). We also provided histograms of risk probability distributions by true lapse outcome.</w:t>
       </w:r>
     </w:p>
     <w:bookmarkEnd w:id="32"/>
@@ -5395,7 +5394,7 @@
         <w:pStyle w:val="FirstParagraph"/>
       </w:pPr>
       <w:r>
-        <w:t xml:space="preserve">The best full model configuration selected with 1 repeat of 5-fold cross-validation used an xgboost statistical algorithm. This model produced well-calibrated raw probabilities (brier score = 0.014;</w:t>
+        <w:t xml:space="preserve">The best full model configuration selected with 1 repeat of 5-fold cross-validation used an xgboost statistical algorithm. This model produced well-calibrated predicted probability scores (brier score = 0.014;</w:t>
       </w:r>
       <w:r>
         <w:t xml:space="preserve"> </w:t>
@@ -5409,7 +5408,7 @@
         </w:r>
       </w:hyperlink>
       <w:r>
-        <w:t xml:space="preserve">). Platt scaling did not offer any improvement in calibration beyond raw scores (brier score = 0.014). Histograms of raw and calibrated risk probability distributions by true lapse outcome are presented in</w:t>
+        <w:t xml:space="preserve">). Histograms of risk probability distributions by true lapse outcome are presented in</w:t>
       </w:r>
       <w:r>
         <w:t xml:space="preserve"> </w:t>
@@ -5448,7 +5447,7 @@
             <w:r>
               <w:drawing>
                 <wp:inline>
-                  <wp:extent cx="5334000" cy="6096000"/>
+                  <wp:extent cx="5334000" cy="2667000"/>
                   <wp:effectExtent b="0" l="0" r="0" t="0"/>
                   <wp:docPr descr="" title="" id="52" name="Picture"/>
                   <a:graphic>
@@ -5469,7 +5468,7 @@
                         <pic:spPr bwMode="auto">
                           <a:xfrm>
                             <a:off x="0" y="0"/>
-                            <a:ext cx="5334000" cy="6096000"/>
+                            <a:ext cx="5334000" cy="2667000"/>
                           </a:xfrm>
                           <a:prstGeom prst="rect">
                             <a:avLst/>
@@ -5498,7 +5497,7 @@
               <w:pStyle w:val="ImageCaption"/>
             </w:pPr>
             <w:r>
-              <w:t xml:space="preserve">Figure 2: The top panel presents a calibration plot of raw and Platt calibrated risk probabilities. Predicted probabilities (x-axis) are binned into deciles. Observed lapse probability (y-axis) represents the proportion of actual lapses observed in each bin. The dashed diagonal represents perfect calibration. Points below the line indicate overestimation and points above the line indicate underestimation. Raw probabilities are depicted as the dark purple line. Platt calibrated probabilities are depicted as the green dashed line. The rug plots along the x-axes depict the observation frequency in each bin for the raw (bottom) and Platt calibrated (top) probabilities. The bottom left and right panel presents histograms of raw (uncalibrated) and Platt calibrated risk probability distributions, respectively, separately by true lapse outcome.</w:t>
+              <w:t xml:space="preserve">Figure 2: The left panel presents a calibration plot of raw risk probabilities. Predicted probabilities (x-axis) are binned into deciles. Observed lapse probability (y-axis) represents the proportion of actual lapses observed in each bin. The dashed diagonal represents perfect calibration. Points below the line indicate overestimation and points above the line indicate underestimation. The rug plots along the x-axis depicts the observation frequency in each bin for the raw probabilities. The right panel presents histograms of raw risk probability distributions separately by true lapse outcome.</w:t>
             </w:r>
           </w:p>
           <w:bookmarkEnd w:id="54"/>
@@ -5551,7 +5550,7 @@
       <w:r>
         <w:t xml:space="preserve"> </w:t>
       </w:r>
-      <w:hyperlink w:anchor="fig-3">
+      <w:hyperlink w:anchor="fig-3a">
         <w:r>
           <w:rPr>
             <w:rStyle w:val="Hyperlink"/>
@@ -5571,7 +5570,7 @@
         <w:pStyle w:val="BodyText"/>
       </w:pPr>
       <w:r>
-        <w:t xml:space="preserve">We used a second approach where we calculated the proportion of observations in which each feature category had the highest Shapley value (i.e., largest magnitude and prevalence). This approach revealed the most important feature category to be raw urge ratings, followed by raw abstinence confidence ratings. Differences in past opioid use was the third most important feature category, suggesting that while it has a strong relationship with lapse risk, it is not as prevalent across observations as other feature categories. Notably, in this approach several additional comparably important feature categories emerged, including differences in past stimulant use, differences in intensity of recent past pleasant events, and differences in time spent in helpful locations.</w:t>
+        <w:t xml:space="preserve">We used a second approach where we calculated the proportion of observations in which each feature category had the highest Shapley value (i.e., largest magnitude and prevalence). This approach revealed the most important feature category to be raw urge ratings, followed by raw abstinence confidence ratings. Differences in past opioid use was the third most important feature category, suggesting that while it has a strong relationship with lapse risk, it is not as prevalent across observations as other feature categories. Notably, in this approach several additional comparably important feature categories emerged, including differences in past stimulant use and differences in time spent in pleasant, unpleasant, helpful, and harmful locations.</w:t>
       </w:r>
     </w:p>
     <w:tbl>
@@ -5587,7 +5586,7 @@
       <w:tr>
         <w:tc>
           <w:tcPr/>
-          <w:bookmarkStart w:id="60" w:name="fig-3"/>
+          <w:bookmarkStart w:id="60" w:name="fig-3a"/>
           <w:p>
             <w:pPr>
               <w:pStyle w:val="Compact"/>
@@ -5603,7 +5602,7 @@
                     <a:graphicData uri="http://schemas.openxmlformats.org/drawingml/2006/picture">
                       <pic:pic>
                         <pic:nvPicPr>
-                          <pic:cNvPr descr="index_files/figure-docx/notebooks-mak_figures-fig-3-output-1.png" id="59" name="Picture"/>
+                          <pic:cNvPr descr="index_files/figure-docx/notebooks-mak_figures-fig-3a-output-1.png" id="59" name="Picture"/>
                           <pic:cNvPicPr>
                             <a:picLocks noChangeArrowheads="1" noChangeAspect="1"/>
                           </pic:cNvPicPr>
@@ -5686,7 +5685,7 @@
       <w:r>
         <w:t xml:space="preserve">To understand how each feature category influenced lapse risk predictions, we plotted Shapley-value–based partial dependence plots for the top 20 feature categories (</w:t>
       </w:r>
-      <w:hyperlink w:anchor="fig-4">
+      <w:hyperlink w:anchor="fig-4a">
         <w:r>
           <w:rPr>
             <w:rStyle w:val="Hyperlink"/>
@@ -5695,7 +5694,7 @@
         </w:r>
       </w:hyperlink>
       <w:r>
-        <w:t xml:space="preserve">; plots for all feature categories are provided in Figure S3 in the supplement). In these plots, positive Shapley values indicate that a feature category increased the predicted probability of lapse (i.e., higher lapse risk), whereas negative Shapley values indicate that the feature category decreased the predicted probability (i.e., lower lapse risk). For raw features, lower values represent lower levels of the corresponding feature (e.g., lower urge intensity, lower abstinence confidence, higher abstinent motivation, and less time spent in helpful or harmful locations), while higher values represent higher levels (e.g., higher urge intensity, higher abstinence confidence, lower abstinent motivation, and greater time spent in helpful or harmful locations). For difference features, values are interpreted relative to the individual’s baseline. Negative values indicate that the score is below the individual’s typical level (e.g., less substance use, less time in helpful or harmful locations, less time at places where religious activities are performed, less location variance, and lower urges or abstinence confidence). A value of zero indicates no deviation from baseline. Positive values indicate that the score is above the individual’s typical level (e.g., more substance use, more time in helpful or harmful locations, more time at places where religious activities are performed, more location variance, and higher urges or abstinence confidence). For demographic features, values correspond to ordered categories. For example, lower values indicate younger age and lower income, and higher values indicate older age and higher income.</w:t>
+        <w:t xml:space="preserve">; plots for all feature categories are provided in Figure S3 in the supplement). In these plots, positive Shapley values indicate that a feature category increased the predicted probability of lapse (i.e., higher lapse risk), whereas negative Shapley values indicate that the feature category decreased the predicted probability (i.e., lower lapse risk). For raw features, lower values represent lower levels of the corresponding feature (e.g., lower urge intensity, lower abstinence confidence, higher abstinent motivation, and less time spent in pleasant, unpleasant, or helpful locations), while higher values represent higher levels (e.g., higher urge intensity, higher abstinence confidence, lower abstinent motivation, and greater time spent in pleasant, unpleasant, or helpful locations). For difference features, values are interpreted relative to the individual’s baseline. Negative values indicate that the score is below the individual’s typical level (e.g., less substance use, less time in pleasant, unpleasant, or helpful locations, less time at places where religious activities are performed, less location variance, and lower urges or abstinence confidence). A value of zero indicates no deviation from baseline. Positive values indicate that the score is above the individual’s typical level (e.g., more substance use, more time in pleasant, unpleasant, or helpful locations, more time at places where religious activities are performed, more location variance, and higher urges or abstinence confidence). For demographic features, values correspond to ordered categories. For example, lower values indicate younger age and lower income, and higher values indicate older age and higher income.</w:t>
       </w:r>
     </w:p>
     <w:p>
@@ -5735,7 +5734,7 @@
       <w:tr>
         <w:tc>
           <w:tcPr/>
-          <w:bookmarkStart w:id="65" w:name="fig-4"/>
+          <w:bookmarkStart w:id="65" w:name="fig-4a"/>
           <w:p>
             <w:pPr>
               <w:pStyle w:val="Compact"/>
@@ -5751,7 +5750,7 @@
                     <a:graphicData uri="http://schemas.openxmlformats.org/drawingml/2006/picture">
                       <pic:pic>
                         <pic:nvPicPr>
-                          <pic:cNvPr descr="index_files/figure-docx/notebooks-mak_figures-fig-4-output-1.png" id="64" name="Picture"/>
+                          <pic:cNvPr descr="index_files/figure-docx/notebooks-mak_figures-fig-4a-output-1.png" id="64" name="Picture"/>
                           <pic:cNvPicPr>
                             <a:picLocks noChangeArrowheads="1" noChangeAspect="1"/>
                           </pic:cNvPicPr>
@@ -6029,7 +6028,7 @@
         <w:pStyle w:val="BodyText"/>
       </w:pPr>
       <w:r>
-        <w:t xml:space="preserve">Across both feature importance approaches, geolocation features emerged among the top subset of features. Specifically, location variance, time spent in helpful and harmful locations, and time spent at locations where religious activities are performed were among the top ten features. These findings suggest that although geolocation features may not provide unique signal for prediction, it may be worthwhile to still include them in the model to expand opportunities for intervention and provide precision-oriented recovery support.</w:t>
+        <w:t xml:space="preserve">Across both feature importance approaches, geolocation features emerged among the top subset of features. Specifically, time spent in pleasant, unpleasant, helpful, or harmful locations and time spent at locations where religious activities are performed were among the top ten features. These findings suggest that although geolocation features may not provide unique signal for prediction, it may be worthwhile to still include them in the model to expand opportunities for intervention and provide precision-oriented recovery support.</w:t>
       </w:r>
     </w:p>
     <w:p>
@@ -6157,7 +6156,7 @@
     </w:p>
     <w:bookmarkEnd w:id="73"/>
     <w:bookmarkEnd w:id="74"/>
-    <w:bookmarkStart w:id="182" w:name="references"/>
+    <w:bookmarkStart w:id="181" w:name="references"/>
     <w:p>
       <w:pPr>
         <w:pStyle w:val="Heading1"/>
@@ -6166,7 +6165,7 @@
         <w:t xml:space="preserve">References</w:t>
       </w:r>
     </w:p>
-    <w:bookmarkStart w:id="181" w:name="refs"/>
+    <w:bookmarkStart w:id="180" w:name="refs"/>
     <w:bookmarkStart w:id="75" w:name="Xa6cc3d705527cff91ec886314240e7a8b04e8dd"/>
     <w:p>
       <w:pPr>
@@ -8828,38 +8827,12 @@
       </w:hyperlink>
     </w:p>
     <w:bookmarkEnd w:id="147"/>
-    <w:bookmarkStart w:id="148" w:name="ref-plattProbabilisticOutputsSupport1999"/>
+    <w:bookmarkStart w:id="149" w:name="ref-pulickIdiographicLapsePrediction2025"/>
     <w:p>
       <w:pPr>
         <w:pStyle w:val="Bibliography"/>
       </w:pPr>
       <w:r>
-        <w:t xml:space="preserve">Platt, J. (1999). Probabilistic outputs for support vector machines and comparisons to regularized likelihood methods. In</w:t>
-      </w:r>
-      <w:r>
-        <w:t xml:space="preserve"> </w:t>
-      </w:r>
-      <w:r>
-        <w:rPr>
-          <w:i/>
-          <w:iCs/>
-        </w:rPr>
-        <w:t xml:space="preserve">Advances in large margin classifiers</w:t>
-      </w:r>
-      <w:r>
-        <w:t xml:space="preserve"> </w:t>
-      </w:r>
-      <w:r>
-        <w:t xml:space="preserve">(pp. 61–74). MIT Press.</w:t>
-      </w:r>
-    </w:p>
-    <w:bookmarkEnd w:id="148"/>
-    <w:bookmarkStart w:id="150" w:name="ref-pulickIdiographicLapsePrediction2025"/>
-    <w:p>
-      <w:pPr>
-        <w:pStyle w:val="Bibliography"/>
-      </w:pPr>
-      <w:r>
         <w:t xml:space="preserve">Pulick, E., Curtin, J., &amp; Mintz, Y. (2025). Idiographic</w:t>
       </w:r>
       <w:r>
@@ -8921,7 +8894,7 @@
       <w:r>
         <w:t xml:space="preserve"> </w:t>
       </w:r>
-      <w:hyperlink r:id="rId149">
+      <w:hyperlink r:id="rId148">
         <w:r>
           <w:rPr>
             <w:rStyle w:val="Hyperlink"/>
@@ -8930,8 +8903,8 @@
         </w:r>
       </w:hyperlink>
     </w:p>
-    <w:bookmarkEnd w:id="150"/>
-    <w:bookmarkStart w:id="152" w:name="ref-rajkomarEnsuringFairnessMachine2018"/>
+    <w:bookmarkEnd w:id="149"/>
+    <w:bookmarkStart w:id="151" w:name="ref-rajkomarEnsuringFairnessMachine2018"/>
     <w:p>
       <w:pPr>
         <w:pStyle w:val="Bibliography"/>
@@ -9001,7 +8974,7 @@
       <w:r>
         <w:t xml:space="preserve"> </w:t>
       </w:r>
-      <w:hyperlink r:id="rId151">
+      <w:hyperlink r:id="rId150">
         <w:r>
           <w:rPr>
             <w:rStyle w:val="Hyperlink"/>
@@ -9010,8 +8983,8 @@
         </w:r>
       </w:hyperlink>
     </w:p>
-    <w:bookmarkEnd w:id="152"/>
-    <w:bookmarkStart w:id="154" w:name="ref-salonerBlacksHispanicsAre2013"/>
+    <w:bookmarkEnd w:id="151"/>
+    <w:bookmarkStart w:id="153" w:name="ref-salonerBlacksHispanicsAre2013"/>
     <w:p>
       <w:pPr>
         <w:pStyle w:val="Bibliography"/>
@@ -9060,7 +9033,7 @@
       <w:r>
         <w:t xml:space="preserve"> </w:t>
       </w:r>
-      <w:hyperlink r:id="rId153">
+      <w:hyperlink r:id="rId152">
         <w:r>
           <w:rPr>
             <w:rStyle w:val="Hyperlink"/>
@@ -9069,8 +9042,8 @@
         </w:r>
       </w:hyperlink>
     </w:p>
-    <w:bookmarkEnd w:id="154"/>
-    <w:bookmarkStart w:id="156" w:name="ref-schmidtEthnicDisparitiesClinical2007"/>
+    <w:bookmarkEnd w:id="153"/>
+    <w:bookmarkStart w:id="155" w:name="ref-schmidtEthnicDisparitiesClinical2007"/>
     <w:p>
       <w:pPr>
         <w:pStyle w:val="Bibliography"/>
@@ -9116,7 +9089,7 @@
       <w:r>
         <w:t xml:space="preserve"> </w:t>
       </w:r>
-      <w:hyperlink r:id="rId155">
+      <w:hyperlink r:id="rId154">
         <w:r>
           <w:rPr>
             <w:rStyle w:val="Hyperlink"/>
@@ -9125,8 +9098,8 @@
         </w:r>
       </w:hyperlink>
     </w:p>
-    <w:bookmarkEnd w:id="156"/>
-    <w:bookmarkStart w:id="158" w:name="ref-sigmonAccessTreatmentOpioid2014"/>
+    <w:bookmarkEnd w:id="155"/>
+    <w:bookmarkStart w:id="157" w:name="ref-sigmonAccessTreatmentOpioid2014"/>
     <w:p>
       <w:pPr>
         <w:pStyle w:val="Bibliography"/>
@@ -9172,7 +9145,7 @@
       <w:r>
         <w:t xml:space="preserve"> </w:t>
       </w:r>
-      <w:hyperlink r:id="rId157">
+      <w:hyperlink r:id="rId156">
         <w:r>
           <w:rPr>
             <w:rStyle w:val="Hyperlink"/>
@@ -9181,8 +9154,8 @@
         </w:r>
       </w:hyperlink>
     </w:p>
-    <w:bookmarkEnd w:id="158"/>
-    <w:bookmarkStart w:id="160" w:name="ref-skolnickSyntheticOpioidsHave2024"/>
+    <w:bookmarkEnd w:id="157"/>
+    <w:bookmarkStart w:id="159" w:name="ref-skolnickSyntheticOpioidsHave2024"/>
     <w:p>
       <w:pPr>
         <w:pStyle w:val="Bibliography"/>
@@ -9219,7 +9192,7 @@
       <w:r>
         <w:t xml:space="preserve"> </w:t>
       </w:r>
-      <w:hyperlink r:id="rId159">
+      <w:hyperlink r:id="rId158">
         <w:r>
           <w:rPr>
             <w:rStyle w:val="Hyperlink"/>
@@ -9228,8 +9201,8 @@
         </w:r>
       </w:hyperlink>
     </w:p>
-    <w:bookmarkEnd w:id="160"/>
-    <w:bookmarkStart w:id="162" w:name="ref-stantonRelapsePreventionNeeds2005a"/>
+    <w:bookmarkEnd w:id="159"/>
+    <w:bookmarkStart w:id="161" w:name="ref-stantonRelapsePreventionNeeds2005a"/>
     <w:p>
       <w:pPr>
         <w:pStyle w:val="Bibliography"/>
@@ -9287,7 +9260,7 @@
       <w:r>
         <w:t xml:space="preserve"> </w:t>
       </w:r>
-      <w:hyperlink r:id="rId161">
+      <w:hyperlink r:id="rId160">
         <w:r>
           <w:rPr>
             <w:rStyle w:val="Hyperlink"/>
@@ -9296,8 +9269,8 @@
         </w:r>
       </w:hyperlink>
     </w:p>
-    <w:bookmarkEnd w:id="162"/>
-    <w:bookmarkStart w:id="164" w:name="ref-strangLossToleranceOverdose2003"/>
+    <w:bookmarkEnd w:id="161"/>
+    <w:bookmarkStart w:id="163" w:name="ref-strangLossToleranceOverdose2003"/>
     <w:p>
       <w:pPr>
         <w:pStyle w:val="Bibliography"/>
@@ -9334,7 +9307,7 @@
       <w:r>
         <w:t xml:space="preserve"> </w:t>
       </w:r>
-      <w:hyperlink r:id="rId163">
+      <w:hyperlink r:id="rId162">
         <w:r>
           <w:rPr>
             <w:rStyle w:val="Hyperlink"/>
@@ -9343,71 +9316,71 @@
         </w:r>
       </w:hyperlink>
     </w:p>
+    <w:bookmarkEnd w:id="163"/>
+    <w:bookmarkStart w:id="164" w:name="X28b8f85e424928e66706a578d6053e0308d1105"/>
+    <w:p>
+      <w:pPr>
+        <w:pStyle w:val="Bibliography"/>
+      </w:pPr>
+      <w:r>
+        <w:t xml:space="preserve">Substance Abuse and Mental Health Services Administration. (n.d.).</w:t>
+      </w:r>
+      <w:r>
+        <w:t xml:space="preserve"> </w:t>
+      </w:r>
+      <w:r>
+        <w:rPr>
+          <w:i/>
+          <w:iCs/>
+        </w:rPr>
+        <w:t xml:space="preserve">2024</w:t>
+      </w:r>
+      <w:r>
+        <w:rPr>
+          <w:i/>
+          <w:iCs/>
+        </w:rPr>
+        <w:t xml:space="preserve"> </w:t>
+      </w:r>
+      <w:r>
+        <w:rPr>
+          <w:i/>
+          <w:iCs/>
+        </w:rPr>
+        <w:t xml:space="preserve">NSDUH Detailed Tables</w:t>
+      </w:r>
+      <w:r>
+        <w:rPr>
+          <w:i/>
+          <w:iCs/>
+        </w:rPr>
+        <w:t xml:space="preserve"> </w:t>
+      </w:r>
+      <w:r>
+        <w:rPr>
+          <w:i/>
+          <w:iCs/>
+        </w:rPr>
+        <w:t xml:space="preserve"> </w:t>
+      </w:r>
+      <w:r>
+        <w:rPr>
+          <w:i/>
+          <w:iCs/>
+        </w:rPr>
+        <w:t xml:space="preserve">CBHSQ Data</w:t>
+      </w:r>
+      <w:r>
+        <w:t xml:space="preserve">. https://www.samhsa.gov/data/report/2024-nsduh-detailed-tables.</w:t>
+      </w:r>
+    </w:p>
     <w:bookmarkEnd w:id="164"/>
-    <w:bookmarkStart w:id="165" w:name="X28b8f85e424928e66706a578d6053e0308d1105"/>
+    <w:bookmarkStart w:id="166" w:name="X52c4c4b564080b2dbcc4b68874ef8a36e7b0a07"/>
     <w:p>
       <w:pPr>
         <w:pStyle w:val="Bibliography"/>
       </w:pPr>
       <w:r>
-        <w:t xml:space="preserve">Substance Abuse and Mental Health Services Administration. (n.d.).</w:t>
-      </w:r>
-      <w:r>
-        <w:t xml:space="preserve"> </w:t>
-      </w:r>
-      <w:r>
-        <w:rPr>
-          <w:i/>
-          <w:iCs/>
-        </w:rPr>
-        <w:t xml:space="preserve">2024</w:t>
-      </w:r>
-      <w:r>
-        <w:rPr>
-          <w:i/>
-          <w:iCs/>
-        </w:rPr>
-        <w:t xml:space="preserve"> </w:t>
-      </w:r>
-      <w:r>
-        <w:rPr>
-          <w:i/>
-          <w:iCs/>
-        </w:rPr>
-        <w:t xml:space="preserve">NSDUH Detailed Tables</w:t>
-      </w:r>
-      <w:r>
-        <w:rPr>
-          <w:i/>
-          <w:iCs/>
-        </w:rPr>
-        <w:t xml:space="preserve"> </w:t>
-      </w:r>
-      <w:r>
-        <w:rPr>
-          <w:i/>
-          <w:iCs/>
-        </w:rPr>
-        <w:t xml:space="preserve"> </w:t>
-      </w:r>
-      <w:r>
-        <w:rPr>
-          <w:i/>
-          <w:iCs/>
-        </w:rPr>
-        <w:t xml:space="preserve">CBHSQ Data</w:t>
-      </w:r>
-      <w:r>
-        <w:t xml:space="preserve">. https://www.samhsa.gov/data/report/2024-nsduh-detailed-tables.</w:t>
-      </w:r>
-    </w:p>
-    <w:bookmarkEnd w:id="165"/>
-    <w:bookmarkStart w:id="167" w:name="X52c4c4b564080b2dbcc4b68874ef8a36e7b0a07"/>
-    <w:p>
-      <w:pPr>
-        <w:pStyle w:val="Bibliography"/>
-      </w:pPr>
-      <w:r>
         <w:t xml:space="preserve">Van Calster, B., Collins, G. S., Vickers, A. J., Wynants, L., Kerr, K. F., Barreñada, L., Varoquaux, G., Singh, K., Moons, K. G., Hernandez-Boussard, T., Timmerman, D., McLernon, D. J., Van Smeden, M., &amp; Steyerberg, E. W. (2025). Evaluation of performance measures in predictive artificial intelligence models to support medical decisions: Overview and guidance.</w:t>
       </w:r>
       <w:r>
@@ -9426,7 +9399,7 @@
       <w:r>
         <w:t xml:space="preserve"> </w:t>
       </w:r>
-      <w:hyperlink r:id="rId166">
+      <w:hyperlink r:id="rId165">
         <w:r>
           <w:rPr>
             <w:rStyle w:val="Hyperlink"/>
@@ -9435,8 +9408,8 @@
         </w:r>
       </w:hyperlink>
     </w:p>
-    <w:bookmarkEnd w:id="167"/>
-    <w:bookmarkStart w:id="169" w:name="ref-walitzerGenderDifferencesAlcohol2006"/>
+    <w:bookmarkEnd w:id="166"/>
+    <w:bookmarkStart w:id="168" w:name="ref-walitzerGenderDifferencesAlcohol2006"/>
     <w:p>
       <w:pPr>
         <w:pStyle w:val="Bibliography"/>
@@ -9473,7 +9446,7 @@
       <w:r>
         <w:t xml:space="preserve"> </w:t>
       </w:r>
-      <w:hyperlink r:id="rId168">
+      <w:hyperlink r:id="rId167">
         <w:r>
           <w:rPr>
             <w:rStyle w:val="Hyperlink"/>
@@ -9482,81 +9455,81 @@
         </w:r>
       </w:hyperlink>
     </w:p>
+    <w:bookmarkEnd w:id="168"/>
+    <w:bookmarkStart w:id="169" w:name="X00d53e799ac148a12fd23d85f7c587e1d44cff6"/>
+    <w:p>
+      <w:pPr>
+        <w:pStyle w:val="Bibliography"/>
+      </w:pPr>
+      <w:r>
+        <w:t xml:space="preserve">Witkiewitz, K. A., &amp; Marlatt, G. A. (Eds.). (2007).</w:t>
+      </w:r>
+      <w:r>
+        <w:t xml:space="preserve"> </w:t>
+      </w:r>
+      <w:r>
+        <w:rPr>
+          <w:i/>
+          <w:iCs/>
+        </w:rPr>
+        <w:t xml:space="preserve">Therapist’s</w:t>
+      </w:r>
+      <w:r>
+        <w:rPr>
+          <w:i/>
+          <w:iCs/>
+        </w:rPr>
+        <w:t xml:space="preserve"> </w:t>
+      </w:r>
+      <w:r>
+        <w:rPr>
+          <w:i/>
+          <w:iCs/>
+        </w:rPr>
+        <w:t xml:space="preserve">Guide</w:t>
+      </w:r>
+      <w:r>
+        <w:rPr>
+          <w:i/>
+          <w:iCs/>
+        </w:rPr>
+        <w:t xml:space="preserve"> </w:t>
+      </w:r>
+      <w:r>
+        <w:rPr>
+          <w:i/>
+          <w:iCs/>
+        </w:rPr>
+        <w:t xml:space="preserve">to</w:t>
+      </w:r>
+      <w:r>
+        <w:rPr>
+          <w:i/>
+          <w:iCs/>
+        </w:rPr>
+        <w:t xml:space="preserve"> </w:t>
+      </w:r>
+      <w:r>
+        <w:rPr>
+          <w:i/>
+          <w:iCs/>
+        </w:rPr>
+        <w:t xml:space="preserve">Evidence-Based Relapse Prevention</w:t>
+      </w:r>
+      <w:r>
+        <w:t xml:space="preserve"> </w:t>
+      </w:r>
+      <w:r>
+        <w:t xml:space="preserve">(1st edition). Academic Press.</w:t>
+      </w:r>
+    </w:p>
     <w:bookmarkEnd w:id="169"/>
-    <w:bookmarkStart w:id="170" w:name="X00d53e799ac148a12fd23d85f7c587e1d44cff6"/>
+    <w:bookmarkStart w:id="171" w:name="X4446e184b7dd55a61fd406499f32542fdcf24b5"/>
     <w:p>
       <w:pPr>
         <w:pStyle w:val="Bibliography"/>
       </w:pPr>
       <w:r>
-        <w:t xml:space="preserve">Witkiewitz, K. A., &amp; Marlatt, G. A. (Eds.). (2007).</w:t>
-      </w:r>
-      <w:r>
-        <w:t xml:space="preserve"> </w:t>
-      </w:r>
-      <w:r>
-        <w:rPr>
-          <w:i/>
-          <w:iCs/>
-        </w:rPr>
-        <w:t xml:space="preserve">Therapist’s</w:t>
-      </w:r>
-      <w:r>
-        <w:rPr>
-          <w:i/>
-          <w:iCs/>
-        </w:rPr>
-        <w:t xml:space="preserve"> </w:t>
-      </w:r>
-      <w:r>
-        <w:rPr>
-          <w:i/>
-          <w:iCs/>
-        </w:rPr>
-        <w:t xml:space="preserve">Guide</w:t>
-      </w:r>
-      <w:r>
-        <w:rPr>
-          <w:i/>
-          <w:iCs/>
-        </w:rPr>
-        <w:t xml:space="preserve"> </w:t>
-      </w:r>
-      <w:r>
-        <w:rPr>
-          <w:i/>
-          <w:iCs/>
-        </w:rPr>
-        <w:t xml:space="preserve">to</w:t>
-      </w:r>
-      <w:r>
-        <w:rPr>
-          <w:i/>
-          <w:iCs/>
-        </w:rPr>
-        <w:t xml:space="preserve"> </w:t>
-      </w:r>
-      <w:r>
-        <w:rPr>
-          <w:i/>
-          <w:iCs/>
-        </w:rPr>
-        <w:t xml:space="preserve">Evidence-Based Relapse Prevention</w:t>
-      </w:r>
-      <w:r>
-        <w:t xml:space="preserve"> </w:t>
-      </w:r>
-      <w:r>
-        <w:t xml:space="preserve">(1st edition). Academic Press.</w:t>
-      </w:r>
-    </w:p>
-    <w:bookmarkEnd w:id="170"/>
-    <w:bookmarkStart w:id="172" w:name="X4446e184b7dd55a61fd406499f32542fdcf24b5"/>
-    <w:p>
-      <w:pPr>
-        <w:pStyle w:val="Bibliography"/>
-      </w:pPr>
-      <w:r>
         <w:t xml:space="preserve">Witkiewitz, K., &amp; Marlatt, G. A. (2004). Relapse prevention for alcohol and drug problems:</w:t>
       </w:r>
       <w:r>
@@ -9600,7 +9573,7 @@
       <w:r>
         <w:t xml:space="preserve"> </w:t>
       </w:r>
-      <w:hyperlink r:id="rId171">
+      <w:hyperlink r:id="rId170">
         <w:r>
           <w:rPr>
             <w:rStyle w:val="Hyperlink"/>
@@ -9609,8 +9582,8 @@
         </w:r>
       </w:hyperlink>
     </w:p>
-    <w:bookmarkEnd w:id="172"/>
-    <w:bookmarkStart w:id="174" w:name="ref-woodLotPeopleCall2019"/>
+    <w:bookmarkEnd w:id="171"/>
+    <w:bookmarkStart w:id="173" w:name="ref-woodLotPeopleCall2019"/>
     <w:p>
       <w:pPr>
         <w:pStyle w:val="Bibliography"/>
@@ -9668,7 +9641,7 @@
       <w:r>
         <w:t xml:space="preserve"> </w:t>
       </w:r>
-      <w:hyperlink r:id="rId173">
+      <w:hyperlink r:id="rId172">
         <w:r>
           <w:rPr>
             <w:rStyle w:val="Hyperlink"/>
@@ -9677,8 +9650,8 @@
         </w:r>
       </w:hyperlink>
     </w:p>
-    <w:bookmarkEnd w:id="174"/>
-    <w:bookmarkStart w:id="176" w:name="Xb35ee182d565575e339a0170868456c1684f821"/>
+    <w:bookmarkEnd w:id="173"/>
+    <w:bookmarkStart w:id="175" w:name="Xb35ee182d565575e339a0170868456c1684f821"/>
     <w:p>
       <w:pPr>
         <w:pStyle w:val="Bibliography"/>
@@ -9733,7 +9706,7 @@
       <w:r>
         <w:t xml:space="preserve"> </w:t>
       </w:r>
-      <w:hyperlink r:id="rId175">
+      <w:hyperlink r:id="rId174">
         <w:r>
           <w:rPr>
             <w:rStyle w:val="Hyperlink"/>
@@ -9742,8 +9715,8 @@
         </w:r>
       </w:hyperlink>
     </w:p>
-    <w:bookmarkEnd w:id="176"/>
-    <w:bookmarkStart w:id="178" w:name="ref-wyantMachineLearningModels2024"/>
+    <w:bookmarkEnd w:id="175"/>
+    <w:bookmarkStart w:id="177" w:name="ref-wyantMachineLearningModels2024"/>
     <w:p>
       <w:pPr>
         <w:pStyle w:val="Bibliography"/>
@@ -9767,7 +9740,7 @@
       <w:r>
         <w:t xml:space="preserve"> </w:t>
       </w:r>
-      <w:hyperlink r:id="rId177">
+      <w:hyperlink r:id="rId176">
         <w:r>
           <w:rPr>
             <w:rStyle w:val="Hyperlink"/>
@@ -9776,8 +9749,8 @@
         </w:r>
       </w:hyperlink>
     </w:p>
-    <w:bookmarkEnd w:id="178"/>
-    <w:bookmarkStart w:id="180" w:name="X919c097397142f85d541b216884b2f657258800"/>
+    <w:bookmarkEnd w:id="177"/>
+    <w:bookmarkStart w:id="179" w:name="X919c097397142f85d541b216884b2f657258800"/>
     <w:p>
       <w:pPr>
         <w:pStyle w:val="Bibliography"/>
@@ -9841,7 +9814,7 @@
       <w:r>
         <w:t xml:space="preserve"> </w:t>
       </w:r>
-      <w:hyperlink r:id="rId179">
+      <w:hyperlink r:id="rId178">
         <w:r>
           <w:rPr>
             <w:rStyle w:val="Hyperlink"/>
@@ -9850,9 +9823,9 @@
         </w:r>
       </w:hyperlink>
     </w:p>
+    <w:bookmarkEnd w:id="179"/>
     <w:bookmarkEnd w:id="180"/>
     <w:bookmarkEnd w:id="181"/>
-    <w:bookmarkEnd w:id="182"/>
     <w:sectPr>
       <w:footnotePr>
         <w:numRestart w:val="eachSect"/>
